--- a/Network_Validation/Roteiro de Apresentação.docx
+++ b/Network_Validation/Roteiro de Apresentação.docx
@@ -54,12 +54,42 @@
         </w:rPr>
         <w:t xml:space="preserve">Artigo - </w:t>
       </w:r>
+      <w:proofErr w:type="spellStart"/>
       <w:r>
         <w:rPr>
           <w:color w:val="EE0000"/>
         </w:rPr>
-        <w:t>Deep Residual Learning for Image Recognition</w:t>
-      </w:r>
+        <w:t>Deep</w:t>
+      </w:r>
+      <w:proofErr w:type="spellEnd"/>
+      <w:r>
+        <w:rPr>
+          <w:color w:val="EE0000"/>
+        </w:rPr>
+        <w:t xml:space="preserve"> Residual Learning for </w:t>
+      </w:r>
+      <w:proofErr w:type="spellStart"/>
+      <w:r>
+        <w:rPr>
+          <w:color w:val="EE0000"/>
+        </w:rPr>
+        <w:t>Image</w:t>
+      </w:r>
+      <w:proofErr w:type="spellEnd"/>
+      <w:r>
+        <w:rPr>
+          <w:color w:val="EE0000"/>
+        </w:rPr>
+        <w:t xml:space="preserve"> </w:t>
+      </w:r>
+      <w:proofErr w:type="spellStart"/>
+      <w:r>
+        <w:rPr>
+          <w:color w:val="EE0000"/>
+        </w:rPr>
+        <w:t>Recognition</w:t>
+      </w:r>
+      <w:proofErr w:type="spellEnd"/>
     </w:p>
     <w:p>
       <w:pPr>
@@ -87,7 +117,63 @@
         <w:rPr>
           <w:color w:val="EE0000"/>
         </w:rPr>
-        <w:t>Redes neurais mais profundas são mais difíceis de treinar. Apresentamos uma estrutura de aprendizado residual para facilitar o treinamento de redes substancialmente mais profundas do que as usadas anteriormente. Reformulamos explicitamente as camadas como aprendizado de funções residuais com referência às entradas da camada, em vez de aprendizado de funções sem referência. Fornecemos evidências empíricas abrangentes mostrando que essas redes residuais são mais fáceis de otimizar e podem obter precisão com um aumento considerável na profundidade. No conjunto de dados ImageNet, avaliamos redes residuais com uma profundidade de até 152 camadas — 8 vezes mais profundas do que as redes VGG [40], mas ainda com menor complexidade. Um conjunto dessas redes residuais atinge um erro de 3,57% no conjunto de teste ImageNet. Esse resultado conquistou o 1º lugar na tarefa de classificação do ILSVRC 2015. Também apresentamos análises no CIFAR-10 com 100 e 1000 camadas. A profundidade das representações é de importância central para muitas tarefas de reconhecimento visual. Somente devido às nossas representações extremamente profundas, obtemos uma melhoria relativa de 28% no conjunto de dados de detecção de objetos COCO. Redes residuais profundas são a base de nossas submissões para as competições ILSVRC e COCO 2015¹, onde também conquistamos o 1º lugar nas tarefas de detecção ImageNet, localização ImageNet, detecção COCO e segmentação COCO.</w:t>
+        <w:t xml:space="preserve">Redes neurais mais profundas são mais difíceis de treinar. Apresentamos uma estrutura de aprendizado residual para facilitar o treinamento de redes substancialmente mais profundas do que as usadas anteriormente. Reformulamos explicitamente as camadas como aprendizado de funções residuais com referência às entradas da camada, em vez de aprendizado de funções sem referência. Fornecemos evidências empíricas abrangentes mostrando que essas redes residuais são mais fáceis de otimizar e podem obter precisão com um aumento considerável na profundidade. No conjunto de dados </w:t>
+      </w:r>
+      <w:proofErr w:type="spellStart"/>
+      <w:r>
+        <w:rPr>
+          <w:color w:val="EE0000"/>
+        </w:rPr>
+        <w:t>ImageNet</w:t>
+      </w:r>
+      <w:proofErr w:type="spellEnd"/>
+      <w:r>
+        <w:rPr>
+          <w:color w:val="EE0000"/>
+        </w:rPr>
+        <w:t xml:space="preserve">, avaliamos redes residuais com uma profundidade de até 152 camadas — 8 vezes mais profundas do que as redes VGG [40], mas ainda com menor complexidade. Um conjunto dessas redes residuais atinge um erro de 3,57% no conjunto de teste </w:t>
+      </w:r>
+      <w:proofErr w:type="spellStart"/>
+      <w:r>
+        <w:rPr>
+          <w:color w:val="EE0000"/>
+        </w:rPr>
+        <w:t>ImageNet</w:t>
+      </w:r>
+      <w:proofErr w:type="spellEnd"/>
+      <w:r>
+        <w:rPr>
+          <w:color w:val="EE0000"/>
+        </w:rPr>
+        <w:t xml:space="preserve">. Esse resultado conquistou o 1º lugar na tarefa de classificação do ILSVRC 2015. Também apresentamos análises no CIFAR-10 com 100 e 1000 camadas. A profundidade das representações é de importância central para muitas tarefas de reconhecimento visual. Somente devido às nossas representações extremamente profundas, obtemos uma melhoria relativa de 28% no conjunto de dados de detecção de objetos COCO. Redes residuais profundas são a base de nossas submissões para as competições ILSVRC e COCO 2015¹, onde também conquistamos o 1º lugar nas tarefas de detecção </w:t>
+      </w:r>
+      <w:proofErr w:type="spellStart"/>
+      <w:r>
+        <w:rPr>
+          <w:color w:val="EE0000"/>
+        </w:rPr>
+        <w:t>ImageNet</w:t>
+      </w:r>
+      <w:proofErr w:type="spellEnd"/>
+      <w:r>
+        <w:rPr>
+          <w:color w:val="EE0000"/>
+        </w:rPr>
+        <w:t xml:space="preserve">, localização </w:t>
+      </w:r>
+      <w:proofErr w:type="spellStart"/>
+      <w:r>
+        <w:rPr>
+          <w:color w:val="EE0000"/>
+        </w:rPr>
+        <w:t>ImageNet</w:t>
+      </w:r>
+      <w:proofErr w:type="spellEnd"/>
+      <w:r>
+        <w:rPr>
+          <w:color w:val="EE0000"/>
+        </w:rPr>
+        <w:t>, detecção COCO e segmentação COCO.</w:t>
       </w:r>
     </w:p>
     <w:p>
@@ -152,7 +238,15 @@
         <w:t xml:space="preserve"> </w:t>
       </w:r>
       <w:r>
-        <w:t>Utilização de TFRecords.</w:t>
+        <w:t xml:space="preserve">Utilização de </w:t>
+      </w:r>
+      <w:proofErr w:type="spellStart"/>
+      <w:r>
+        <w:t>TFRecords</w:t>
+      </w:r>
+      <w:proofErr w:type="spellEnd"/>
+      <w:r>
+        <w:t>.</w:t>
       </w:r>
     </w:p>
     <w:p>
@@ -170,8 +264,82 @@
         </w:numPr>
         <w:jc w:val="both"/>
       </w:pPr>
-      <w:r>
-        <w:t xml:space="preserve">TFRecord é um formato binário de serialização criado pelo TensorFlow para armazenar exemplos (ex: imagem + label) de maneira eficiente e compacta. Cada arquivo .tfrecord contém uma sequência de tf.train.Example serializados — estruturas protobuf que encapsulam um dicionário de features (bytes, inteiros, floats). </w:t>
+      <w:proofErr w:type="spellStart"/>
+      <w:r>
+        <w:t>TFRecord</w:t>
+      </w:r>
+      <w:proofErr w:type="spellEnd"/>
+      <w:r>
+        <w:t xml:space="preserve"> é um formato binário de serialização criado pelo </w:t>
+      </w:r>
+      <w:proofErr w:type="spellStart"/>
+      <w:r>
+        <w:t>TensorFlow</w:t>
+      </w:r>
+      <w:proofErr w:type="spellEnd"/>
+      <w:r>
+        <w:t xml:space="preserve"> para armazenar exemplos (</w:t>
+      </w:r>
+      <w:proofErr w:type="spellStart"/>
+      <w:r>
+        <w:t>ex</w:t>
+      </w:r>
+      <w:proofErr w:type="spellEnd"/>
+      <w:r>
+        <w:t xml:space="preserve">: imagem + </w:t>
+      </w:r>
+      <w:proofErr w:type="spellStart"/>
+      <w:r>
+        <w:t>label</w:t>
+      </w:r>
+      <w:proofErr w:type="spellEnd"/>
+      <w:r>
+        <w:t xml:space="preserve">) de maneira eficiente e compacta. Cada </w:t>
+      </w:r>
+      <w:proofErr w:type="gramStart"/>
+      <w:r>
+        <w:t>arquivo .</w:t>
+      </w:r>
+      <w:proofErr w:type="spellStart"/>
+      <w:r>
+        <w:t>tfrecord</w:t>
+      </w:r>
+      <w:proofErr w:type="spellEnd"/>
+      <w:proofErr w:type="gramEnd"/>
+      <w:r>
+        <w:t xml:space="preserve"> contém uma sequência de </w:t>
+      </w:r>
+      <w:proofErr w:type="spellStart"/>
+      <w:proofErr w:type="gramStart"/>
+      <w:r>
+        <w:t>tf.train</w:t>
+      </w:r>
+      <w:proofErr w:type="gramEnd"/>
+      <w:r>
+        <w:t>.Example</w:t>
+      </w:r>
+      <w:proofErr w:type="spellEnd"/>
+      <w:r>
+        <w:t xml:space="preserve"> serializados</w:t>
+      </w:r>
+      <w:r>
+        <w:t xml:space="preserve">. </w:t>
+      </w:r>
+      <w:proofErr w:type="gramStart"/>
+      <w:r>
+        <w:t>Por</w:t>
+      </w:r>
+      <w:proofErr w:type="gramEnd"/>
+      <w:r>
+        <w:t xml:space="preserve"> ser um formato binário contínuo, </w:t>
+      </w:r>
+      <w:proofErr w:type="spellStart"/>
+      <w:r>
+        <w:t>TFRecords</w:t>
+      </w:r>
+      <w:proofErr w:type="spellEnd"/>
+      <w:r>
+        <w:t xml:space="preserve"> permitem leitura sequencial muito rápida, baixa sobrecarga em Python e boa compressibilidade, tornando-o ideal para I/O intensivo durante treino em GPU/TPU.</w:t>
       </w:r>
     </w:p>
     <w:p>
@@ -191,7 +359,58 @@
         <w:jc w:val="both"/>
       </w:pPr>
       <w:r>
-        <w:t>Por ser um formato binário contínuo, TFRecords permitem leitura sequencial muito rápida, baixa sobrecarga em Python e boa compressibilidade, tornando-o ideal para I/O intensivo durante treino em GPU/TPU.</w:t>
+        <w:t xml:space="preserve">Gerar </w:t>
+      </w:r>
+      <w:proofErr w:type="spellStart"/>
+      <w:r>
+        <w:t>TFRecords</w:t>
+      </w:r>
+      <w:proofErr w:type="spellEnd"/>
+      <w:r>
+        <w:t xml:space="preserve"> significa transformar cada exemplo bruto (por exemplo, o conteúdo em bytes de uma imagem JPEG e seu </w:t>
+      </w:r>
+      <w:proofErr w:type="spellStart"/>
+      <w:r>
+        <w:t>label</w:t>
+      </w:r>
+      <w:proofErr w:type="spellEnd"/>
+      <w:r>
+        <w:t xml:space="preserve"> associado) em um </w:t>
+      </w:r>
+      <w:proofErr w:type="spellStart"/>
+      <w:proofErr w:type="gramStart"/>
+      <w:r>
+        <w:t>tf.train</w:t>
+      </w:r>
+      <w:proofErr w:type="gramEnd"/>
+      <w:r>
+        <w:t>.Example</w:t>
+      </w:r>
+      <w:proofErr w:type="spellEnd"/>
+      <w:r>
+        <w:t xml:space="preserve"> e escrever esse </w:t>
+      </w:r>
+      <w:proofErr w:type="spellStart"/>
+      <w:r>
+        <w:t>blob</w:t>
+      </w:r>
+      <w:proofErr w:type="spellEnd"/>
+      <w:r>
+        <w:t xml:space="preserve"> serializado em arquivos </w:t>
+      </w:r>
+      <w:r>
+        <w:t>fragmentados (</w:t>
+      </w:r>
+      <w:proofErr w:type="spellStart"/>
+      <w:r>
+        <w:t>shards</w:t>
+      </w:r>
+      <w:proofErr w:type="spellEnd"/>
+      <w:r>
+        <w:t>)</w:t>
+      </w:r>
+      <w:r>
+        <w:t>.</w:t>
       </w:r>
     </w:p>
     <w:p>
@@ -211,47 +430,61 @@
         <w:jc w:val="both"/>
       </w:pPr>
       <w:r>
-        <w:t xml:space="preserve">Gerar TFRecords significa transformar cada exemplo bruto (por exemplo, o conteúdo em bytes de uma imagem JPEG e seu label associado) em um tf.train.Example e escrever esse blob serializado em arquivos </w:t>
-      </w:r>
-      <w:r>
-        <w:t>fragmentados (shards)</w:t>
-      </w:r>
-      <w:r>
-        <w:t>.</w:t>
-      </w:r>
-    </w:p>
-    <w:p>
-      <w:pPr>
-        <w:pStyle w:val="PargrafodaLista"/>
-      </w:pPr>
-    </w:p>
-    <w:p>
-      <w:pPr>
-        <w:pStyle w:val="PargrafodaLista"/>
-      </w:pPr>
-    </w:p>
-    <w:p>
-      <w:pPr>
-        <w:pStyle w:val="PargrafodaLista"/>
-      </w:pPr>
-    </w:p>
-    <w:p>
-      <w:pPr>
-        <w:pStyle w:val="PargrafodaLista"/>
-      </w:pPr>
-    </w:p>
-    <w:p>
-      <w:pPr>
-        <w:pStyle w:val="PargrafodaLista"/>
-        <w:numPr>
-          <w:ilvl w:val="0"/>
-          <w:numId w:val="43"/>
-        </w:numPr>
-        <w:jc w:val="both"/>
-      </w:pPr>
-      <w:r>
-        <w:lastRenderedPageBreak/>
-        <w:t>No seu pipeline, a geração ocorre em streaming: o script abre ILSVRC2012_img_train.tar, percorre os .tar internos de cada synset, extrai o conteúdo de cada imagem como bytes (sem escrever nada em disco), e escreve esses bytes junto com o label no TFRecord apropriado. Esse fluxo elimina a necessidade de extrair centenas de milhares de arquivos JPEG no filesystem, reduz cópias e permite criar os shards diretamente a partir do fluxo de leitura, economizando espaço e tempo de I/O intermediário.</w:t>
+        <w:t>No</w:t>
+      </w:r>
+      <w:r>
+        <w:t xml:space="preserve"> </w:t>
+      </w:r>
+      <w:r>
+        <w:t>pipeline, a geração ocorre em streaming: o script abre ILSVRC2012_img_train.tar, percorre os .</w:t>
+      </w:r>
+      <w:proofErr w:type="spellStart"/>
+      <w:r>
+        <w:t>tar</w:t>
+      </w:r>
+      <w:proofErr w:type="spellEnd"/>
+      <w:r>
+        <w:t xml:space="preserve"> internos de cada </w:t>
+      </w:r>
+      <w:proofErr w:type="spellStart"/>
+      <w:r>
+        <w:t>synset</w:t>
+      </w:r>
+      <w:proofErr w:type="spellEnd"/>
+      <w:r>
+        <w:t xml:space="preserve">, extrai o conteúdo de cada imagem como bytes (sem escrever nada em disco), e escreve esses bytes junto com o </w:t>
+      </w:r>
+      <w:proofErr w:type="spellStart"/>
+      <w:r>
+        <w:t>label</w:t>
+      </w:r>
+      <w:proofErr w:type="spellEnd"/>
+      <w:r>
+        <w:t xml:space="preserve"> no </w:t>
+      </w:r>
+      <w:proofErr w:type="spellStart"/>
+      <w:r>
+        <w:t>TFRecord</w:t>
+      </w:r>
+      <w:proofErr w:type="spellEnd"/>
+      <w:r>
+        <w:t xml:space="preserve"> apropriado. Esse fluxo elimina a necessidade de extrair centenas de milhares de arquivos JPEG no </w:t>
+      </w:r>
+      <w:proofErr w:type="spellStart"/>
+      <w:r>
+        <w:t>filesystem</w:t>
+      </w:r>
+      <w:proofErr w:type="spellEnd"/>
+      <w:r>
+        <w:t xml:space="preserve">, reduz cópias e permite criar os </w:t>
+      </w:r>
+      <w:proofErr w:type="spellStart"/>
+      <w:r>
+        <w:t>shards</w:t>
+      </w:r>
+      <w:proofErr w:type="spellEnd"/>
+      <w:r>
+        <w:t xml:space="preserve"> diretamente a partir do fluxo de leitura, economizando espaço e tempo de I/O intermediário.</w:t>
       </w:r>
     </w:p>
     <w:p>
@@ -321,25 +554,246 @@
         <w:t xml:space="preserve"> das imagens: </w:t>
       </w:r>
       <w:r>
-        <w:t>“Our implementation for ImageNet follows the practice in [21,40].</w:t>
-      </w:r>
+        <w:t>“</w:t>
+      </w:r>
+      <w:proofErr w:type="spellStart"/>
+      <w:r>
+        <w:t>Our</w:t>
+      </w:r>
+      <w:proofErr w:type="spellEnd"/>
       <w:r>
         <w:t xml:space="preserve"> </w:t>
       </w:r>
-      <w:r>
-        <w:t>The image is resized with its shorter side randomly sampled in [256, 480] for scale augmentation [40].</w:t>
-      </w:r>
+      <w:proofErr w:type="spellStart"/>
+      <w:r>
+        <w:t>implementation</w:t>
+      </w:r>
+      <w:proofErr w:type="spellEnd"/>
+      <w:r>
+        <w:t xml:space="preserve"> for </w:t>
+      </w:r>
+      <w:proofErr w:type="spellStart"/>
+      <w:r>
+        <w:t>ImageNet</w:t>
+      </w:r>
+      <w:proofErr w:type="spellEnd"/>
+      <w:r>
+        <w:t xml:space="preserve"> follows </w:t>
+      </w:r>
+      <w:proofErr w:type="spellStart"/>
+      <w:r>
+        <w:t>the</w:t>
+      </w:r>
+      <w:proofErr w:type="spellEnd"/>
       <w:r>
         <w:t xml:space="preserve"> </w:t>
       </w:r>
-      <w:r>
-        <w:t>A 224×224 crop is randomly sampled from an image or its horizontal flip,</w:t>
+      <w:proofErr w:type="spellStart"/>
+      <w:r>
+        <w:t>practice</w:t>
+      </w:r>
+      <w:proofErr w:type="spellEnd"/>
+      <w:r>
+        <w:t xml:space="preserve"> in [21,40].</w:t>
       </w:r>
       <w:r>
         <w:t xml:space="preserve"> </w:t>
       </w:r>
       <w:r>
-        <w:t>with the per-pixel mean subtracted [21].”</w:t>
+        <w:t xml:space="preserve">The </w:t>
+      </w:r>
+      <w:proofErr w:type="spellStart"/>
+      <w:r>
+        <w:t>image</w:t>
+      </w:r>
+      <w:proofErr w:type="spellEnd"/>
+      <w:r>
+        <w:t xml:space="preserve"> </w:t>
+      </w:r>
+      <w:proofErr w:type="spellStart"/>
+      <w:r>
+        <w:t>is</w:t>
+      </w:r>
+      <w:proofErr w:type="spellEnd"/>
+      <w:r>
+        <w:t xml:space="preserve"> </w:t>
+      </w:r>
+      <w:proofErr w:type="spellStart"/>
+      <w:r>
+        <w:t>resized</w:t>
+      </w:r>
+      <w:proofErr w:type="spellEnd"/>
+      <w:r>
+        <w:t xml:space="preserve"> </w:t>
+      </w:r>
+      <w:proofErr w:type="spellStart"/>
+      <w:r>
+        <w:t>with</w:t>
+      </w:r>
+      <w:proofErr w:type="spellEnd"/>
+      <w:r>
+        <w:t xml:space="preserve"> its </w:t>
+      </w:r>
+      <w:proofErr w:type="spellStart"/>
+      <w:r>
+        <w:t>shorter</w:t>
+      </w:r>
+      <w:proofErr w:type="spellEnd"/>
+      <w:r>
+        <w:t xml:space="preserve"> </w:t>
+      </w:r>
+      <w:proofErr w:type="spellStart"/>
+      <w:r>
+        <w:t>side</w:t>
+      </w:r>
+      <w:proofErr w:type="spellEnd"/>
+      <w:r>
+        <w:t xml:space="preserve"> </w:t>
+      </w:r>
+      <w:proofErr w:type="spellStart"/>
+      <w:r>
+        <w:t>randomly</w:t>
+      </w:r>
+      <w:proofErr w:type="spellEnd"/>
+      <w:r>
+        <w:t xml:space="preserve"> </w:t>
+      </w:r>
+      <w:proofErr w:type="spellStart"/>
+      <w:r>
+        <w:t>sampled</w:t>
+      </w:r>
+      <w:proofErr w:type="spellEnd"/>
+      <w:r>
+        <w:t xml:space="preserve"> in [256, 480] for </w:t>
+      </w:r>
+      <w:proofErr w:type="spellStart"/>
+      <w:r>
+        <w:t>scale</w:t>
+      </w:r>
+      <w:proofErr w:type="spellEnd"/>
+      <w:r>
+        <w:t xml:space="preserve"> </w:t>
+      </w:r>
+      <w:proofErr w:type="spellStart"/>
+      <w:r>
+        <w:t>augmentation</w:t>
+      </w:r>
+      <w:proofErr w:type="spellEnd"/>
+      <w:r>
+        <w:t xml:space="preserve"> [40].</w:t>
+      </w:r>
+      <w:r>
+        <w:t xml:space="preserve"> </w:t>
+      </w:r>
+      <w:r>
+        <w:t xml:space="preserve">A 224×224 </w:t>
+      </w:r>
+      <w:proofErr w:type="spellStart"/>
+      <w:r>
+        <w:t>crop</w:t>
+      </w:r>
+      <w:proofErr w:type="spellEnd"/>
+      <w:r>
+        <w:t xml:space="preserve"> </w:t>
+      </w:r>
+      <w:proofErr w:type="spellStart"/>
+      <w:r>
+        <w:t>is</w:t>
+      </w:r>
+      <w:proofErr w:type="spellEnd"/>
+      <w:r>
+        <w:t xml:space="preserve"> </w:t>
+      </w:r>
+      <w:proofErr w:type="spellStart"/>
+      <w:r>
+        <w:t>randomly</w:t>
+      </w:r>
+      <w:proofErr w:type="spellEnd"/>
+      <w:r>
+        <w:t xml:space="preserve"> </w:t>
+      </w:r>
+      <w:proofErr w:type="spellStart"/>
+      <w:r>
+        <w:t>sampled</w:t>
+      </w:r>
+      <w:proofErr w:type="spellEnd"/>
+      <w:r>
+        <w:t xml:space="preserve"> </w:t>
+      </w:r>
+      <w:proofErr w:type="spellStart"/>
+      <w:r>
+        <w:t>from</w:t>
+      </w:r>
+      <w:proofErr w:type="spellEnd"/>
+      <w:r>
+        <w:t xml:space="preserve"> </w:t>
+      </w:r>
+      <w:proofErr w:type="spellStart"/>
+      <w:r>
+        <w:t>an</w:t>
+      </w:r>
+      <w:proofErr w:type="spellEnd"/>
+      <w:r>
+        <w:t xml:space="preserve"> </w:t>
+      </w:r>
+      <w:proofErr w:type="spellStart"/>
+      <w:r>
+        <w:t>image</w:t>
+      </w:r>
+      <w:proofErr w:type="spellEnd"/>
+      <w:r>
+        <w:t xml:space="preserve"> </w:t>
+      </w:r>
+      <w:proofErr w:type="spellStart"/>
+      <w:r>
+        <w:t>or</w:t>
+      </w:r>
+      <w:proofErr w:type="spellEnd"/>
+      <w:r>
+        <w:t xml:space="preserve"> </w:t>
+      </w:r>
+      <w:proofErr w:type="gramStart"/>
+      <w:r>
+        <w:t>its horizontal</w:t>
+      </w:r>
+      <w:proofErr w:type="gramEnd"/>
+      <w:r>
+        <w:t xml:space="preserve"> flip,</w:t>
+      </w:r>
+      <w:r>
+        <w:t xml:space="preserve"> </w:t>
+      </w:r>
+      <w:proofErr w:type="spellStart"/>
+      <w:r>
+        <w:t>with</w:t>
+      </w:r>
+      <w:proofErr w:type="spellEnd"/>
+      <w:r>
+        <w:t xml:space="preserve"> </w:t>
+      </w:r>
+      <w:proofErr w:type="spellStart"/>
+      <w:r>
+        <w:t>the</w:t>
+      </w:r>
+      <w:proofErr w:type="spellEnd"/>
+      <w:r>
+        <w:t xml:space="preserve"> per-pixel </w:t>
+      </w:r>
+      <w:proofErr w:type="spellStart"/>
+      <w:r>
+        <w:t>mean</w:t>
+      </w:r>
+      <w:proofErr w:type="spellEnd"/>
+      <w:r>
+        <w:t xml:space="preserve"> </w:t>
+      </w:r>
+      <w:proofErr w:type="spellStart"/>
+      <w:r>
+        <w:t>subtracted</w:t>
+      </w:r>
+      <w:proofErr w:type="spellEnd"/>
+      <w:r>
+        <w:t xml:space="preserve"> [21].”</w:t>
       </w:r>
       <w:r>
         <w:t xml:space="preserve"> </w:t>
@@ -399,13 +853,37 @@
         <w:jc w:val="both"/>
       </w:pPr>
       <w:r>
-        <w:t>Depois de fazer o redimensionamento acima, eles pegam um random crop de 224×224.</w:t>
+        <w:t xml:space="preserve">Depois de fazer o redimensionamento acima, eles pegam um </w:t>
+      </w:r>
+      <w:proofErr w:type="spellStart"/>
+      <w:r>
+        <w:t>random</w:t>
+      </w:r>
+      <w:proofErr w:type="spellEnd"/>
+      <w:r>
+        <w:t xml:space="preserve"> </w:t>
+      </w:r>
+      <w:proofErr w:type="spellStart"/>
+      <w:r>
+        <w:t>crop</w:t>
+      </w:r>
+      <w:proofErr w:type="spellEnd"/>
+      <w:r>
+        <w:t xml:space="preserve"> de 224×224.</w:t>
       </w:r>
       <w:r>
         <w:t xml:space="preserve"> Coerente com </w:t>
       </w:r>
       <w:r>
-        <w:t>a imagem de entrada da ResNet ser 224×224</w:t>
+        <w:t xml:space="preserve">a imagem de entrada da </w:t>
+      </w:r>
+      <w:proofErr w:type="spellStart"/>
+      <w:r>
+        <w:t>ResNet</w:t>
+      </w:r>
+      <w:proofErr w:type="spellEnd"/>
+      <w:r>
+        <w:t xml:space="preserve"> ser 224×224</w:t>
       </w:r>
     </w:p>
     <w:p>
@@ -443,7 +921,15 @@
         <w:t xml:space="preserve"> </w:t>
       </w:r>
       <w:r>
-        <w:t>Antes de extrair o crop, eles podem</w:t>
+        <w:t xml:space="preserve">Antes de extrair o </w:t>
+      </w:r>
+      <w:proofErr w:type="spellStart"/>
+      <w:r>
+        <w:t>crop</w:t>
+      </w:r>
+      <w:proofErr w:type="spellEnd"/>
+      <w:r>
+        <w:t>, eles podem</w:t>
       </w:r>
       <w:r>
         <w:t xml:space="preserve"> </w:t>
@@ -458,8 +944,17 @@
         <w:t>usar sua versão espelhada horizontalmente.</w:t>
       </w:r>
       <w:r>
-        <w:t xml:space="preserve"> Após o crop é aplicada uma normalização </w:t>
-      </w:r>
+        <w:t xml:space="preserve"> Após o </w:t>
+      </w:r>
+      <w:proofErr w:type="spellStart"/>
+      <w:r>
+        <w:t>crop</w:t>
+      </w:r>
+      <w:proofErr w:type="spellEnd"/>
+      <w:r>
+        <w:t xml:space="preserve"> é aplicada uma normalização </w:t>
+      </w:r>
+      <w:proofErr w:type="spellStart"/>
       <w:r>
         <w:rPr>
           <w:b/>
@@ -468,42 +963,109 @@
           <w:iCs/>
           <w:u w:val="single"/>
         </w:rPr>
-        <w:t>image = (image - imagenet_mean) / imagenet_st</w:t>
-      </w:r>
-      <w:r>
-        <w:rPr>
-          <w:b/>
-          <w:bCs/>
-          <w:i/>
-          <w:iCs/>
-        </w:rPr>
-        <w:t>d</w:t>
-      </w:r>
-      <w:r>
-        <w:rPr>
-          <w:b/>
-          <w:bCs/>
-          <w:i/>
-          <w:iCs/>
-        </w:rPr>
-        <w:t xml:space="preserve"> </w:t>
-      </w:r>
-      <w:r>
-        <w:rPr>
-          <w:i/>
-          <w:iCs/>
-        </w:rPr>
-        <w:t>–</w:t>
-      </w:r>
-      <w:r>
-        <w:rPr>
+        <w:t>image</w:t>
+      </w:r>
+      <w:proofErr w:type="spellEnd"/>
+      <w:r>
+        <w:rPr>
+          <w:b/>
+          <w:bCs/>
           <w:i/>
           <w:iCs/>
           <w:u w:val="single"/>
         </w:rPr>
+        <w:t xml:space="preserve"> = (</w:t>
+      </w:r>
+      <w:proofErr w:type="spellStart"/>
+      <w:r>
+        <w:rPr>
+          <w:b/>
+          <w:bCs/>
+          <w:i/>
+          <w:iCs/>
+          <w:u w:val="single"/>
+        </w:rPr>
+        <w:t>image</w:t>
+      </w:r>
+      <w:proofErr w:type="spellEnd"/>
+      <w:r>
+        <w:rPr>
+          <w:b/>
+          <w:bCs/>
+          <w:i/>
+          <w:iCs/>
+          <w:u w:val="single"/>
+        </w:rPr>
+        <w:t xml:space="preserve"> - </w:t>
+      </w:r>
+      <w:proofErr w:type="spellStart"/>
+      <w:r>
+        <w:rPr>
+          <w:b/>
+          <w:bCs/>
+          <w:i/>
+          <w:iCs/>
+          <w:u w:val="single"/>
+        </w:rPr>
+        <w:t>imagenet_mean</w:t>
+      </w:r>
+      <w:proofErr w:type="spellEnd"/>
+      <w:r>
+        <w:rPr>
+          <w:b/>
+          <w:bCs/>
+          <w:i/>
+          <w:iCs/>
+          <w:u w:val="single"/>
+        </w:rPr>
+        <w:t xml:space="preserve">) / </w:t>
+      </w:r>
+      <w:proofErr w:type="spellStart"/>
+      <w:r>
+        <w:rPr>
+          <w:b/>
+          <w:bCs/>
+          <w:i/>
+          <w:iCs/>
+          <w:u w:val="single"/>
+        </w:rPr>
+        <w:t>imagenet_st</w:t>
+      </w:r>
+      <w:r>
+        <w:rPr>
+          <w:b/>
+          <w:bCs/>
+          <w:i/>
+          <w:iCs/>
+        </w:rPr>
+        <w:t>d</w:t>
+      </w:r>
+      <w:proofErr w:type="spellEnd"/>
+      <w:r>
+        <w:rPr>
+          <w:b/>
+          <w:bCs/>
+          <w:i/>
+          <w:iCs/>
+        </w:rPr>
         <w:t xml:space="preserve"> </w:t>
       </w:r>
       <w:r>
+        <w:rPr>
+          <w:i/>
+          <w:iCs/>
+        </w:rPr>
+        <w:t>–</w:t>
+      </w:r>
+      <w:r>
+        <w:rPr>
+          <w:i/>
+          <w:iCs/>
+          <w:u w:val="single"/>
+        </w:rPr>
+        <w:t xml:space="preserve"> </w:t>
+      </w:r>
+      <w:r>
         <w:t xml:space="preserve">Existe uma imagem média </w:t>
       </w:r>
       <w:r>
@@ -519,7 +1081,27 @@
     <w:p>
       <w:pPr>
         <w:pStyle w:val="PargrafodaLista"/>
-        <w:ind w:left="2832"/>
+        <w:rPr>
+          <w:b/>
+          <w:bCs/>
+        </w:rPr>
+      </w:pPr>
+    </w:p>
+    <w:p>
+      <w:pPr>
+        <w:pStyle w:val="PargrafodaLista"/>
+        <w:ind w:left="2880"/>
+        <w:jc w:val="both"/>
+        <w:rPr>
+          <w:b/>
+          <w:bCs/>
+        </w:rPr>
+      </w:pPr>
+    </w:p>
+    <w:p>
+      <w:pPr>
+        <w:pStyle w:val="PargrafodaLista"/>
+        <w:ind w:left="1416"/>
         <w:rPr>
           <w:b/>
           <w:bCs/>
@@ -536,9 +1118,9 @@
           <w:noProof/>
         </w:rPr>
         <w:drawing>
-          <wp:inline distT="0" distB="0" distL="0" distR="0" wp14:anchorId="726E3000" wp14:editId="21C05116">
-            <wp:extent cx="3999242" cy="2366144"/>
-            <wp:effectExtent l="0" t="0" r="1270" b="0"/>
+          <wp:inline distT="0" distB="0" distL="0" distR="0" wp14:anchorId="726E3000" wp14:editId="7491ADD9">
+            <wp:extent cx="4568155" cy="2702740"/>
+            <wp:effectExtent l="0" t="0" r="4445" b="2540"/>
             <wp:docPr id="101773891" name="Imagem 1"/>
             <wp:cNvGraphicFramePr>
               <a:graphicFrameLocks xmlns:a="http://schemas.openxmlformats.org/drawingml/2006/main" noChangeAspect="1"/>
@@ -551,7 +1133,7 @@
                     <pic:cNvPicPr/>
                   </pic:nvPicPr>
                   <pic:blipFill rotWithShape="1">
-                    <a:blip r:embed="rId7"/>
+                    <a:blip r:embed="rId8"/>
                     <a:srcRect t="9864"/>
                     <a:stretch>
                       <a:fillRect/>
@@ -560,7 +1142,7 @@
                   <pic:spPr bwMode="auto">
                     <a:xfrm>
                       <a:off x="0" y="0"/>
-                      <a:ext cx="4004455" cy="2369228"/>
+                      <a:ext cx="4588471" cy="2714760"/>
                     </a:xfrm>
                     <a:prstGeom prst="rect">
                       <a:avLst/>
@@ -608,7 +1190,7 @@
     <w:p>
       <w:pPr>
         <w:pStyle w:val="PargrafodaLista"/>
-        <w:ind w:left="2880"/>
+        <w:ind w:left="1416"/>
         <w:jc w:val="both"/>
         <w:rPr>
           <w:b/>
@@ -623,9 +1205,9 @@
         </w:rPr>
         <w:lastRenderedPageBreak/>
         <w:drawing>
-          <wp:inline distT="0" distB="0" distL="0" distR="0" wp14:anchorId="69376451" wp14:editId="3FD24972">
-            <wp:extent cx="3903014" cy="2726235"/>
-            <wp:effectExtent l="0" t="0" r="2540" b="0"/>
+          <wp:inline distT="0" distB="0" distL="0" distR="0" wp14:anchorId="69376451" wp14:editId="6EA1000C">
+            <wp:extent cx="4482987" cy="3131343"/>
+            <wp:effectExtent l="0" t="0" r="0" b="0"/>
             <wp:docPr id="440211846" name="Imagem 1"/>
             <wp:cNvGraphicFramePr>
               <a:graphicFrameLocks xmlns:a="http://schemas.openxmlformats.org/drawingml/2006/main" noChangeAspect="1"/>
@@ -638,7 +1220,7 @@
                     <pic:cNvPicPr/>
                   </pic:nvPicPr>
                   <pic:blipFill>
-                    <a:blip r:embed="rId8"/>
+                    <a:blip r:embed="rId9"/>
                     <a:stretch>
                       <a:fillRect/>
                     </a:stretch>
@@ -646,7 +1228,7 @@
                   <pic:spPr>
                     <a:xfrm>
                       <a:off x="0" y="0"/>
-                      <a:ext cx="3906117" cy="2728403"/>
+                      <a:ext cx="4500029" cy="3143247"/>
                     </a:xfrm>
                     <a:prstGeom prst="rect">
                       <a:avLst/>
@@ -712,6 +1294,7 @@
       <w:r>
         <w:t xml:space="preserve">A função </w:t>
       </w:r>
+      <w:proofErr w:type="spellStart"/>
       <w:r>
         <w:rPr>
           <w:b/>
@@ -719,8 +1302,9 @@
           <w:i/>
           <w:iCs/>
         </w:rPr>
-        <w:t>get_imagenet(self, batch_size=256)</w:t>
-      </w:r>
+        <w:t>get_</w:t>
+      </w:r>
+      <w:proofErr w:type="gramStart"/>
       <w:r>
         <w:rPr>
           <w:b/>
@@ -728,25 +1312,117 @@
           <w:i/>
           <w:iCs/>
         </w:rPr>
+        <w:t>imagenet</w:t>
+      </w:r>
+      <w:proofErr w:type="spellEnd"/>
+      <w:r>
+        <w:rPr>
+          <w:b/>
+          <w:bCs/>
+          <w:i/>
+          <w:iCs/>
+        </w:rPr>
+        <w:t>(</w:t>
+      </w:r>
+      <w:proofErr w:type="gramEnd"/>
+      <w:r>
+        <w:rPr>
+          <w:b/>
+          <w:bCs/>
+          <w:i/>
+          <w:iCs/>
+        </w:rPr>
+        <w:t xml:space="preserve">self, </w:t>
+      </w:r>
+      <w:proofErr w:type="spellStart"/>
+      <w:r>
+        <w:rPr>
+          <w:b/>
+          <w:bCs/>
+          <w:i/>
+          <w:iCs/>
+        </w:rPr>
+        <w:t>batch_size</w:t>
+      </w:r>
+      <w:proofErr w:type="spellEnd"/>
+      <w:r>
+        <w:rPr>
+          <w:b/>
+          <w:bCs/>
+          <w:i/>
+          <w:iCs/>
+        </w:rPr>
+        <w:t>=256)</w:t>
+      </w:r>
+      <w:r>
+        <w:rPr>
+          <w:b/>
+          <w:bCs/>
+          <w:i/>
+          <w:iCs/>
+        </w:rPr>
         <w:t xml:space="preserve"> </w:t>
       </w:r>
       <w:r>
-        <w:t xml:space="preserve">prepara tf.data.Dataset para treino e validação. O batch_size=256 está de acordo com o artigo (respeite que os autores usaram 256 por mini-batch em configurações multi-GPU; ajuste se sua GPU for menor). </w:t>
-      </w:r>
-    </w:p>
-    <w:p>
-      <w:pPr>
-        <w:pStyle w:val="PargrafodaLista"/>
-        <w:ind w:left="2880"/>
-        <w:rPr>
-          <w:color w:val="EE0000"/>
-        </w:rPr>
-      </w:pPr>
-      <w:r>
-        <w:rPr>
-          <w:color w:val="EE0000"/>
-        </w:rPr>
-        <w:t>PORQUE O IMAGE NET É CONSIDERADO UM DATASET FRAGMENTADO?</w:t>
+        <w:t xml:space="preserve">prepara </w:t>
+      </w:r>
+      <w:proofErr w:type="spellStart"/>
+      <w:r>
+        <w:t>tf.</w:t>
+      </w:r>
+      <w:proofErr w:type="gramStart"/>
+      <w:r>
+        <w:t>data.Dataset</w:t>
+      </w:r>
+      <w:proofErr w:type="spellEnd"/>
+      <w:proofErr w:type="gramEnd"/>
+      <w:r>
+        <w:t xml:space="preserve"> para treino e validação. O </w:t>
+      </w:r>
+      <w:proofErr w:type="spellStart"/>
+      <w:r>
+        <w:t>batch_size</w:t>
+      </w:r>
+      <w:proofErr w:type="spellEnd"/>
+      <w:r>
+        <w:t xml:space="preserve"> </w:t>
+      </w:r>
+      <w:r>
+        <w:t>=</w:t>
+      </w:r>
+      <w:r>
+        <w:t xml:space="preserve"> </w:t>
+      </w:r>
+      <w:r>
+        <w:t xml:space="preserve">256 está de acordo com o artigo (respeite que os autores usaram 256 por </w:t>
+      </w:r>
+      <w:proofErr w:type="spellStart"/>
+      <w:r>
+        <w:t>mini-batch</w:t>
+      </w:r>
+      <w:proofErr w:type="spellEnd"/>
+      <w:r>
+        <w:t xml:space="preserve"> em configurações </w:t>
+      </w:r>
+      <w:proofErr w:type="spellStart"/>
+      <w:r>
+        <w:t>multi-GPU</w:t>
+      </w:r>
+      <w:proofErr w:type="spellEnd"/>
+      <w:r>
+        <w:t xml:space="preserve">; </w:t>
+      </w:r>
+      <w:r>
+        <w:t xml:space="preserve">deve ser </w:t>
+      </w:r>
+      <w:r>
+        <w:t>ajust</w:t>
+      </w:r>
+      <w:r>
+        <w:t>ado</w:t>
+      </w:r>
+      <w:r>
+        <w:t xml:space="preserve"> se sua GPU for menor). </w:t>
       </w:r>
     </w:p>
     <w:p>
@@ -906,7 +1582,7 @@
                     <pic:cNvPicPr/>
                   </pic:nvPicPr>
                   <pic:blipFill>
-                    <a:blip r:embed="rId9"/>
+                    <a:blip r:embed="rId10"/>
                     <a:stretch>
                       <a:fillRect/>
                     </a:stretch>
@@ -956,6 +1632,50 @@
     <w:p>
       <w:pPr>
         <w:pStyle w:val="PargrafodaLista"/>
+        <w:ind w:left="1428"/>
+        <w:jc w:val="both"/>
+        <w:rPr>
+          <w:b/>
+          <w:bCs/>
+        </w:rPr>
+      </w:pPr>
+    </w:p>
+    <w:p>
+      <w:pPr>
+        <w:pStyle w:val="PargrafodaLista"/>
+        <w:ind w:left="1428"/>
+        <w:jc w:val="both"/>
+        <w:rPr>
+          <w:b/>
+          <w:bCs/>
+        </w:rPr>
+      </w:pPr>
+    </w:p>
+    <w:p>
+      <w:pPr>
+        <w:pStyle w:val="PargrafodaLista"/>
+        <w:ind w:left="1428"/>
+        <w:jc w:val="both"/>
+        <w:rPr>
+          <w:b/>
+          <w:bCs/>
+        </w:rPr>
+      </w:pPr>
+    </w:p>
+    <w:p>
+      <w:pPr>
+        <w:pStyle w:val="PargrafodaLista"/>
+        <w:ind w:left="1428"/>
+        <w:jc w:val="both"/>
+        <w:rPr>
+          <w:b/>
+          <w:bCs/>
+        </w:rPr>
+      </w:pPr>
+    </w:p>
+    <w:p>
+      <w:pPr>
+        <w:pStyle w:val="PargrafodaLista"/>
         <w:numPr>
           <w:ilvl w:val="1"/>
           <w:numId w:val="1"/>
@@ -971,8 +1691,20 @@
           <w:b/>
           <w:bCs/>
         </w:rPr>
+        <w:lastRenderedPageBreak/>
         <w:t>Parâmetros de treinamento:</w:t>
       </w:r>
+    </w:p>
+    <w:p>
+      <w:pPr>
+        <w:pStyle w:val="PargrafodaLista"/>
+        <w:ind w:left="1440"/>
+        <w:jc w:val="both"/>
+        <w:rPr>
+          <w:b/>
+          <w:bCs/>
+        </w:rPr>
+      </w:pPr>
     </w:p>
     <w:p>
       <w:pPr>
@@ -1012,8 +1744,21 @@
         </w:numPr>
         <w:jc w:val="both"/>
       </w:pPr>
-      <w:r>
-        <w:t>Weight Decay – 1e-4 (</w:t>
+      <w:proofErr w:type="spellStart"/>
+      <w:r>
+        <w:t>Weight</w:t>
+      </w:r>
+      <w:proofErr w:type="spellEnd"/>
+      <w:r>
+        <w:t xml:space="preserve"> </w:t>
+      </w:r>
+      <w:proofErr w:type="spellStart"/>
+      <w:r>
+        <w:t>Decay</w:t>
+      </w:r>
+      <w:proofErr w:type="spellEnd"/>
+      <w:r>
+        <w:t xml:space="preserve"> – 1e-4 (</w:t>
       </w:r>
       <w:r>
         <w:t>na prática aplicado como L2 em kernels</w:t>
@@ -1032,7 +1777,6 @@
         <w:jc w:val="both"/>
       </w:pPr>
       <w:r>
-        <w:lastRenderedPageBreak/>
         <w:t>O</w:t>
       </w:r>
       <w:r>
@@ -1051,12 +1795,30 @@
         </w:numPr>
         <w:jc w:val="both"/>
       </w:pPr>
+      <w:proofErr w:type="spellStart"/>
+      <w:proofErr w:type="gramStart"/>
       <w:r>
         <w:rPr>
           <w:i/>
           <w:iCs/>
         </w:rPr>
-        <w:t>SparseCategoricalCrossentropy()</w:t>
+        <w:t>SparseCategoricalCrossentropy</w:t>
+      </w:r>
+      <w:proofErr w:type="spellEnd"/>
+      <w:r>
+        <w:rPr>
+          <w:i/>
+          <w:iCs/>
+        </w:rPr>
+        <w:t>(</w:t>
+      </w:r>
+      <w:proofErr w:type="gramEnd"/>
+      <w:r>
+        <w:rPr>
+          <w:i/>
+          <w:iCs/>
+        </w:rPr>
+        <w:t>)</w:t>
       </w:r>
       <w:r>
         <w:t xml:space="preserve"> — </w:t>
@@ -1065,7 +1827,47 @@
         <w:t xml:space="preserve">os rótulos </w:t>
       </w:r>
       <w:r>
-        <w:t>da ImageNet labels são inteiros, então sparse é o loss apropriado (não precisa one-hot).</w:t>
+        <w:t xml:space="preserve">da </w:t>
+      </w:r>
+      <w:proofErr w:type="spellStart"/>
+      <w:r>
+        <w:t>ImageNet</w:t>
+      </w:r>
+      <w:proofErr w:type="spellEnd"/>
+      <w:r>
+        <w:t xml:space="preserve"> </w:t>
+      </w:r>
+      <w:proofErr w:type="spellStart"/>
+      <w:r>
+        <w:t>labels</w:t>
+      </w:r>
+      <w:proofErr w:type="spellEnd"/>
+      <w:r>
+        <w:t xml:space="preserve"> são inteiros, então </w:t>
+      </w:r>
+      <w:proofErr w:type="spellStart"/>
+      <w:r>
+        <w:t>sparse</w:t>
+      </w:r>
+      <w:proofErr w:type="spellEnd"/>
+      <w:r>
+        <w:t xml:space="preserve"> é o </w:t>
+      </w:r>
+      <w:proofErr w:type="spellStart"/>
+      <w:r>
+        <w:t>loss</w:t>
+      </w:r>
+      <w:proofErr w:type="spellEnd"/>
+      <w:r>
+        <w:t xml:space="preserve"> apropriado (não precisa </w:t>
+      </w:r>
+      <w:proofErr w:type="spellStart"/>
+      <w:r>
+        <w:t>one</w:t>
+      </w:r>
+      <w:proofErr w:type="spellEnd"/>
+      <w:r>
+        <w:t>-hot).</w:t>
       </w:r>
     </w:p>
     <w:p>
@@ -1077,6 +1879,7 @@
         </w:numPr>
         <w:jc w:val="both"/>
       </w:pPr>
+      <w:proofErr w:type="spellStart"/>
       <w:r>
         <w:rPr>
           <w:i/>
@@ -1084,8 +1887,25 @@
         </w:rPr>
         <w:t>metrics</w:t>
       </w:r>
-      <w:r>
-        <w:t xml:space="preserve"> inclui accuracy (top-1) e SparseTopKCategoricalAccuracy(k=5) (top-5).</w:t>
+      <w:proofErr w:type="spellEnd"/>
+      <w:r>
+        <w:t xml:space="preserve"> inclui </w:t>
+      </w:r>
+      <w:proofErr w:type="spellStart"/>
+      <w:r>
+        <w:t>accuracy</w:t>
+      </w:r>
+      <w:proofErr w:type="spellEnd"/>
+      <w:r>
+        <w:t xml:space="preserve"> (top-1) e </w:t>
+      </w:r>
+      <w:proofErr w:type="spellStart"/>
+      <w:r>
+        <w:t>SparseTopKCategoricalAccuracy</w:t>
+      </w:r>
+      <w:proofErr w:type="spellEnd"/>
+      <w:r>
+        <w:t>(k=5) (top-5).</w:t>
       </w:r>
     </w:p>
     <w:p>
@@ -1097,9 +1917,11 @@
         </w:numPr>
         <w:jc w:val="both"/>
       </w:pPr>
+      <w:proofErr w:type="spellStart"/>
       <w:r>
         <w:t>Epochs</w:t>
       </w:r>
+      <w:proofErr w:type="spellEnd"/>
       <w:r>
         <w:rPr>
           <w:i/>
@@ -1133,7 +1955,7 @@
                     <pic:cNvPicPr/>
                   </pic:nvPicPr>
                   <pic:blipFill>
-                    <a:blip r:embed="rId10"/>
+                    <a:blip r:embed="rId11"/>
                     <a:stretch>
                       <a:fillRect/>
                     </a:stretch>
@@ -1164,9 +1986,9 @@
           <w:noProof/>
         </w:rPr>
         <w:drawing>
-          <wp:inline distT="0" distB="0" distL="0" distR="0" wp14:anchorId="575EDCD5" wp14:editId="49FBC9A0">
-            <wp:extent cx="4007866" cy="2429038"/>
-            <wp:effectExtent l="0" t="0" r="0" b="0"/>
+          <wp:inline distT="0" distB="0" distL="0" distR="0" wp14:anchorId="575EDCD5" wp14:editId="468303BE">
+            <wp:extent cx="3858641" cy="2338598"/>
+            <wp:effectExtent l="0" t="0" r="8890" b="5080"/>
             <wp:docPr id="135875552" name="Imagem 1"/>
             <wp:cNvGraphicFramePr>
               <a:graphicFrameLocks xmlns:a="http://schemas.openxmlformats.org/drawingml/2006/main" noChangeAspect="1"/>
@@ -1179,7 +2001,7 @@
                     <pic:cNvPicPr/>
                   </pic:nvPicPr>
                   <pic:blipFill>
-                    <a:blip r:embed="rId11"/>
+                    <a:blip r:embed="rId12"/>
                     <a:stretch>
                       <a:fillRect/>
                     </a:stretch>
@@ -1187,7 +2009,7 @@
                   <pic:spPr>
                     <a:xfrm>
                       <a:off x="0" y="0"/>
-                      <a:ext cx="4029263" cy="2442006"/>
+                      <a:ext cx="3891952" cy="2358787"/>
                     </a:xfrm>
                     <a:prstGeom prst="rect">
                       <a:avLst/>
@@ -1212,23 +2034,37 @@
           <w:iCs/>
         </w:rPr>
       </w:pPr>
+      <w:proofErr w:type="spellStart"/>
       <w:r>
         <w:rPr>
           <w:i/>
           <w:iCs/>
         </w:rPr>
-        <w:t>lr_scheduler(self)</w:t>
-      </w:r>
+        <w:t>lr_scheduler</w:t>
+      </w:r>
+      <w:proofErr w:type="spellEnd"/>
       <w:r>
         <w:rPr>
           <w:i/>
           <w:iCs/>
         </w:rPr>
+        <w:t>(self)</w:t>
+      </w:r>
+      <w:r>
+        <w:rPr>
+          <w:i/>
+          <w:iCs/>
+        </w:rPr>
         <w:t xml:space="preserve"> </w:t>
       </w:r>
       <w:r>
-        <w:t>divide a taxa de aprendizado por 10 caso a rede atinja um plateau</w:t>
-      </w:r>
+        <w:t xml:space="preserve">divide a taxa de aprendizado por 10 caso a rede atinja um </w:t>
+      </w:r>
+      <w:proofErr w:type="spellStart"/>
+      <w:r>
+        <w:t>plateau</w:t>
+      </w:r>
+      <w:proofErr w:type="spellEnd"/>
       <w:r>
         <w:t>. OBS:</w:t>
       </w:r>
@@ -1265,7 +2101,7 @@
                     <pic:cNvPicPr/>
                   </pic:nvPicPr>
                   <pic:blipFill>
-                    <a:blip r:embed="rId12"/>
+                    <a:blip r:embed="rId13"/>
                     <a:stretch>
                       <a:fillRect/>
                     </a:stretch>
@@ -1289,12 +2125,37 @@
     <w:p>
       <w:pPr>
         <w:pStyle w:val="PargrafodaLista"/>
-        <w:ind w:left="2160"/>
-        <w:rPr>
-          <w:i/>
-          <w:iCs/>
-        </w:rPr>
-      </w:pPr>
+        <w:numPr>
+          <w:ilvl w:val="0"/>
+          <w:numId w:val="36"/>
+        </w:numPr>
+        <w:jc w:val="both"/>
+      </w:pPr>
+      <w:r>
+        <w:lastRenderedPageBreak/>
+        <w:t xml:space="preserve">Batch </w:t>
+      </w:r>
+      <w:proofErr w:type="spellStart"/>
+      <w:r>
+        <w:t>size</w:t>
+      </w:r>
+      <w:proofErr w:type="spellEnd"/>
+      <w:r>
+        <w:t xml:space="preserve"> = </w:t>
+      </w:r>
+      <w:proofErr w:type="spellStart"/>
+      <w:r>
+        <w:t>Mini-Batches</w:t>
+      </w:r>
+      <w:proofErr w:type="spellEnd"/>
+      <w:r>
+        <w:t xml:space="preserve">: responsabilidade do </w:t>
+      </w:r>
+      <w:proofErr w:type="spellStart"/>
+      <w:r>
+        <w:t>train_ds</w:t>
+      </w:r>
+      <w:proofErr w:type="spellEnd"/>
     </w:p>
     <w:p>
       <w:pPr>
@@ -1306,25 +2167,6 @@
         <w:jc w:val="both"/>
       </w:pPr>
       <w:r>
-        <w:t>Batch size</w:t>
-      </w:r>
-      <w:r>
-        <w:t xml:space="preserve"> = Mini-Batches</w:t>
-      </w:r>
-      <w:r>
-        <w:t>: responsabilidade do train_ds</w:t>
-      </w:r>
-    </w:p>
-    <w:p>
-      <w:pPr>
-        <w:pStyle w:val="PargrafodaLista"/>
-        <w:numPr>
-          <w:ilvl w:val="0"/>
-          <w:numId w:val="36"/>
-        </w:numPr>
-        <w:jc w:val="both"/>
-      </w:pPr>
-      <w:r>
         <w:t>Checkpoints baseados em top-5 (como no artigo)</w:t>
       </w:r>
     </w:p>
@@ -1353,7 +2195,178 @@
           <w:b/>
           <w:bCs/>
         </w:rPr>
-        <w:lastRenderedPageBreak/>
+        <w:t>R</w:t>
+      </w:r>
+      <w:r>
+        <w:rPr>
+          <w:b/>
+          <w:bCs/>
+        </w:rPr>
+        <w:t>esultados esperados:</w:t>
+      </w:r>
+    </w:p>
+    <w:p>
+      <w:pPr>
+        <w:pStyle w:val="PargrafodaLista"/>
+        <w:ind w:left="1440"/>
+        <w:jc w:val="both"/>
+        <w:rPr>
+          <w:b/>
+          <w:bCs/>
+        </w:rPr>
+      </w:pPr>
+      <w:r>
+        <w:rPr>
+          <w:b/>
+          <w:bCs/>
+        </w:rPr>
+        <w:drawing>
+          <wp:inline distT="0" distB="0" distL="0" distR="0" wp14:anchorId="32FD9E62" wp14:editId="13F92B8C">
+            <wp:extent cx="3665692" cy="2691542"/>
+            <wp:effectExtent l="0" t="0" r="0" b="0"/>
+            <wp:docPr id="1413120569" name="Imagem 1"/>
+            <wp:cNvGraphicFramePr>
+              <a:graphicFrameLocks xmlns:a="http://schemas.openxmlformats.org/drawingml/2006/main" noChangeAspect="1"/>
+            </wp:cNvGraphicFramePr>
+            <a:graphic xmlns:a="http://schemas.openxmlformats.org/drawingml/2006/main">
+              <a:graphicData uri="http://schemas.openxmlformats.org/drawingml/2006/picture">
+                <pic:pic xmlns:pic="http://schemas.openxmlformats.org/drawingml/2006/picture">
+                  <pic:nvPicPr>
+                    <pic:cNvPr id="1413120569" name=""/>
+                    <pic:cNvPicPr/>
+                  </pic:nvPicPr>
+                  <pic:blipFill>
+                    <a:blip r:embed="rId14"/>
+                    <a:stretch>
+                      <a:fillRect/>
+                    </a:stretch>
+                  </pic:blipFill>
+                  <pic:spPr>
+                    <a:xfrm>
+                      <a:off x="0" y="0"/>
+                      <a:ext cx="3681527" cy="2703169"/>
+                    </a:xfrm>
+                    <a:prstGeom prst="rect">
+                      <a:avLst/>
+                    </a:prstGeom>
+                  </pic:spPr>
+                </pic:pic>
+              </a:graphicData>
+            </a:graphic>
+          </wp:inline>
+        </w:drawing>
+      </w:r>
+    </w:p>
+    <w:p>
+      <w:pPr>
+        <w:pStyle w:val="PargrafodaLista"/>
+        <w:ind w:left="1440"/>
+        <w:jc w:val="both"/>
+        <w:rPr>
+          <w:b/>
+          <w:bCs/>
+        </w:rPr>
+      </w:pPr>
+    </w:p>
+    <w:p>
+      <w:pPr>
+        <w:pStyle w:val="PargrafodaLista"/>
+        <w:ind w:left="1440"/>
+        <w:jc w:val="both"/>
+        <w:rPr>
+          <w:b/>
+          <w:bCs/>
+        </w:rPr>
+      </w:pPr>
+      <w:r>
+        <w:rPr>
+          <w:b/>
+          <w:bCs/>
+        </w:rPr>
+        <w:t>OBSERVAÇÃO:</w:t>
+      </w:r>
+    </w:p>
+    <w:p>
+      <w:pPr>
+        <w:pStyle w:val="PargrafodaLista"/>
+        <w:ind w:left="1440"/>
+        <w:jc w:val="both"/>
+        <w:rPr>
+          <w:b/>
+          <w:bCs/>
+        </w:rPr>
+      </w:pPr>
+      <w:r>
+        <w:rPr>
+          <w:b/>
+          <w:bCs/>
+        </w:rPr>
+        <w:drawing>
+          <wp:inline distT="0" distB="0" distL="0" distR="0" wp14:anchorId="6F611C24" wp14:editId="3511E6B5">
+            <wp:extent cx="4536902" cy="2459978"/>
+            <wp:effectExtent l="0" t="0" r="0" b="0"/>
+            <wp:docPr id="623387512" name="Imagem 1"/>
+            <wp:cNvGraphicFramePr>
+              <a:graphicFrameLocks xmlns:a="http://schemas.openxmlformats.org/drawingml/2006/main" noChangeAspect="1"/>
+            </wp:cNvGraphicFramePr>
+            <a:graphic xmlns:a="http://schemas.openxmlformats.org/drawingml/2006/main">
+              <a:graphicData uri="http://schemas.openxmlformats.org/drawingml/2006/picture">
+                <pic:pic xmlns:pic="http://schemas.openxmlformats.org/drawingml/2006/picture">
+                  <pic:nvPicPr>
+                    <pic:cNvPr id="623387512" name=""/>
+                    <pic:cNvPicPr/>
+                  </pic:nvPicPr>
+                  <pic:blipFill>
+                    <a:blip r:embed="rId15"/>
+                    <a:stretch>
+                      <a:fillRect/>
+                    </a:stretch>
+                  </pic:blipFill>
+                  <pic:spPr>
+                    <a:xfrm>
+                      <a:off x="0" y="0"/>
+                      <a:ext cx="4545375" cy="2464572"/>
+                    </a:xfrm>
+                    <a:prstGeom prst="rect">
+                      <a:avLst/>
+                    </a:prstGeom>
+                  </pic:spPr>
+                </pic:pic>
+              </a:graphicData>
+            </a:graphic>
+          </wp:inline>
+        </w:drawing>
+      </w:r>
+    </w:p>
+    <w:p>
+      <w:pPr>
+        <w:pStyle w:val="PargrafodaLista"/>
+        <w:ind w:left="1440"/>
+        <w:jc w:val="both"/>
+        <w:rPr>
+          <w:b/>
+          <w:bCs/>
+        </w:rPr>
+      </w:pPr>
+    </w:p>
+    <w:p>
+      <w:pPr>
+        <w:pStyle w:val="PargrafodaLista"/>
+        <w:numPr>
+          <w:ilvl w:val="1"/>
+          <w:numId w:val="1"/>
+        </w:numPr>
+        <w:jc w:val="both"/>
+        <w:rPr>
+          <w:b/>
+          <w:bCs/>
+        </w:rPr>
+      </w:pPr>
+      <w:r>
+        <w:rPr>
+          <w:b/>
+          <w:bCs/>
+        </w:rPr>
         <w:t>Retorno de resultados do teste de validação:</w:t>
       </w:r>
     </w:p>
@@ -1376,13 +2389,6 @@
           <w:bCs/>
         </w:rPr>
       </w:pPr>
-      <w:r>
-        <w:rPr>
-          <w:b/>
-          <w:bCs/>
-        </w:rPr>
-        <w:t>Observações importantes:</w:t>
-      </w:r>
     </w:p>
     <w:p>
       <w:pPr>
@@ -1393,13 +2399,156 @@
           <w:bCs/>
         </w:rPr>
       </w:pPr>
-      <w:r>
-        <w:rPr>
-          <w:b/>
-          <w:bCs/>
-        </w:rPr>
-        <w:t>Weight decay vs L2 regularizer</w:t>
-      </w:r>
+    </w:p>
+    <w:p>
+      <w:pPr>
+        <w:ind w:left="708"/>
+        <w:jc w:val="both"/>
+        <w:rPr>
+          <w:b/>
+          <w:bCs/>
+        </w:rPr>
+      </w:pPr>
+    </w:p>
+    <w:p>
+      <w:pPr>
+        <w:ind w:left="708"/>
+        <w:jc w:val="both"/>
+        <w:rPr>
+          <w:b/>
+          <w:bCs/>
+        </w:rPr>
+      </w:pPr>
+    </w:p>
+    <w:p>
+      <w:pPr>
+        <w:ind w:left="708"/>
+        <w:jc w:val="both"/>
+        <w:rPr>
+          <w:b/>
+          <w:bCs/>
+        </w:rPr>
+      </w:pPr>
+    </w:p>
+    <w:p>
+      <w:pPr>
+        <w:ind w:left="708"/>
+        <w:jc w:val="both"/>
+        <w:rPr>
+          <w:b/>
+          <w:bCs/>
+        </w:rPr>
+      </w:pPr>
+    </w:p>
+    <w:p>
+      <w:pPr>
+        <w:pStyle w:val="PargrafodaLista"/>
+        <w:numPr>
+          <w:ilvl w:val="0"/>
+          <w:numId w:val="48"/>
+        </w:numPr>
+        <w:jc w:val="both"/>
+        <w:rPr>
+          <w:b/>
+          <w:bCs/>
+        </w:rPr>
+      </w:pPr>
+      <w:r>
+        <w:rPr>
+          <w:b/>
+          <w:bCs/>
+        </w:rPr>
+        <w:lastRenderedPageBreak/>
+        <w:t>Observações importantes:</w:t>
+      </w:r>
+    </w:p>
+    <w:p>
+      <w:pPr>
+        <w:ind w:left="708"/>
+        <w:jc w:val="both"/>
+        <w:rPr>
+          <w:b/>
+          <w:bCs/>
+        </w:rPr>
+      </w:pPr>
+      <w:r>
+        <w:rPr>
+          <w:b/>
+          <w:bCs/>
+        </w:rPr>
+        <w:t>Parâmetros diferentes entre a implementação atual e o Artigo:</w:t>
+      </w:r>
+    </w:p>
+    <w:p>
+      <w:pPr>
+        <w:pStyle w:val="PargrafodaLista"/>
+        <w:numPr>
+          <w:ilvl w:val="0"/>
+          <w:numId w:val="45"/>
+        </w:numPr>
+        <w:jc w:val="both"/>
+        <w:rPr>
+          <w:b/>
+          <w:bCs/>
+        </w:rPr>
+      </w:pPr>
+      <w:proofErr w:type="spellStart"/>
+      <w:r>
+        <w:rPr>
+          <w:b/>
+          <w:bCs/>
+        </w:rPr>
+        <w:t>Weight</w:t>
+      </w:r>
+      <w:proofErr w:type="spellEnd"/>
+      <w:r>
+        <w:rPr>
+          <w:b/>
+          <w:bCs/>
+        </w:rPr>
+        <w:t xml:space="preserve"> </w:t>
+      </w:r>
+      <w:proofErr w:type="spellStart"/>
+      <w:r>
+        <w:rPr>
+          <w:b/>
+          <w:bCs/>
+        </w:rPr>
+        <w:t>decay</w:t>
+      </w:r>
+      <w:proofErr w:type="spellEnd"/>
+      <w:r>
+        <w:rPr>
+          <w:b/>
+          <w:bCs/>
+        </w:rPr>
+        <w:t xml:space="preserve"> </w:t>
+      </w:r>
+      <w:proofErr w:type="spellStart"/>
+      <w:r>
+        <w:rPr>
+          <w:b/>
+          <w:bCs/>
+        </w:rPr>
+        <w:t>vs</w:t>
+      </w:r>
+      <w:proofErr w:type="spellEnd"/>
+      <w:r>
+        <w:rPr>
+          <w:b/>
+          <w:bCs/>
+        </w:rPr>
+        <w:t xml:space="preserve"> L2 </w:t>
+      </w:r>
+      <w:proofErr w:type="spellStart"/>
+      <w:r>
+        <w:rPr>
+          <w:b/>
+          <w:bCs/>
+        </w:rPr>
+        <w:t>regularizer</w:t>
+      </w:r>
+      <w:proofErr w:type="spellEnd"/>
     </w:p>
     <w:p>
       <w:pPr>
@@ -1410,19 +2559,51 @@
         <w:jc w:val="both"/>
       </w:pPr>
       <w:r>
-        <w:t>Você aplicou kernel_regularizer=regularizers.l2</w:t>
+        <w:t xml:space="preserve">Você aplicou </w:t>
+      </w:r>
+      <w:proofErr w:type="spellStart"/>
+      <w:r>
+        <w:t>kernel_regularizer</w:t>
+      </w:r>
+      <w:proofErr w:type="spellEnd"/>
+      <w:r>
+        <w:t>=</w:t>
+      </w:r>
+      <w:proofErr w:type="gramStart"/>
+      <w:r>
+        <w:t>regularizers.l</w:t>
+      </w:r>
+      <w:proofErr w:type="gramEnd"/>
+      <w:r>
+        <w:t>2</w:t>
       </w:r>
       <w:r>
         <w:t xml:space="preserve"> </w:t>
       </w:r>
       <w:r>
-        <w:t>(weight_decay) nas camadas do modelo</w:t>
+        <w:t>(</w:t>
+      </w:r>
+      <w:proofErr w:type="spellStart"/>
+      <w:r>
+        <w:t>weight_decay</w:t>
+      </w:r>
+      <w:proofErr w:type="spellEnd"/>
+      <w:r>
+        <w:t>) nas camadas do modelo</w:t>
       </w:r>
       <w:r>
         <w:t xml:space="preserve">. </w:t>
       </w:r>
       <w:r>
-        <w:t xml:space="preserve">Isso adiciona a soma dos quadrados dos pesos multiplicada por weight_decay à perda. O </w:t>
+        <w:t xml:space="preserve">Isso adiciona a soma dos quadrados dos pesos multiplicada por </w:t>
+      </w:r>
+      <w:proofErr w:type="spellStart"/>
+      <w:r>
+        <w:t>weight_decay</w:t>
+      </w:r>
+      <w:proofErr w:type="spellEnd"/>
+      <w:r>
+        <w:t xml:space="preserve"> à perda. O </w:t>
       </w:r>
       <w:r>
         <w:t>artigo</w:t>
@@ -1430,25 +2611,93 @@
       <w:r>
         <w:t xml:space="preserve"> usava </w:t>
       </w:r>
+      <w:proofErr w:type="spellStart"/>
       <w:r>
         <w:rPr>
           <w:i/>
           <w:iCs/>
         </w:rPr>
-        <w:t>weight decay</w:t>
-      </w:r>
-      <w:r>
-        <w:t xml:space="preserve"> em Caffe: a correspondência é correta na prática, mas há implementações modernas que usam </w:t>
-      </w:r>
+        <w:t>weight</w:t>
+      </w:r>
+      <w:proofErr w:type="spellEnd"/>
       <w:r>
         <w:rPr>
           <w:i/>
           <w:iCs/>
         </w:rPr>
+        <w:t xml:space="preserve"> </w:t>
+      </w:r>
+      <w:proofErr w:type="spellStart"/>
+      <w:r>
+        <w:rPr>
+          <w:i/>
+          <w:iCs/>
+        </w:rPr>
+        <w:t>decay</w:t>
+      </w:r>
+      <w:proofErr w:type="spellEnd"/>
+      <w:r>
+        <w:t xml:space="preserve"> em </w:t>
+      </w:r>
+      <w:proofErr w:type="spellStart"/>
+      <w:r>
+        <w:t>Caffe</w:t>
+      </w:r>
+      <w:proofErr w:type="spellEnd"/>
+      <w:r>
+        <w:t xml:space="preserve">: a correspondência é correta na prática, mas há implementações modernas que usam </w:t>
+      </w:r>
+      <w:proofErr w:type="spellStart"/>
+      <w:r>
+        <w:rPr>
+          <w:i/>
+          <w:iCs/>
+        </w:rPr>
         <w:t>decoupled</w:t>
       </w:r>
-      <w:r>
-        <w:t xml:space="preserve"> weight decay (AdamW style) que não é idêntico. Para reproduzir fielmente os números, sua forma (L2 na loss) é apropriada.</w:t>
+      <w:proofErr w:type="spellEnd"/>
+      <w:r>
+        <w:t xml:space="preserve"> </w:t>
+      </w:r>
+      <w:proofErr w:type="spellStart"/>
+      <w:r>
+        <w:t>weight</w:t>
+      </w:r>
+      <w:proofErr w:type="spellEnd"/>
+      <w:r>
+        <w:t xml:space="preserve"> </w:t>
+      </w:r>
+      <w:proofErr w:type="spellStart"/>
+      <w:r>
+        <w:t>decay</w:t>
+      </w:r>
+      <w:proofErr w:type="spellEnd"/>
+      <w:r>
+        <w:t xml:space="preserve"> (</w:t>
+      </w:r>
+      <w:proofErr w:type="spellStart"/>
+      <w:r>
+        <w:t>AdamW</w:t>
+      </w:r>
+      <w:proofErr w:type="spellEnd"/>
+      <w:r>
+        <w:t xml:space="preserve"> </w:t>
+      </w:r>
+      <w:proofErr w:type="spellStart"/>
+      <w:r>
+        <w:t>style</w:t>
+      </w:r>
+      <w:proofErr w:type="spellEnd"/>
+      <w:r>
+        <w:t xml:space="preserve">) que não é idêntico. Para reproduzir fielmente os números, sua forma (L2 na </w:t>
+      </w:r>
+      <w:proofErr w:type="spellStart"/>
+      <w:r>
+        <w:t>loss</w:t>
+      </w:r>
+      <w:proofErr w:type="spellEnd"/>
+      <w:r>
+        <w:t>) é apropriada.</w:t>
       </w:r>
     </w:p>
     <w:p>
@@ -1578,6 +2827,39 @@
     <w:p>
       <w:pPr>
         <w:pStyle w:val="PargrafodaLista"/>
+        <w:rPr>
+          <w:b/>
+          <w:bCs/>
+        </w:rPr>
+      </w:pPr>
+      <w:r>
+        <w:rPr>
+          <w:b/>
+          <w:bCs/>
+        </w:rPr>
+        <w:t xml:space="preserve">Repositório Oficial: </w:t>
+      </w:r>
+      <w:hyperlink r:id="rId16" w:history="1">
+        <w:r>
+          <w:rPr>
+            <w:rStyle w:val="Hyperlink"/>
+            <w:b/>
+            <w:bCs/>
+          </w:rPr>
+          <w:t>https://github.com/google-research/vision_transformer</w:t>
+        </w:r>
+      </w:hyperlink>
+      <w:r>
+        <w:rPr>
+          <w:b/>
+          <w:bCs/>
+        </w:rPr>
+        <w:t xml:space="preserve"> </w:t>
+      </w:r>
+    </w:p>
+    <w:p>
+      <w:pPr>
+        <w:pStyle w:val="PargrafodaLista"/>
         <w:jc w:val="both"/>
         <w:rPr>
           <w:color w:val="EE0000"/>
@@ -1711,17 +2993,304 @@
           <w:b/>
           <w:bCs/>
         </w:rPr>
-        <w:t>Carregamento dos dados:</w:t>
-      </w:r>
-      <w:r>
-        <w:rPr>
-          <w:b/>
-          <w:bCs/>
-        </w:rPr>
+        <w:t>Carregamento dos dados</w:t>
+      </w:r>
+    </w:p>
+    <w:p>
+      <w:pPr>
+        <w:pStyle w:val="PargrafodaLista"/>
+        <w:ind w:left="1776"/>
+        <w:jc w:val="both"/>
+        <w:rPr>
+          <w:b/>
+          <w:bCs/>
+        </w:rPr>
+      </w:pPr>
+    </w:p>
+    <w:p>
+      <w:pPr>
+        <w:pStyle w:val="PargrafodaLista"/>
+        <w:numPr>
+          <w:ilvl w:val="1"/>
+          <w:numId w:val="48"/>
+        </w:numPr>
+        <w:jc w:val="both"/>
+      </w:pPr>
+      <w:r>
+        <w:rPr>
+          <w:b/>
+          <w:bCs/>
+        </w:rPr>
+        <w:t xml:space="preserve">Formato dos dados: </w:t>
+      </w:r>
+      <w:r>
+        <w:t xml:space="preserve">O repositório oficial do </w:t>
+      </w:r>
+      <w:proofErr w:type="spellStart"/>
+      <w:r>
+        <w:t>ViT</w:t>
+      </w:r>
+      <w:proofErr w:type="spellEnd"/>
+      <w:r>
+        <w:t xml:space="preserve"> usa </w:t>
+      </w:r>
+      <w:proofErr w:type="spellStart"/>
+      <w:r>
+        <w:t>TFRecords</w:t>
+      </w:r>
+      <w:proofErr w:type="spellEnd"/>
+      <w:r>
+        <w:t xml:space="preserve"> (um ficheiro por </w:t>
+      </w:r>
+      <w:proofErr w:type="spellStart"/>
+      <w:r>
+        <w:t>shard</w:t>
+      </w:r>
+      <w:proofErr w:type="spellEnd"/>
+      <w:r>
+        <w:t>).</w:t>
+      </w:r>
+    </w:p>
+    <w:p>
+      <w:pPr>
+        <w:pStyle w:val="PargrafodaLista"/>
+        <w:ind w:left="2148"/>
+        <w:jc w:val="both"/>
+      </w:pPr>
+    </w:p>
+    <w:p>
+      <w:pPr>
+        <w:pStyle w:val="PargrafodaLista"/>
+        <w:numPr>
+          <w:ilvl w:val="1"/>
+          <w:numId w:val="48"/>
+        </w:numPr>
+        <w:jc w:val="both"/>
+      </w:pPr>
+      <w:r>
+        <w:rPr>
+          <w:b/>
+          <w:bCs/>
+        </w:rPr>
+        <w:t>Conversão</w:t>
+      </w:r>
+      <w:r>
+        <w:t>:</w:t>
+      </w:r>
+      <w:r>
         <w:t xml:space="preserve"> </w:t>
       </w:r>
       <w:r>
-        <w:t>Segue a mesma lógica descrita na implementação anterior, onde são utilizados TFRecords.</w:t>
+        <w:t>Utilização do</w:t>
+      </w:r>
+      <w:r>
+        <w:t xml:space="preserve"> script do repositório ou um script equivalente para criar </w:t>
+      </w:r>
+      <w:proofErr w:type="spellStart"/>
+      <w:r>
+        <w:t>shards</w:t>
+      </w:r>
+      <w:proofErr w:type="spellEnd"/>
+      <w:r>
+        <w:t xml:space="preserve"> (ex.: 1024 </w:t>
+      </w:r>
+      <w:proofErr w:type="spellStart"/>
+      <w:r>
+        <w:t>shards</w:t>
+      </w:r>
+      <w:proofErr w:type="spellEnd"/>
+      <w:r>
+        <w:t xml:space="preserve"> para </w:t>
+      </w:r>
+      <w:proofErr w:type="spellStart"/>
+      <w:r>
+        <w:t>train</w:t>
+      </w:r>
+      <w:proofErr w:type="spellEnd"/>
+      <w:r>
+        <w:t xml:space="preserve">, 128 para </w:t>
+      </w:r>
+      <w:proofErr w:type="spellStart"/>
+      <w:r>
+        <w:t>val</w:t>
+      </w:r>
+      <w:proofErr w:type="spellEnd"/>
+      <w:r>
+        <w:t xml:space="preserve"> — </w:t>
+      </w:r>
+      <w:r>
+        <w:t>ajustado</w:t>
+      </w:r>
+      <w:r>
+        <w:t xml:space="preserve"> conforme espaço/IO).</w:t>
+      </w:r>
+    </w:p>
+    <w:p>
+      <w:pPr>
+        <w:pStyle w:val="PargrafodaLista"/>
+      </w:pPr>
+    </w:p>
+    <w:p>
+      <w:pPr>
+        <w:pStyle w:val="PargrafodaLista"/>
+        <w:numPr>
+          <w:ilvl w:val="1"/>
+          <w:numId w:val="48"/>
+        </w:numPr>
+        <w:jc w:val="both"/>
+        <w:rPr>
+          <w:b/>
+          <w:bCs/>
+        </w:rPr>
+      </w:pPr>
+      <w:r>
+        <w:rPr>
+          <w:b/>
+          <w:bCs/>
+        </w:rPr>
+        <w:t>Pré-processamento</w:t>
+      </w:r>
+      <w:r>
+        <w:rPr>
+          <w:b/>
+          <w:bCs/>
+        </w:rPr>
+        <w:t>:</w:t>
+      </w:r>
+      <w:r>
+        <w:rPr>
+          <w:b/>
+          <w:bCs/>
+        </w:rPr>
+        <w:t xml:space="preserve"> </w:t>
+      </w:r>
+    </w:p>
+    <w:p>
+      <w:pPr>
+        <w:pStyle w:val="PargrafodaLista"/>
+        <w:ind w:left="2148"/>
+      </w:pPr>
+      <w:r>
+        <w:t xml:space="preserve">- </w:t>
+      </w:r>
+      <w:r>
+        <w:rPr>
+          <w:b/>
+          <w:bCs/>
+        </w:rPr>
+        <w:t>T</w:t>
+      </w:r>
+      <w:r>
+        <w:rPr>
+          <w:b/>
+          <w:bCs/>
+        </w:rPr>
+        <w:t>reino:</w:t>
+      </w:r>
+      <w:r>
+        <w:t xml:space="preserve"> </w:t>
+      </w:r>
+      <w:proofErr w:type="spellStart"/>
+      <w:r>
+        <w:t>resize</w:t>
+      </w:r>
+      <w:proofErr w:type="spellEnd"/>
+      <w:r>
+        <w:t xml:space="preserve"> (ex.: 256 → </w:t>
+      </w:r>
+      <w:proofErr w:type="spellStart"/>
+      <w:r>
+        <w:t>random</w:t>
+      </w:r>
+      <w:proofErr w:type="spellEnd"/>
+      <w:r>
+        <w:t xml:space="preserve"> </w:t>
+      </w:r>
+      <w:proofErr w:type="spellStart"/>
+      <w:r>
+        <w:t>crop</w:t>
+      </w:r>
+      <w:proofErr w:type="spellEnd"/>
+      <w:r>
+        <w:t xml:space="preserve"> 224) + normalização conforme input_pipeline.py do repo</w:t>
+      </w:r>
+      <w:r>
+        <w:t>sitório</w:t>
+      </w:r>
+      <w:r>
+        <w:t>.</w:t>
+      </w:r>
+    </w:p>
+    <w:p>
+      <w:pPr>
+        <w:pStyle w:val="PargrafodaLista"/>
+        <w:ind w:left="2148"/>
+      </w:pPr>
+    </w:p>
+    <w:p>
+      <w:pPr>
+        <w:pStyle w:val="PargrafodaLista"/>
+        <w:ind w:left="2148"/>
+      </w:pPr>
+      <w:r>
+        <w:lastRenderedPageBreak/>
+        <w:t xml:space="preserve">- </w:t>
+      </w:r>
+      <w:r>
+        <w:rPr>
+          <w:b/>
+          <w:bCs/>
+        </w:rPr>
+        <w:t>Fine-</w:t>
+      </w:r>
+      <w:proofErr w:type="spellStart"/>
+      <w:r>
+        <w:rPr>
+          <w:b/>
+          <w:bCs/>
+        </w:rPr>
+        <w:t>tuning</w:t>
+      </w:r>
+      <w:proofErr w:type="spellEnd"/>
+      <w:r>
+        <w:rPr>
+          <w:b/>
+          <w:bCs/>
+        </w:rPr>
+        <w:t xml:space="preserve"> (no </w:t>
+      </w:r>
+      <w:r>
+        <w:rPr>
+          <w:b/>
+          <w:bCs/>
+        </w:rPr>
+        <w:t>artigo</w:t>
+      </w:r>
+      <w:r>
+        <w:rPr>
+          <w:b/>
+          <w:bCs/>
+        </w:rPr>
+        <w:t>):</w:t>
+      </w:r>
+      <w:r>
+        <w:t xml:space="preserve"> fine-</w:t>
+      </w:r>
+      <w:proofErr w:type="spellStart"/>
+      <w:r>
+        <w:t>tuned</w:t>
+      </w:r>
+      <w:proofErr w:type="spellEnd"/>
+      <w:r>
+        <w:t xml:space="preserve"> a 384 </w:t>
+      </w:r>
+      <w:proofErr w:type="spellStart"/>
+      <w:r>
+        <w:t>resolution</w:t>
+      </w:r>
+      <w:proofErr w:type="spellEnd"/>
+      <w:r>
+        <w:t xml:space="preserve"> (para melhores resultados) — mas treinar originalmente em 224.</w:t>
       </w:r>
     </w:p>
     <w:p>
@@ -1752,35 +3321,545 @@
           <w:b/>
           <w:bCs/>
         </w:rPr>
-        <w:t>Configurações estruturais:</w:t>
-      </w:r>
+        <w:t>Configurações estruturais</w:t>
+      </w:r>
+      <w:r>
+        <w:rPr>
+          <w:b/>
+          <w:bCs/>
+        </w:rPr>
+        <w:t xml:space="preserve"> para a c</w:t>
+      </w:r>
+      <w:r>
+        <w:rPr>
+          <w:b/>
+          <w:bCs/>
+        </w:rPr>
+        <w:t xml:space="preserve">onstrução do modelo </w:t>
+      </w:r>
+      <w:proofErr w:type="spellStart"/>
+      <w:r>
+        <w:rPr>
+          <w:b/>
+          <w:bCs/>
+        </w:rPr>
+        <w:t>ViT</w:t>
+      </w:r>
+      <w:proofErr w:type="spellEnd"/>
+    </w:p>
+    <w:p>
+      <w:pPr>
+        <w:pStyle w:val="PargrafodaLista"/>
+        <w:ind w:left="1776"/>
+        <w:rPr>
+          <w:b/>
+          <w:bCs/>
+        </w:rPr>
+      </w:pPr>
     </w:p>
     <w:p>
       <w:pPr>
         <w:pStyle w:val="PargrafodaLista"/>
         <w:numPr>
           <w:ilvl w:val="0"/>
-          <w:numId w:val="40"/>
+          <w:numId w:val="49"/>
         </w:numPr>
         <w:jc w:val="both"/>
-        <w:rPr>
-          <w:b/>
-          <w:bCs/>
-        </w:rPr>
-      </w:pPr>
-      <w:r>
-        <w:rPr>
-          <w:b/>
-          <w:bCs/>
-        </w:rPr>
-        <w:t xml:space="preserve">Construção do modelo </w:t>
-      </w:r>
-      <w:r>
-        <w:rPr>
-          <w:b/>
-          <w:bCs/>
-        </w:rPr>
+      </w:pPr>
+      <w:r>
+        <w:rPr>
+          <w:b/>
+          <w:bCs/>
+        </w:rPr>
+        <w:t xml:space="preserve">Patch </w:t>
+      </w:r>
+      <w:proofErr w:type="spellStart"/>
+      <w:r>
+        <w:rPr>
+          <w:b/>
+          <w:bCs/>
+        </w:rPr>
+        <w:t>size</w:t>
+      </w:r>
+      <w:proofErr w:type="spellEnd"/>
+      <w:r>
+        <w:rPr>
+          <w:b/>
+          <w:bCs/>
+        </w:rPr>
+        <w:t>:</w:t>
+      </w:r>
+    </w:p>
+    <w:p>
+      <w:pPr>
+        <w:pStyle w:val="PargrafodaLista"/>
+        <w:ind w:left="2136"/>
+        <w:jc w:val="both"/>
+      </w:pPr>
+      <w:r>
+        <w:t xml:space="preserve">No </w:t>
+      </w:r>
+      <w:r>
+        <w:t>artigo é descrito que a imagem é dividida em</w:t>
+      </w:r>
+      <w:r>
+        <w:t xml:space="preserve"> patches 16×16 </w:t>
+      </w:r>
+      <w:r>
+        <w:t>(</w:t>
+      </w:r>
+      <w:r>
+        <w:t xml:space="preserve">padrão </w:t>
+      </w:r>
+      <w:proofErr w:type="spellStart"/>
+      <w:r>
         <w:t>ViT</w:t>
+      </w:r>
+      <w:proofErr w:type="spellEnd"/>
+      <w:r>
+        <w:t xml:space="preserve">-B/16); na arquitetura, </w:t>
+      </w:r>
+      <w:proofErr w:type="spellStart"/>
+      <w:r>
+        <w:t>kernel_size</w:t>
+      </w:r>
+      <w:proofErr w:type="spellEnd"/>
+      <w:r>
+        <w:t xml:space="preserve"> e </w:t>
+      </w:r>
+      <w:proofErr w:type="spellStart"/>
+      <w:r>
+        <w:t>stride</w:t>
+      </w:r>
+      <w:proofErr w:type="spellEnd"/>
+      <w:r>
+        <w:t xml:space="preserve"> devem ser iguais ao </w:t>
+      </w:r>
+      <w:proofErr w:type="spellStart"/>
+      <w:proofErr w:type="gramStart"/>
+      <w:r>
+        <w:t>patches.size</w:t>
+      </w:r>
+      <w:proofErr w:type="spellEnd"/>
+      <w:proofErr w:type="gramEnd"/>
+      <w:r>
+        <w:t xml:space="preserve">. (implementado como um </w:t>
+      </w:r>
+      <w:proofErr w:type="spellStart"/>
+      <w:proofErr w:type="gramStart"/>
+      <w:r>
+        <w:t>nn.Conv</w:t>
+      </w:r>
+      <w:proofErr w:type="spellEnd"/>
+      <w:proofErr w:type="gramEnd"/>
+      <w:r>
+        <w:t xml:space="preserve"> com </w:t>
+      </w:r>
+      <w:proofErr w:type="spellStart"/>
+      <w:r>
+        <w:t>kernel_size</w:t>
+      </w:r>
+      <w:proofErr w:type="spellEnd"/>
+      <w:r>
+        <w:t xml:space="preserve"> = </w:t>
+      </w:r>
+      <w:proofErr w:type="spellStart"/>
+      <w:proofErr w:type="gramStart"/>
+      <w:r>
+        <w:t>patches.size</w:t>
+      </w:r>
+      <w:proofErr w:type="spellEnd"/>
+      <w:proofErr w:type="gramEnd"/>
+      <w:r>
+        <w:t xml:space="preserve"> e </w:t>
+      </w:r>
+      <w:proofErr w:type="spellStart"/>
+      <w:r>
+        <w:t>strides</w:t>
+      </w:r>
+      <w:proofErr w:type="spellEnd"/>
+      <w:r>
+        <w:t xml:space="preserve"> = </w:t>
+      </w:r>
+      <w:proofErr w:type="spellStart"/>
+      <w:proofErr w:type="gramStart"/>
+      <w:r>
+        <w:t>patches.size</w:t>
+      </w:r>
+      <w:proofErr w:type="spellEnd"/>
+      <w:proofErr w:type="gramEnd"/>
+      <w:r>
+        <w:t xml:space="preserve"> no código);</w:t>
+      </w:r>
+    </w:p>
+    <w:p>
+      <w:pPr>
+        <w:pStyle w:val="PargrafodaLista"/>
+        <w:ind w:left="2136"/>
+        <w:jc w:val="both"/>
+      </w:pPr>
+    </w:p>
+    <w:p>
+      <w:pPr>
+        <w:pStyle w:val="PargrafodaLista"/>
+        <w:numPr>
+          <w:ilvl w:val="0"/>
+          <w:numId w:val="49"/>
+        </w:numPr>
+        <w:jc w:val="both"/>
+      </w:pPr>
+      <w:proofErr w:type="spellStart"/>
+      <w:r>
+        <w:rPr>
+          <w:b/>
+          <w:bCs/>
+        </w:rPr>
+        <w:t>Class</w:t>
+      </w:r>
+      <w:proofErr w:type="spellEnd"/>
+      <w:r>
+        <w:rPr>
+          <w:b/>
+          <w:bCs/>
+        </w:rPr>
+        <w:t xml:space="preserve"> token &amp; </w:t>
+      </w:r>
+      <w:proofErr w:type="spellStart"/>
+      <w:r>
+        <w:rPr>
+          <w:b/>
+          <w:bCs/>
+        </w:rPr>
+        <w:t>Positional</w:t>
+      </w:r>
+      <w:proofErr w:type="spellEnd"/>
+      <w:r>
+        <w:rPr>
+          <w:b/>
+          <w:bCs/>
+        </w:rPr>
+        <w:t xml:space="preserve"> </w:t>
+      </w:r>
+      <w:proofErr w:type="spellStart"/>
+      <w:r>
+        <w:rPr>
+          <w:b/>
+          <w:bCs/>
+        </w:rPr>
+        <w:t>embeddings</w:t>
+      </w:r>
+      <w:proofErr w:type="spellEnd"/>
+      <w:r>
+        <w:rPr>
+          <w:b/>
+          <w:bCs/>
+        </w:rPr>
+        <w:t>:</w:t>
+      </w:r>
+    </w:p>
+    <w:p>
+      <w:pPr>
+        <w:pStyle w:val="PargrafodaLista"/>
+        <w:ind w:left="2136"/>
+        <w:jc w:val="both"/>
+      </w:pPr>
+      <w:r>
+        <w:t>A</w:t>
+      </w:r>
+      <w:r>
+        <w:t xml:space="preserve">dição de um </w:t>
+      </w:r>
+      <w:proofErr w:type="spellStart"/>
+      <w:r>
+        <w:rPr>
+          <w:i/>
+          <w:iCs/>
+        </w:rPr>
+        <w:t>class</w:t>
+      </w:r>
+      <w:proofErr w:type="spellEnd"/>
+      <w:r>
+        <w:rPr>
+          <w:i/>
+          <w:iCs/>
+        </w:rPr>
+        <w:t xml:space="preserve"> token</w:t>
+      </w:r>
+      <w:r>
+        <w:t xml:space="preserve"> aprendível que é concatenado ao conjunto de patch-</w:t>
+      </w:r>
+      <w:proofErr w:type="spellStart"/>
+      <w:r>
+        <w:t>embeddings</w:t>
+      </w:r>
+      <w:proofErr w:type="spellEnd"/>
+      <w:r>
+        <w:t xml:space="preserve">. </w:t>
+      </w:r>
+      <w:r>
+        <w:t xml:space="preserve">O </w:t>
+      </w:r>
+      <w:r>
+        <w:t>artigo</w:t>
+      </w:r>
+      <w:r>
+        <w:t xml:space="preserve"> usa um </w:t>
+      </w:r>
+      <w:proofErr w:type="spellStart"/>
+      <w:r>
+        <w:rPr>
+          <w:i/>
+          <w:iCs/>
+        </w:rPr>
+        <w:t>learnable</w:t>
+      </w:r>
+      <w:proofErr w:type="spellEnd"/>
+      <w:r>
+        <w:t xml:space="preserve"> </w:t>
+      </w:r>
+      <w:proofErr w:type="spellStart"/>
+      <w:r>
+        <w:t>class</w:t>
+      </w:r>
+      <w:proofErr w:type="spellEnd"/>
+      <w:r>
+        <w:t xml:space="preserve"> token e </w:t>
+      </w:r>
+      <w:proofErr w:type="spellStart"/>
+      <w:r>
+        <w:rPr>
+          <w:i/>
+          <w:iCs/>
+        </w:rPr>
+        <w:t>learnable</w:t>
+      </w:r>
+      <w:proofErr w:type="spellEnd"/>
+      <w:r>
+        <w:t xml:space="preserve"> </w:t>
+      </w:r>
+      <w:proofErr w:type="spellStart"/>
+      <w:r>
+        <w:t>positional</w:t>
+      </w:r>
+      <w:proofErr w:type="spellEnd"/>
+      <w:r>
+        <w:t xml:space="preserve"> </w:t>
+      </w:r>
+      <w:proofErr w:type="spellStart"/>
+      <w:r>
+        <w:t>embeddings</w:t>
+      </w:r>
+      <w:proofErr w:type="spellEnd"/>
+      <w:r>
+        <w:t>;</w:t>
+      </w:r>
+    </w:p>
+    <w:p>
+      <w:pPr>
+        <w:pStyle w:val="PargrafodaLista"/>
+        <w:ind w:left="2136"/>
+        <w:jc w:val="both"/>
+      </w:pPr>
+    </w:p>
+    <w:p>
+      <w:pPr>
+        <w:pStyle w:val="PargrafodaLista"/>
+        <w:numPr>
+          <w:ilvl w:val="1"/>
+          <w:numId w:val="45"/>
+        </w:numPr>
+        <w:jc w:val="both"/>
+      </w:pPr>
+      <w:r>
+        <w:rPr>
+          <w:b/>
+          <w:bCs/>
+        </w:rPr>
+        <w:t xml:space="preserve">Encoder: </w:t>
+      </w:r>
+    </w:p>
+    <w:p>
+      <w:pPr>
+        <w:pStyle w:val="PargrafodaLista"/>
+        <w:ind w:left="2136"/>
+        <w:jc w:val="both"/>
+      </w:pPr>
+      <w:r>
+        <w:t>A estrutura a construção da rede</w:t>
+      </w:r>
+      <w:r>
+        <w:t xml:space="preserve"> segue</w:t>
+      </w:r>
+      <w:r>
+        <w:t xml:space="preserve"> a mesm</w:t>
+      </w:r>
+      <w:r>
+        <w:t xml:space="preserve">o modelo do </w:t>
+      </w:r>
+      <w:proofErr w:type="spellStart"/>
+      <w:r>
+        <w:t>transform</w:t>
+      </w:r>
+      <w:proofErr w:type="spellEnd"/>
+      <w:r>
+        <w:t xml:space="preserve"> encoder da</w:t>
+      </w:r>
+      <w:r>
+        <w:t xml:space="preserve"> arquitetura da BERT</w:t>
+      </w:r>
+      <w:r>
+        <w:t xml:space="preserve">: </w:t>
+      </w:r>
+      <w:proofErr w:type="spellStart"/>
+      <w:r>
+        <w:t>LayerNorm</w:t>
+      </w:r>
+      <w:proofErr w:type="spellEnd"/>
+      <w:r>
+        <w:t xml:space="preserve"> → </w:t>
+      </w:r>
+      <w:proofErr w:type="spellStart"/>
+      <w:r>
+        <w:t>Multi</w:t>
+      </w:r>
+      <w:proofErr w:type="spellEnd"/>
+      <w:r>
+        <w:t xml:space="preserve"> Head </w:t>
+      </w:r>
+      <w:proofErr w:type="spellStart"/>
+      <w:r>
+        <w:t>Attention</w:t>
+      </w:r>
+      <w:proofErr w:type="spellEnd"/>
+      <w:r>
+        <w:t xml:space="preserve"> (MHA)</w:t>
+      </w:r>
+      <w:r>
+        <w:t xml:space="preserve"> → residual</w:t>
+      </w:r>
+      <w:r>
+        <w:t xml:space="preserve"> </w:t>
+      </w:r>
+      <w:proofErr w:type="spellStart"/>
+      <w:r>
+        <w:t>layer</w:t>
+      </w:r>
+      <w:proofErr w:type="spellEnd"/>
+      <w:r>
+        <w:t xml:space="preserve"> → </w:t>
+      </w:r>
+      <w:proofErr w:type="spellStart"/>
+      <w:r>
+        <w:t>LayerNorm</w:t>
+      </w:r>
+      <w:proofErr w:type="spellEnd"/>
+      <w:r>
+        <w:t xml:space="preserve"> → MLP → residual → final </w:t>
+      </w:r>
+      <w:proofErr w:type="spellStart"/>
+      <w:r>
+        <w:t>LayerNorm</w:t>
+      </w:r>
+      <w:proofErr w:type="spellEnd"/>
+      <w:r>
+        <w:t xml:space="preserve">. </w:t>
+      </w:r>
+      <w:r>
+        <w:t>As funções</w:t>
+      </w:r>
+      <w:r>
+        <w:t xml:space="preserve"> Encoder1DBlock e Encoder cumprem isso. </w:t>
+      </w:r>
+    </w:p>
+    <w:p>
+      <w:pPr>
+        <w:pStyle w:val="PargrafodaLista"/>
+        <w:ind w:left="2124" w:firstLine="12"/>
+        <w:jc w:val="both"/>
+      </w:pPr>
+    </w:p>
+    <w:p>
+      <w:pPr>
+        <w:pStyle w:val="PargrafodaLista"/>
+        <w:numPr>
+          <w:ilvl w:val="0"/>
+          <w:numId w:val="59"/>
+        </w:numPr>
+        <w:jc w:val="both"/>
+      </w:pPr>
+      <w:r>
+        <w:rPr>
+          <w:b/>
+          <w:bCs/>
+        </w:rPr>
+        <w:t>Carrega</w:t>
+      </w:r>
+      <w:r>
+        <w:rPr>
+          <w:b/>
+          <w:bCs/>
+        </w:rPr>
+        <w:t xml:space="preserve">mento </w:t>
+      </w:r>
+      <w:proofErr w:type="gramStart"/>
+      <w:r>
+        <w:rPr>
+          <w:b/>
+          <w:bCs/>
+        </w:rPr>
+        <w:t xml:space="preserve">de </w:t>
+      </w:r>
+      <w:r>
+        <w:rPr>
+          <w:b/>
+          <w:bCs/>
+        </w:rPr>
+        <w:t xml:space="preserve"> checkpoints</w:t>
+      </w:r>
+      <w:proofErr w:type="gramEnd"/>
+      <w:r>
+        <w:rPr>
+          <w:b/>
+          <w:bCs/>
+        </w:rPr>
+        <w:t xml:space="preserve"> oficiais</w:t>
+      </w:r>
+      <w:r>
+        <w:rPr>
+          <w:b/>
+          <w:bCs/>
+        </w:rPr>
+        <w:t>:</w:t>
+      </w:r>
+    </w:p>
+    <w:p>
+      <w:pPr>
+        <w:pStyle w:val="PargrafodaLista"/>
+        <w:ind w:left="2136"/>
+        <w:jc w:val="both"/>
+        <w:rPr>
+          <w:color w:val="000000" w:themeColor="text1"/>
+        </w:rPr>
+      </w:pPr>
+      <w:r>
+        <w:rPr>
+          <w:color w:val="000000" w:themeColor="text1"/>
+        </w:rPr>
+        <w:t xml:space="preserve">os autores pré-treinaram em JFT-300M com batch </w:t>
+      </w:r>
+      <w:proofErr w:type="spellStart"/>
+      <w:r>
+        <w:rPr>
+          <w:color w:val="000000" w:themeColor="text1"/>
+        </w:rPr>
+        <w:t>sizes</w:t>
+      </w:r>
+      <w:proofErr w:type="spellEnd"/>
+      <w:r>
+        <w:rPr>
+          <w:color w:val="000000" w:themeColor="text1"/>
+        </w:rPr>
+        <w:t xml:space="preserve"> enormes. Como não tenho acesso ao JFT, irei usar checkpoints oficiais do Google (disponíveis) ou ImageNet-21k como alternativa. O comportamento do modelo muda bastante sem esse pré-treino.</w:t>
       </w:r>
     </w:p>
     <w:p>
@@ -1818,22 +3897,2449 @@
     <w:p>
       <w:pPr>
         <w:pStyle w:val="PargrafodaLista"/>
+        <w:ind w:left="1776"/>
+        <w:jc w:val="both"/>
+      </w:pPr>
+      <w:r>
+        <w:rPr>
+          <w:b/>
+          <w:bCs/>
+        </w:rPr>
+        <w:t>Protocolo de treino:</w:t>
+      </w:r>
+      <w:r>
+        <w:t xml:space="preserve"> Pré-treino inicial, seguido por um fine-</w:t>
+      </w:r>
+      <w:proofErr w:type="spellStart"/>
+      <w:r>
+        <w:t>tunning</w:t>
+      </w:r>
+      <w:proofErr w:type="spellEnd"/>
+      <w:r>
+        <w:t xml:space="preserve">. O teste será conduzido utilizando o modelo definido como </w:t>
+      </w:r>
+      <w:proofErr w:type="spellStart"/>
+      <w:r>
+        <w:t>ViT</w:t>
+      </w:r>
+      <w:proofErr w:type="spellEnd"/>
+      <w:r>
+        <w:t>-Base, uma vez que este foi a base para a antiga implementação (levando em consideração os requisitos de hardware)</w:t>
+      </w:r>
+    </w:p>
+    <w:p>
+      <w:pPr>
+        <w:pStyle w:val="PargrafodaLista"/>
+        <w:ind w:left="2136"/>
+        <w:jc w:val="both"/>
+        <w:rPr>
+          <w:b/>
+          <w:bCs/>
+          <w:color w:val="EE0000"/>
+        </w:rPr>
+      </w:pPr>
+    </w:p>
+    <w:p>
+      <w:pPr>
+        <w:pStyle w:val="PargrafodaLista"/>
         <w:numPr>
           <w:ilvl w:val="0"/>
-          <w:numId w:val="39"/>
+          <w:numId w:val="59"/>
         </w:numPr>
-        <w:rPr>
-          <w:b/>
-          <w:bCs/>
-        </w:rPr>
-      </w:pPr>
-      <w:r>
-        <w:rPr>
-          <w:b/>
-          <w:bCs/>
-        </w:rPr>
+        <w:jc w:val="both"/>
+        <w:rPr>
+          <w:b/>
+          <w:bCs/>
+          <w:color w:val="000000" w:themeColor="text1"/>
+        </w:rPr>
+      </w:pPr>
+      <w:proofErr w:type="spellStart"/>
+      <w:r>
+        <w:rPr>
+          <w:b/>
+          <w:bCs/>
+          <w:color w:val="000000" w:themeColor="text1"/>
+        </w:rPr>
+        <w:t>Hiperparâmetros</w:t>
+      </w:r>
+      <w:proofErr w:type="spellEnd"/>
+      <w:r>
+        <w:rPr>
+          <w:b/>
+          <w:bCs/>
+          <w:color w:val="000000" w:themeColor="text1"/>
+        </w:rPr>
+        <w:t xml:space="preserve"> de cada modelo proposto</w:t>
+      </w:r>
+    </w:p>
+    <w:p>
+      <w:pPr>
+        <w:pStyle w:val="PargrafodaLista"/>
+        <w:ind w:left="708"/>
+        <w:jc w:val="both"/>
+        <w:rPr>
+          <w:color w:val="EE0000"/>
+        </w:rPr>
+      </w:pPr>
+      <w:r>
+        <w:rPr>
+          <w:color w:val="EE0000"/>
+        </w:rPr>
+        <w:drawing>
+          <wp:inline distT="0" distB="0" distL="0" distR="0" wp14:anchorId="376EEA2C" wp14:editId="01EC7FF9">
+            <wp:extent cx="5400040" cy="938676"/>
+            <wp:effectExtent l="0" t="0" r="0" b="0"/>
+            <wp:docPr id="1629518448" name="Imagem 1"/>
+            <wp:cNvGraphicFramePr>
+              <a:graphicFrameLocks xmlns:a="http://schemas.openxmlformats.org/drawingml/2006/main" noChangeAspect="1"/>
+            </wp:cNvGraphicFramePr>
+            <a:graphic xmlns:a="http://schemas.openxmlformats.org/drawingml/2006/main">
+              <a:graphicData uri="http://schemas.openxmlformats.org/drawingml/2006/picture">
+                <pic:pic xmlns:pic="http://schemas.openxmlformats.org/drawingml/2006/picture">
+                  <pic:nvPicPr>
+                    <pic:cNvPr id="1629518448" name=""/>
+                    <pic:cNvPicPr/>
+                  </pic:nvPicPr>
+                  <pic:blipFill rotWithShape="1">
+                    <a:blip r:embed="rId17"/>
+                    <a:srcRect b="66480"/>
+                    <a:stretch>
+                      <a:fillRect/>
+                    </a:stretch>
+                  </pic:blipFill>
+                  <pic:spPr bwMode="auto">
+                    <a:xfrm>
+                      <a:off x="0" y="0"/>
+                      <a:ext cx="5400040" cy="938676"/>
+                    </a:xfrm>
+                    <a:prstGeom prst="rect">
+                      <a:avLst/>
+                    </a:prstGeom>
+                    <a:ln>
+                      <a:noFill/>
+                    </a:ln>
+                    <a:extLst>
+                      <a:ext uri="{53640926-AAD7-44D8-BBD7-CCE9431645EC}">
+                        <a14:shadowObscured xmlns:a14="http://schemas.microsoft.com/office/drawing/2010/main"/>
+                      </a:ext>
+                    </a:extLst>
+                  </pic:spPr>
+                </pic:pic>
+              </a:graphicData>
+            </a:graphic>
+          </wp:inline>
+        </w:drawing>
+      </w:r>
+    </w:p>
+    <w:p>
+      <w:pPr>
+        <w:pStyle w:val="PargrafodaLista"/>
+        <w:ind w:left="708"/>
+        <w:jc w:val="both"/>
+        <w:rPr>
+          <w:color w:val="EE0000"/>
+        </w:rPr>
+      </w:pPr>
+    </w:p>
+    <w:p>
+      <w:pPr>
+        <w:pStyle w:val="PargrafodaLista"/>
+        <w:ind w:left="708"/>
+        <w:jc w:val="both"/>
+        <w:rPr>
+          <w:color w:val="0D0D0D" w:themeColor="text1" w:themeTint="F2"/>
+        </w:rPr>
+      </w:pPr>
+      <w:r>
+        <w:rPr>
+          <w:color w:val="EE0000"/>
+        </w:rPr>
+        <w:drawing>
+          <wp:inline distT="0" distB="0" distL="0" distR="0" wp14:anchorId="30AEEC9B" wp14:editId="4D0D55A9">
+            <wp:extent cx="5398882" cy="525381"/>
+            <wp:effectExtent l="0" t="0" r="0" b="8255"/>
+            <wp:docPr id="1720751556" name="Imagem 1"/>
+            <wp:cNvGraphicFramePr>
+              <a:graphicFrameLocks xmlns:a="http://schemas.openxmlformats.org/drawingml/2006/main" noChangeAspect="1"/>
+            </wp:cNvGraphicFramePr>
+            <a:graphic xmlns:a="http://schemas.openxmlformats.org/drawingml/2006/main">
+              <a:graphicData uri="http://schemas.openxmlformats.org/drawingml/2006/picture">
+                <pic:pic xmlns:pic="http://schemas.openxmlformats.org/drawingml/2006/picture">
+                  <pic:nvPicPr>
+                    <pic:cNvPr id="1629518448" name=""/>
+                    <pic:cNvPicPr/>
+                  </pic:nvPicPr>
+                  <pic:blipFill rotWithShape="1">
+                    <a:blip r:embed="rId17"/>
+                    <a:srcRect t="81518" b="-287"/>
+                    <a:stretch>
+                      <a:fillRect/>
+                    </a:stretch>
+                  </pic:blipFill>
+                  <pic:spPr bwMode="auto">
+                    <a:xfrm>
+                      <a:off x="0" y="0"/>
+                      <a:ext cx="5400040" cy="525494"/>
+                    </a:xfrm>
+                    <a:prstGeom prst="rect">
+                      <a:avLst/>
+                    </a:prstGeom>
+                    <a:ln>
+                      <a:noFill/>
+                    </a:ln>
+                    <a:extLst>
+                      <a:ext uri="{53640926-AAD7-44D8-BBD7-CCE9431645EC}">
+                        <a14:shadowObscured xmlns:a14="http://schemas.microsoft.com/office/drawing/2010/main"/>
+                      </a:ext>
+                    </a:extLst>
+                  </pic:spPr>
+                </pic:pic>
+              </a:graphicData>
+            </a:graphic>
+          </wp:inline>
+        </w:drawing>
+      </w:r>
+    </w:p>
+    <w:p>
+      <w:pPr>
+        <w:pStyle w:val="PargrafodaLista"/>
+        <w:ind w:left="2136"/>
+        <w:jc w:val="both"/>
+        <w:rPr>
+          <w:color w:val="0D0D0D" w:themeColor="text1" w:themeTint="F2"/>
+        </w:rPr>
+      </w:pPr>
+    </w:p>
+    <w:p>
+      <w:pPr>
+        <w:pStyle w:val="PargrafodaLista"/>
+        <w:ind w:left="2136"/>
+        <w:jc w:val="both"/>
+        <w:rPr>
+          <w:color w:val="0D0D0D" w:themeColor="text1" w:themeTint="F2"/>
+        </w:rPr>
+      </w:pPr>
+    </w:p>
+    <w:p>
+      <w:pPr>
+        <w:pStyle w:val="PargrafodaLista"/>
+        <w:ind w:left="2136"/>
+        <w:jc w:val="both"/>
+        <w:rPr>
+          <w:color w:val="0D0D0D" w:themeColor="text1" w:themeTint="F2"/>
+        </w:rPr>
+      </w:pPr>
+    </w:p>
+    <w:p>
+      <w:pPr>
+        <w:pStyle w:val="PargrafodaLista"/>
+        <w:ind w:left="2136"/>
+        <w:jc w:val="both"/>
+        <w:rPr>
+          <w:color w:val="0D0D0D" w:themeColor="text1" w:themeTint="F2"/>
+        </w:rPr>
+      </w:pPr>
+    </w:p>
+    <w:p>
+      <w:pPr>
+        <w:pStyle w:val="PargrafodaLista"/>
+        <w:ind w:left="2136"/>
+        <w:jc w:val="both"/>
+        <w:rPr>
+          <w:color w:val="0D0D0D" w:themeColor="text1" w:themeTint="F2"/>
+        </w:rPr>
+      </w:pPr>
+    </w:p>
+    <w:p>
+      <w:pPr>
+        <w:pStyle w:val="PargrafodaLista"/>
+        <w:numPr>
+          <w:ilvl w:val="0"/>
+          <w:numId w:val="59"/>
+        </w:numPr>
+        <w:jc w:val="both"/>
+        <w:rPr>
+          <w:color w:val="0D0D0D" w:themeColor="text1" w:themeTint="F2"/>
+        </w:rPr>
+      </w:pPr>
+      <w:r>
+        <w:rPr>
+          <w:b/>
+          <w:bCs/>
+          <w:color w:val="0D0D0D" w:themeColor="text1" w:themeTint="F2"/>
+        </w:rPr>
+        <w:t>H</w:t>
+      </w:r>
+      <w:r>
+        <w:rPr>
+          <w:b/>
+          <w:bCs/>
+          <w:color w:val="0D0D0D" w:themeColor="text1" w:themeTint="F2"/>
+        </w:rPr>
+        <w:t>i</w:t>
+      </w:r>
+      <w:r>
+        <w:rPr>
+          <w:b/>
+          <w:bCs/>
+          <w:color w:val="0D0D0D" w:themeColor="text1" w:themeTint="F2"/>
+        </w:rPr>
+        <w:t>per parâmetros</w:t>
+      </w:r>
+      <w:r>
+        <w:rPr>
+          <w:b/>
+          <w:bCs/>
+          <w:color w:val="0D0D0D" w:themeColor="text1" w:themeTint="F2"/>
+        </w:rPr>
+        <w:t xml:space="preserve"> citados no </w:t>
+      </w:r>
+      <w:r>
+        <w:rPr>
+          <w:b/>
+          <w:bCs/>
+          <w:color w:val="0D0D0D" w:themeColor="text1" w:themeTint="F2"/>
+        </w:rPr>
+        <w:t>artigo</w:t>
+      </w:r>
+      <w:r>
+        <w:rPr>
+          <w:b/>
+          <w:bCs/>
+          <w:color w:val="0D0D0D" w:themeColor="text1" w:themeTint="F2"/>
+        </w:rPr>
+        <w:t xml:space="preserve"> (pré-treino)</w:t>
+      </w:r>
+      <w:r>
+        <w:rPr>
+          <w:b/>
+          <w:bCs/>
+          <w:color w:val="0D0D0D" w:themeColor="text1" w:themeTint="F2"/>
+        </w:rPr>
+        <w:t xml:space="preserve"> </w:t>
+      </w:r>
+      <w:proofErr w:type="spellStart"/>
+      <w:r>
+        <w:rPr>
+          <w:b/>
+          <w:bCs/>
+          <w:color w:val="0D0D0D" w:themeColor="text1" w:themeTint="F2"/>
+        </w:rPr>
+        <w:t>ViT</w:t>
+      </w:r>
+      <w:proofErr w:type="spellEnd"/>
+      <w:r>
+        <w:rPr>
+          <w:b/>
+          <w:bCs/>
+          <w:color w:val="0D0D0D" w:themeColor="text1" w:themeTint="F2"/>
+        </w:rPr>
+        <w:t>-B</w:t>
+      </w:r>
+      <w:r>
+        <w:rPr>
+          <w:b/>
+          <w:bCs/>
+          <w:color w:val="0D0D0D" w:themeColor="text1" w:themeTint="F2"/>
+        </w:rPr>
+        <w:t>:</w:t>
+      </w:r>
+    </w:p>
+    <w:p>
+      <w:pPr>
+        <w:pStyle w:val="NormalWeb"/>
+        <w:spacing w:before="0" w:beforeAutospacing="0" w:after="0" w:afterAutospacing="0"/>
+        <w:ind w:left="2124"/>
+        <w:rPr>
+          <w:rFonts w:asciiTheme="minorHAnsi" w:hAnsiTheme="minorHAnsi" w:cstheme="minorHAnsi"/>
+          <w:sz w:val="22"/>
+          <w:szCs w:val="22"/>
+        </w:rPr>
+      </w:pPr>
+      <w:r>
+        <w:rPr>
+          <w:rFonts w:asciiTheme="minorHAnsi" w:hAnsiTheme="minorHAnsi" w:cstheme="minorHAnsi"/>
+          <w:b/>
+          <w:bCs/>
+          <w:sz w:val="22"/>
+          <w:szCs w:val="22"/>
+        </w:rPr>
+        <w:t xml:space="preserve">- </w:t>
+      </w:r>
+      <w:r>
+        <w:rPr>
+          <w:rFonts w:asciiTheme="minorHAnsi" w:hAnsiTheme="minorHAnsi" w:cstheme="minorHAnsi"/>
+          <w:b/>
+          <w:bCs/>
+          <w:sz w:val="22"/>
+          <w:szCs w:val="22"/>
+        </w:rPr>
+        <w:t xml:space="preserve">Resolução de entrada: </w:t>
+      </w:r>
+      <w:r>
+        <w:rPr>
+          <w:rFonts w:asciiTheme="minorHAnsi" w:hAnsiTheme="minorHAnsi" w:cstheme="minorHAnsi"/>
+          <w:sz w:val="22"/>
+          <w:szCs w:val="22"/>
+        </w:rPr>
+        <w:t>224</w:t>
+      </w:r>
+    </w:p>
+    <w:p>
+      <w:pPr>
+        <w:pStyle w:val="NormalWeb"/>
+        <w:spacing w:before="0" w:beforeAutospacing="0" w:after="0" w:afterAutospacing="0"/>
+        <w:ind w:left="2124"/>
+        <w:rPr>
+          <w:rFonts w:asciiTheme="minorHAnsi" w:hAnsiTheme="minorHAnsi" w:cstheme="minorHAnsi"/>
+          <w:b/>
+          <w:bCs/>
+          <w:sz w:val="22"/>
+          <w:szCs w:val="22"/>
+        </w:rPr>
+      </w:pPr>
+      <w:r>
+        <w:rPr>
+          <w:rFonts w:asciiTheme="minorHAnsi" w:hAnsiTheme="minorHAnsi" w:cstheme="minorHAnsi"/>
+          <w:b/>
+          <w:bCs/>
+          <w:sz w:val="22"/>
+          <w:szCs w:val="22"/>
+        </w:rPr>
+        <w:t xml:space="preserve">- </w:t>
+      </w:r>
+      <w:r>
+        <w:rPr>
+          <w:rFonts w:asciiTheme="minorHAnsi" w:hAnsiTheme="minorHAnsi" w:cstheme="minorHAnsi"/>
+          <w:b/>
+          <w:bCs/>
+          <w:sz w:val="22"/>
+          <w:szCs w:val="22"/>
+        </w:rPr>
+        <w:t>Ot</w:t>
+      </w:r>
+      <w:r>
+        <w:rPr>
+          <w:rFonts w:asciiTheme="minorHAnsi" w:hAnsiTheme="minorHAnsi" w:cstheme="minorHAnsi"/>
+          <w:b/>
+          <w:bCs/>
+          <w:sz w:val="22"/>
+          <w:szCs w:val="22"/>
+        </w:rPr>
+        <w:t>i</w:t>
+      </w:r>
+      <w:r>
+        <w:rPr>
+          <w:rFonts w:asciiTheme="minorHAnsi" w:hAnsiTheme="minorHAnsi" w:cstheme="minorHAnsi"/>
+          <w:b/>
+          <w:bCs/>
+          <w:sz w:val="22"/>
+          <w:szCs w:val="22"/>
+        </w:rPr>
+        <w:t xml:space="preserve">mizador: </w:t>
+      </w:r>
+      <w:r>
+        <w:rPr>
+          <w:rStyle w:val="Forte"/>
+          <w:rFonts w:asciiTheme="minorHAnsi" w:eastAsiaTheme="majorEastAsia" w:hAnsiTheme="minorHAnsi" w:cstheme="minorHAnsi"/>
+          <w:b w:val="0"/>
+          <w:bCs w:val="0"/>
+          <w:sz w:val="22"/>
+          <w:szCs w:val="22"/>
+        </w:rPr>
+        <w:t>Adam</w:t>
+      </w:r>
+      <w:r>
+        <w:rPr>
+          <w:rFonts w:asciiTheme="minorHAnsi" w:hAnsiTheme="minorHAnsi" w:cstheme="minorHAnsi"/>
+          <w:b/>
+          <w:bCs/>
+          <w:sz w:val="22"/>
+          <w:szCs w:val="22"/>
+        </w:rPr>
+        <w:t>.</w:t>
+      </w:r>
+    </w:p>
+    <w:p>
+      <w:pPr>
+        <w:pStyle w:val="NormalWeb"/>
+        <w:spacing w:before="0" w:beforeAutospacing="0" w:after="0" w:afterAutospacing="0"/>
+        <w:ind w:left="2124"/>
+        <w:rPr>
+          <w:rFonts w:asciiTheme="minorHAnsi" w:hAnsiTheme="minorHAnsi" w:cstheme="minorHAnsi"/>
+          <w:b/>
+          <w:bCs/>
+          <w:sz w:val="22"/>
+          <w:szCs w:val="22"/>
+        </w:rPr>
+      </w:pPr>
+      <w:r>
+        <w:rPr>
+          <w:rFonts w:asciiTheme="minorHAnsi" w:hAnsiTheme="minorHAnsi" w:cstheme="minorHAnsi"/>
+          <w:b/>
+          <w:bCs/>
+          <w:sz w:val="22"/>
+          <w:szCs w:val="22"/>
+        </w:rPr>
+        <w:t xml:space="preserve">- </w:t>
+      </w:r>
+      <w:r>
+        <w:rPr>
+          <w:rFonts w:asciiTheme="minorHAnsi" w:hAnsiTheme="minorHAnsi" w:cstheme="minorHAnsi"/>
+          <w:b/>
+          <w:bCs/>
+          <w:sz w:val="22"/>
+          <w:szCs w:val="22"/>
+        </w:rPr>
+        <w:t xml:space="preserve">Batch </w:t>
+      </w:r>
+      <w:proofErr w:type="spellStart"/>
+      <w:r>
+        <w:rPr>
+          <w:rFonts w:asciiTheme="minorHAnsi" w:hAnsiTheme="minorHAnsi" w:cstheme="minorHAnsi"/>
+          <w:b/>
+          <w:bCs/>
+          <w:sz w:val="22"/>
+          <w:szCs w:val="22"/>
+        </w:rPr>
+        <w:t>size</w:t>
+      </w:r>
+      <w:proofErr w:type="spellEnd"/>
+      <w:r>
+        <w:rPr>
+          <w:rFonts w:asciiTheme="minorHAnsi" w:hAnsiTheme="minorHAnsi" w:cstheme="minorHAnsi"/>
+          <w:b/>
+          <w:bCs/>
+          <w:sz w:val="22"/>
+          <w:szCs w:val="22"/>
+        </w:rPr>
+        <w:t xml:space="preserve">: </w:t>
+      </w:r>
+      <w:r>
+        <w:rPr>
+          <w:rStyle w:val="Forte"/>
+          <w:rFonts w:asciiTheme="minorHAnsi" w:eastAsiaTheme="majorEastAsia" w:hAnsiTheme="minorHAnsi" w:cstheme="minorHAnsi"/>
+          <w:b w:val="0"/>
+          <w:bCs w:val="0"/>
+          <w:sz w:val="22"/>
+          <w:szCs w:val="22"/>
+        </w:rPr>
+        <w:t>4096</w:t>
+      </w:r>
+      <w:r>
+        <w:rPr>
+          <w:rFonts w:asciiTheme="minorHAnsi" w:hAnsiTheme="minorHAnsi" w:cstheme="minorHAnsi"/>
+          <w:b/>
+          <w:bCs/>
+          <w:sz w:val="22"/>
+          <w:szCs w:val="22"/>
+        </w:rPr>
+        <w:t xml:space="preserve"> (pré-treino</w:t>
+      </w:r>
+      <w:r>
+        <w:rPr>
+          <w:rFonts w:asciiTheme="minorHAnsi" w:hAnsiTheme="minorHAnsi" w:cstheme="minorHAnsi"/>
+          <w:b/>
+          <w:bCs/>
+          <w:sz w:val="22"/>
+          <w:szCs w:val="22"/>
+        </w:rPr>
+        <w:t>)</w:t>
+      </w:r>
+    </w:p>
+    <w:p>
+      <w:pPr>
+        <w:pStyle w:val="NormalWeb"/>
+        <w:spacing w:before="0" w:beforeAutospacing="0" w:after="0" w:afterAutospacing="0"/>
+        <w:ind w:left="2124"/>
+        <w:rPr>
+          <w:rFonts w:asciiTheme="minorHAnsi" w:hAnsiTheme="minorHAnsi" w:cstheme="minorHAnsi"/>
+          <w:b/>
+          <w:bCs/>
+          <w:sz w:val="22"/>
+          <w:szCs w:val="22"/>
+        </w:rPr>
+      </w:pPr>
+      <w:r>
+        <w:rPr>
+          <w:rFonts w:asciiTheme="minorHAnsi" w:hAnsiTheme="minorHAnsi" w:cstheme="minorHAnsi"/>
+          <w:b/>
+          <w:bCs/>
+          <w:sz w:val="22"/>
+          <w:szCs w:val="22"/>
+        </w:rPr>
+        <w:t xml:space="preserve">- </w:t>
+      </w:r>
+      <w:r>
+        <w:rPr>
+          <w:rFonts w:asciiTheme="minorHAnsi" w:hAnsiTheme="minorHAnsi" w:cstheme="minorHAnsi"/>
+          <w:b/>
+          <w:bCs/>
+          <w:sz w:val="22"/>
+          <w:szCs w:val="22"/>
+        </w:rPr>
+        <w:t xml:space="preserve">Base learning rate: </w:t>
+      </w:r>
+      <m:oMath>
+        <m:sSup>
+          <m:sSupPr>
+            <m:ctrlPr>
+              <w:rPr>
+                <w:rStyle w:val="Forte"/>
+                <w:rFonts w:ascii="Cambria Math" w:eastAsiaTheme="majorEastAsia" w:hAnsi="Cambria Math" w:cstheme="minorHAnsi"/>
+                <w:b w:val="0"/>
+                <w:bCs w:val="0"/>
+                <w:i/>
+                <w:sz w:val="22"/>
+                <w:szCs w:val="22"/>
+              </w:rPr>
+            </m:ctrlPr>
+          </m:sSupPr>
+          <m:e>
+            <m:r>
+              <w:rPr>
+                <w:rStyle w:val="Forte"/>
+                <w:rFonts w:ascii="Cambria Math" w:eastAsiaTheme="majorEastAsia" w:hAnsi="Cambria Math" w:cstheme="minorHAnsi"/>
+                <w:sz w:val="22"/>
+                <w:szCs w:val="22"/>
+              </w:rPr>
+              <m:t>10</m:t>
+            </m:r>
+          </m:e>
+          <m:sup>
+            <m:r>
+              <w:rPr>
+                <w:rStyle w:val="Forte"/>
+                <w:rFonts w:ascii="Cambria Math" w:eastAsiaTheme="majorEastAsia" w:hAnsi="Cambria Math" w:cstheme="minorHAnsi"/>
+                <w:sz w:val="22"/>
+                <w:szCs w:val="22"/>
+              </w:rPr>
+              <m:t>-3</m:t>
+            </m:r>
+          </m:sup>
+        </m:sSup>
+      </m:oMath>
+      <w:r>
+        <w:rPr>
+          <w:rFonts w:asciiTheme="minorHAnsi" w:hAnsiTheme="minorHAnsi" w:cstheme="minorHAnsi"/>
+          <w:b/>
+          <w:bCs/>
+          <w:sz w:val="22"/>
+          <w:szCs w:val="22"/>
+        </w:rPr>
+        <w:t>.</w:t>
+      </w:r>
+    </w:p>
+    <w:p>
+      <w:pPr>
+        <w:pStyle w:val="NormalWeb"/>
+        <w:spacing w:before="0" w:beforeAutospacing="0" w:after="0" w:afterAutospacing="0"/>
+        <w:ind w:left="2124"/>
+        <w:rPr>
+          <w:rFonts w:asciiTheme="minorHAnsi" w:hAnsiTheme="minorHAnsi" w:cstheme="minorHAnsi"/>
+          <w:b/>
+          <w:bCs/>
+          <w:sz w:val="22"/>
+          <w:szCs w:val="22"/>
+        </w:rPr>
+      </w:pPr>
+      <w:r>
+        <w:rPr>
+          <w:rFonts w:asciiTheme="minorHAnsi" w:hAnsiTheme="minorHAnsi" w:cstheme="minorHAnsi"/>
+          <w:b/>
+          <w:bCs/>
+          <w:sz w:val="22"/>
+          <w:szCs w:val="22"/>
+        </w:rPr>
+        <w:t xml:space="preserve">- </w:t>
+      </w:r>
+      <w:proofErr w:type="spellStart"/>
+      <w:r>
+        <w:rPr>
+          <w:rFonts w:asciiTheme="minorHAnsi" w:hAnsiTheme="minorHAnsi" w:cstheme="minorHAnsi"/>
+          <w:b/>
+          <w:bCs/>
+          <w:sz w:val="22"/>
+          <w:szCs w:val="22"/>
+        </w:rPr>
+        <w:t>Weight</w:t>
+      </w:r>
+      <w:proofErr w:type="spellEnd"/>
+      <w:r>
+        <w:rPr>
+          <w:rFonts w:asciiTheme="minorHAnsi" w:hAnsiTheme="minorHAnsi" w:cstheme="minorHAnsi"/>
+          <w:b/>
+          <w:bCs/>
+          <w:sz w:val="22"/>
+          <w:szCs w:val="22"/>
+        </w:rPr>
+        <w:t xml:space="preserve"> </w:t>
+      </w:r>
+      <w:proofErr w:type="spellStart"/>
+      <w:r>
+        <w:rPr>
+          <w:rFonts w:asciiTheme="minorHAnsi" w:hAnsiTheme="minorHAnsi" w:cstheme="minorHAnsi"/>
+          <w:b/>
+          <w:bCs/>
+          <w:sz w:val="22"/>
+          <w:szCs w:val="22"/>
+        </w:rPr>
+        <w:t>decay</w:t>
+      </w:r>
+      <w:proofErr w:type="spellEnd"/>
+      <w:r>
+        <w:rPr>
+          <w:rFonts w:asciiTheme="minorHAnsi" w:hAnsiTheme="minorHAnsi" w:cstheme="minorHAnsi"/>
+          <w:b/>
+          <w:bCs/>
+          <w:sz w:val="22"/>
+          <w:szCs w:val="22"/>
+        </w:rPr>
+        <w:t>:</w:t>
+      </w:r>
+      <w:r>
+        <w:rPr>
+          <w:rFonts w:asciiTheme="minorHAnsi" w:hAnsiTheme="minorHAnsi" w:cstheme="minorHAnsi"/>
+          <w:sz w:val="22"/>
+          <w:szCs w:val="22"/>
+        </w:rPr>
+        <w:t xml:space="preserve"> 0.1</w:t>
+      </w:r>
+    </w:p>
+    <w:p>
+      <w:pPr>
+        <w:pStyle w:val="NormalWeb"/>
+        <w:spacing w:before="0" w:beforeAutospacing="0" w:after="0" w:afterAutospacing="0"/>
+        <w:ind w:left="2124"/>
+        <w:rPr>
+          <w:rFonts w:asciiTheme="minorHAnsi" w:hAnsiTheme="minorHAnsi" w:cstheme="minorHAnsi"/>
+          <w:b/>
+          <w:bCs/>
+          <w:sz w:val="22"/>
+          <w:szCs w:val="22"/>
+        </w:rPr>
+      </w:pPr>
+      <w:r>
+        <w:rPr>
+          <w:rFonts w:asciiTheme="minorHAnsi" w:hAnsiTheme="minorHAnsi" w:cstheme="minorHAnsi"/>
+          <w:b/>
+          <w:bCs/>
+          <w:sz w:val="22"/>
+          <w:szCs w:val="22"/>
+        </w:rPr>
+        <w:t xml:space="preserve">- </w:t>
+      </w:r>
+      <w:proofErr w:type="spellStart"/>
+      <w:r>
+        <w:rPr>
+          <w:rFonts w:asciiTheme="minorHAnsi" w:hAnsiTheme="minorHAnsi" w:cstheme="minorHAnsi"/>
+          <w:b/>
+          <w:bCs/>
+          <w:sz w:val="22"/>
+          <w:szCs w:val="22"/>
+        </w:rPr>
+        <w:t>Warmup</w:t>
+      </w:r>
+      <w:proofErr w:type="spellEnd"/>
+      <w:r>
+        <w:rPr>
+          <w:rFonts w:asciiTheme="minorHAnsi" w:hAnsiTheme="minorHAnsi" w:cstheme="minorHAnsi"/>
+          <w:b/>
+          <w:bCs/>
+          <w:sz w:val="22"/>
+          <w:szCs w:val="22"/>
+        </w:rPr>
+        <w:t xml:space="preserve">: </w:t>
+      </w:r>
+      <w:r>
+        <w:rPr>
+          <w:rStyle w:val="Forte"/>
+          <w:rFonts w:asciiTheme="minorHAnsi" w:eastAsiaTheme="majorEastAsia" w:hAnsiTheme="minorHAnsi" w:cstheme="minorHAnsi"/>
+          <w:b w:val="0"/>
+          <w:bCs w:val="0"/>
+          <w:sz w:val="22"/>
+          <w:szCs w:val="22"/>
+        </w:rPr>
+        <w:t>10.000 steps</w:t>
+      </w:r>
+      <w:r>
+        <w:rPr>
+          <w:rFonts w:asciiTheme="minorHAnsi" w:hAnsiTheme="minorHAnsi" w:cstheme="minorHAnsi"/>
+          <w:b/>
+          <w:bCs/>
+          <w:sz w:val="22"/>
+          <w:szCs w:val="22"/>
+        </w:rPr>
+        <w:t>.</w:t>
+      </w:r>
+    </w:p>
+    <w:p>
+      <w:pPr>
+        <w:pStyle w:val="NormalWeb"/>
+        <w:spacing w:before="0" w:beforeAutospacing="0" w:after="0" w:afterAutospacing="0"/>
+        <w:ind w:left="2124"/>
+        <w:rPr>
+          <w:rFonts w:asciiTheme="minorHAnsi" w:hAnsiTheme="minorHAnsi" w:cstheme="minorHAnsi"/>
+          <w:b/>
+          <w:bCs/>
+          <w:sz w:val="22"/>
+          <w:szCs w:val="22"/>
+        </w:rPr>
+      </w:pPr>
+      <w:r>
+        <w:rPr>
+          <w:rFonts w:asciiTheme="minorHAnsi" w:hAnsiTheme="minorHAnsi" w:cstheme="minorHAnsi"/>
+          <w:b/>
+          <w:bCs/>
+          <w:sz w:val="22"/>
+          <w:szCs w:val="22"/>
+        </w:rPr>
+        <w:t xml:space="preserve">- </w:t>
+      </w:r>
+      <w:r>
+        <w:rPr>
+          <w:rFonts w:asciiTheme="minorHAnsi" w:hAnsiTheme="minorHAnsi" w:cstheme="minorHAnsi"/>
+          <w:b/>
+          <w:bCs/>
+          <w:sz w:val="22"/>
+          <w:szCs w:val="22"/>
+        </w:rPr>
+        <w:t xml:space="preserve">Decaimento: </w:t>
+      </w:r>
+      <w:r>
+        <w:rPr>
+          <w:rStyle w:val="Forte"/>
+          <w:rFonts w:asciiTheme="minorHAnsi" w:eastAsiaTheme="majorEastAsia" w:hAnsiTheme="minorHAnsi" w:cstheme="minorHAnsi"/>
+          <w:b w:val="0"/>
+          <w:bCs w:val="0"/>
+          <w:sz w:val="22"/>
+          <w:szCs w:val="22"/>
+        </w:rPr>
+        <w:t>linear</w:t>
+      </w:r>
+      <w:r>
+        <w:rPr>
+          <w:rFonts w:asciiTheme="minorHAnsi" w:hAnsiTheme="minorHAnsi" w:cstheme="minorHAnsi"/>
+          <w:b/>
+          <w:bCs/>
+          <w:sz w:val="22"/>
+          <w:szCs w:val="22"/>
+        </w:rPr>
+        <w:t>.</w:t>
+      </w:r>
+    </w:p>
+    <w:p>
+      <w:pPr>
+        <w:pStyle w:val="PargrafodaLista"/>
+        <w:ind w:left="2124"/>
+        <w:rPr>
+          <w:color w:val="0D0D0D" w:themeColor="text1" w:themeTint="F2"/>
+        </w:rPr>
+      </w:pPr>
+    </w:p>
+    <w:p>
+      <w:pPr>
+        <w:pStyle w:val="PargrafodaLista"/>
+        <w:ind w:left="708"/>
+        <w:jc w:val="both"/>
+        <w:rPr>
+          <w:color w:val="0D0D0D" w:themeColor="text1" w:themeTint="F2"/>
+        </w:rPr>
+      </w:pPr>
+      <w:r>
+        <w:rPr>
+          <w:color w:val="0D0D0D" w:themeColor="text1" w:themeTint="F2"/>
+        </w:rPr>
+        <w:drawing>
+          <wp:inline distT="0" distB="0" distL="0" distR="0" wp14:anchorId="0A5330E2" wp14:editId="4A89CA37">
+            <wp:extent cx="5228514" cy="2055377"/>
+            <wp:effectExtent l="0" t="0" r="0" b="2540"/>
+            <wp:docPr id="408688694" name="Imagem 1"/>
+            <wp:cNvGraphicFramePr>
+              <a:graphicFrameLocks xmlns:a="http://schemas.openxmlformats.org/drawingml/2006/main" noChangeAspect="1"/>
+            </wp:cNvGraphicFramePr>
+            <a:graphic xmlns:a="http://schemas.openxmlformats.org/drawingml/2006/main">
+              <a:graphicData uri="http://schemas.openxmlformats.org/drawingml/2006/picture">
+                <pic:pic xmlns:pic="http://schemas.openxmlformats.org/drawingml/2006/picture">
+                  <pic:nvPicPr>
+                    <pic:cNvPr id="408688694" name=""/>
+                    <pic:cNvPicPr/>
+                  </pic:nvPicPr>
+                  <pic:blipFill>
+                    <a:blip r:embed="rId18"/>
+                    <a:stretch>
+                      <a:fillRect/>
+                    </a:stretch>
+                  </pic:blipFill>
+                  <pic:spPr>
+                    <a:xfrm>
+                      <a:off x="0" y="0"/>
+                      <a:ext cx="5244631" cy="2061713"/>
+                    </a:xfrm>
+                    <a:prstGeom prst="rect">
+                      <a:avLst/>
+                    </a:prstGeom>
+                  </pic:spPr>
+                </pic:pic>
+              </a:graphicData>
+            </a:graphic>
+          </wp:inline>
+        </w:drawing>
+      </w:r>
+    </w:p>
+    <w:p>
+      <w:pPr>
+        <w:pStyle w:val="PargrafodaLista"/>
+        <w:ind w:left="708"/>
+        <w:jc w:val="both"/>
+        <w:rPr>
+          <w:color w:val="0D0D0D" w:themeColor="text1" w:themeTint="F2"/>
+        </w:rPr>
+      </w:pPr>
+    </w:p>
+    <w:p>
+      <w:pPr>
+        <w:pStyle w:val="PargrafodaLista"/>
+        <w:numPr>
+          <w:ilvl w:val="0"/>
+          <w:numId w:val="59"/>
+        </w:numPr>
+        <w:jc w:val="both"/>
+        <w:rPr>
+          <w:color w:val="0D0D0D" w:themeColor="text1" w:themeTint="F2"/>
+        </w:rPr>
+      </w:pPr>
+      <w:r>
+        <w:rPr>
+          <w:b/>
+          <w:bCs/>
+          <w:color w:val="0D0D0D" w:themeColor="text1" w:themeTint="F2"/>
+        </w:rPr>
+        <w:t>H</w:t>
+      </w:r>
+      <w:r>
+        <w:rPr>
+          <w:b/>
+          <w:bCs/>
+          <w:color w:val="0D0D0D" w:themeColor="text1" w:themeTint="F2"/>
+        </w:rPr>
+        <w:t>i</w:t>
+      </w:r>
+      <w:r>
+        <w:rPr>
+          <w:b/>
+          <w:bCs/>
+          <w:color w:val="0D0D0D" w:themeColor="text1" w:themeTint="F2"/>
+        </w:rPr>
+        <w:t xml:space="preserve">per parâmetros citados no </w:t>
+      </w:r>
+      <w:r>
+        <w:rPr>
+          <w:b/>
+          <w:bCs/>
+          <w:color w:val="0D0D0D" w:themeColor="text1" w:themeTint="F2"/>
+        </w:rPr>
+        <w:t>artigo</w:t>
+      </w:r>
+      <w:r>
+        <w:rPr>
+          <w:b/>
+          <w:bCs/>
+          <w:color w:val="0D0D0D" w:themeColor="text1" w:themeTint="F2"/>
+        </w:rPr>
+        <w:t xml:space="preserve"> (</w:t>
+      </w:r>
+      <w:r>
+        <w:rPr>
+          <w:b/>
+          <w:bCs/>
+          <w:color w:val="0D0D0D" w:themeColor="text1" w:themeTint="F2"/>
+        </w:rPr>
+        <w:t>Fine-</w:t>
+      </w:r>
+      <w:proofErr w:type="spellStart"/>
+      <w:r>
+        <w:rPr>
+          <w:b/>
+          <w:bCs/>
+          <w:color w:val="0D0D0D" w:themeColor="text1" w:themeTint="F2"/>
+        </w:rPr>
+        <w:t>Tunning</w:t>
+      </w:r>
+      <w:proofErr w:type="spellEnd"/>
+      <w:r>
+        <w:rPr>
+          <w:b/>
+          <w:bCs/>
+          <w:color w:val="0D0D0D" w:themeColor="text1" w:themeTint="F2"/>
+        </w:rPr>
+        <w:t>):</w:t>
+      </w:r>
+    </w:p>
+    <w:p>
+      <w:pPr>
+        <w:pStyle w:val="NormalWeb"/>
+        <w:spacing w:before="0" w:beforeAutospacing="0" w:after="0" w:afterAutospacing="0"/>
+        <w:ind w:left="2124"/>
+        <w:rPr>
+          <w:rFonts w:asciiTheme="minorHAnsi" w:hAnsiTheme="minorHAnsi" w:cstheme="minorHAnsi"/>
+          <w:sz w:val="22"/>
+          <w:szCs w:val="22"/>
+        </w:rPr>
+      </w:pPr>
+      <w:r>
+        <w:rPr>
+          <w:rFonts w:asciiTheme="minorHAnsi" w:hAnsiTheme="minorHAnsi" w:cstheme="minorHAnsi"/>
+          <w:b/>
+          <w:bCs/>
+          <w:sz w:val="22"/>
+          <w:szCs w:val="22"/>
+        </w:rPr>
+        <w:t xml:space="preserve">- </w:t>
+      </w:r>
+      <w:r>
+        <w:rPr>
+          <w:rFonts w:asciiTheme="minorHAnsi" w:hAnsiTheme="minorHAnsi" w:cstheme="minorHAnsi"/>
+          <w:b/>
+          <w:bCs/>
+          <w:sz w:val="22"/>
+          <w:szCs w:val="22"/>
+        </w:rPr>
+        <w:t xml:space="preserve">Resolução de entrada: </w:t>
+      </w:r>
+      <w:r>
+        <w:rPr>
+          <w:rFonts w:asciiTheme="minorHAnsi" w:hAnsiTheme="minorHAnsi" w:cstheme="minorHAnsi"/>
+          <w:sz w:val="22"/>
+          <w:szCs w:val="22"/>
+        </w:rPr>
+        <w:t>384</w:t>
+      </w:r>
+    </w:p>
+    <w:p>
+      <w:pPr>
+        <w:pStyle w:val="NormalWeb"/>
+        <w:spacing w:before="0" w:beforeAutospacing="0" w:after="0" w:afterAutospacing="0"/>
+        <w:ind w:left="2124"/>
+        <w:rPr>
+          <w:rFonts w:asciiTheme="minorHAnsi" w:hAnsiTheme="minorHAnsi" w:cstheme="minorHAnsi"/>
+          <w:sz w:val="22"/>
+          <w:szCs w:val="22"/>
+        </w:rPr>
+      </w:pPr>
+      <w:r>
+        <w:rPr>
+          <w:rFonts w:asciiTheme="minorHAnsi" w:hAnsiTheme="minorHAnsi" w:cstheme="minorHAnsi"/>
+          <w:b/>
+          <w:bCs/>
+          <w:sz w:val="22"/>
+          <w:szCs w:val="22"/>
+        </w:rPr>
+        <w:t xml:space="preserve">- </w:t>
+      </w:r>
+      <w:r>
+        <w:rPr>
+          <w:rFonts w:asciiTheme="minorHAnsi" w:hAnsiTheme="minorHAnsi" w:cstheme="minorHAnsi"/>
+          <w:b/>
+          <w:bCs/>
+          <w:sz w:val="22"/>
+          <w:szCs w:val="22"/>
+        </w:rPr>
+        <w:t>Otimizador:</w:t>
+      </w:r>
+      <w:r>
+        <w:rPr>
+          <w:rFonts w:asciiTheme="minorHAnsi" w:hAnsiTheme="minorHAnsi" w:cstheme="minorHAnsi"/>
+          <w:sz w:val="22"/>
+          <w:szCs w:val="22"/>
+        </w:rPr>
+        <w:t xml:space="preserve"> </w:t>
+      </w:r>
+      <w:r>
+        <w:rPr>
+          <w:rStyle w:val="Forte"/>
+          <w:rFonts w:asciiTheme="minorHAnsi" w:eastAsiaTheme="majorEastAsia" w:hAnsiTheme="minorHAnsi" w:cstheme="minorHAnsi"/>
+          <w:b w:val="0"/>
+          <w:bCs w:val="0"/>
+          <w:sz w:val="22"/>
+          <w:szCs w:val="22"/>
+        </w:rPr>
+        <w:t>SGD</w:t>
+      </w:r>
+      <w:r>
+        <w:rPr>
+          <w:rFonts w:asciiTheme="minorHAnsi" w:hAnsiTheme="minorHAnsi" w:cstheme="minorHAnsi"/>
+          <w:sz w:val="22"/>
+          <w:szCs w:val="22"/>
+        </w:rPr>
+        <w:t xml:space="preserve"> com momentum </w:t>
+      </w:r>
+      <w:r>
+        <w:rPr>
+          <w:rStyle w:val="Forte"/>
+          <w:rFonts w:asciiTheme="minorHAnsi" w:eastAsiaTheme="majorEastAsia" w:hAnsiTheme="minorHAnsi" w:cstheme="minorHAnsi"/>
+          <w:b w:val="0"/>
+          <w:bCs w:val="0"/>
+          <w:sz w:val="22"/>
+          <w:szCs w:val="22"/>
+        </w:rPr>
+        <w:t>0.9</w:t>
+      </w:r>
+      <w:r>
+        <w:rPr>
+          <w:rFonts w:asciiTheme="minorHAnsi" w:hAnsiTheme="minorHAnsi" w:cstheme="minorHAnsi"/>
+          <w:sz w:val="22"/>
+          <w:szCs w:val="22"/>
+        </w:rPr>
+        <w:t xml:space="preserve"> (para fine-</w:t>
+      </w:r>
+      <w:proofErr w:type="spellStart"/>
+      <w:r>
+        <w:rPr>
+          <w:rFonts w:asciiTheme="minorHAnsi" w:hAnsiTheme="minorHAnsi" w:cstheme="minorHAnsi"/>
+          <w:sz w:val="22"/>
+          <w:szCs w:val="22"/>
+        </w:rPr>
+        <w:t>tuning</w:t>
+      </w:r>
+      <w:proofErr w:type="spellEnd"/>
+      <w:r>
+        <w:rPr>
+          <w:rFonts w:asciiTheme="minorHAnsi" w:hAnsiTheme="minorHAnsi" w:cstheme="minorHAnsi"/>
+          <w:sz w:val="22"/>
+          <w:szCs w:val="22"/>
+        </w:rPr>
+        <w:t>).</w:t>
+      </w:r>
+    </w:p>
+    <w:p>
+      <w:pPr>
+        <w:pStyle w:val="NormalWeb"/>
+        <w:spacing w:before="0" w:beforeAutospacing="0" w:after="0" w:afterAutospacing="0"/>
+        <w:ind w:left="2124"/>
+        <w:rPr>
+          <w:rFonts w:asciiTheme="minorHAnsi" w:hAnsiTheme="minorHAnsi" w:cstheme="minorHAnsi"/>
+          <w:sz w:val="22"/>
+          <w:szCs w:val="22"/>
+        </w:rPr>
+      </w:pPr>
+      <w:r>
+        <w:rPr>
+          <w:rFonts w:asciiTheme="minorHAnsi" w:hAnsiTheme="minorHAnsi" w:cstheme="minorHAnsi"/>
+          <w:b/>
+          <w:bCs/>
+          <w:sz w:val="22"/>
+          <w:szCs w:val="22"/>
+        </w:rPr>
+        <w:t xml:space="preserve">- </w:t>
+      </w:r>
+      <w:r>
+        <w:rPr>
+          <w:rFonts w:asciiTheme="minorHAnsi" w:hAnsiTheme="minorHAnsi" w:cstheme="minorHAnsi"/>
+          <w:b/>
+          <w:bCs/>
+          <w:sz w:val="22"/>
+          <w:szCs w:val="22"/>
+        </w:rPr>
+        <w:t xml:space="preserve">Batch </w:t>
+      </w:r>
+      <w:proofErr w:type="spellStart"/>
+      <w:r>
+        <w:rPr>
+          <w:rFonts w:asciiTheme="minorHAnsi" w:hAnsiTheme="minorHAnsi" w:cstheme="minorHAnsi"/>
+          <w:b/>
+          <w:bCs/>
+          <w:sz w:val="22"/>
+          <w:szCs w:val="22"/>
+        </w:rPr>
+        <w:t>size</w:t>
+      </w:r>
+      <w:proofErr w:type="spellEnd"/>
+      <w:r>
+        <w:rPr>
+          <w:rFonts w:asciiTheme="minorHAnsi" w:hAnsiTheme="minorHAnsi" w:cstheme="minorHAnsi"/>
+          <w:b/>
+          <w:bCs/>
+          <w:sz w:val="22"/>
+          <w:szCs w:val="22"/>
+        </w:rPr>
+        <w:t>:</w:t>
+      </w:r>
+      <w:r>
+        <w:rPr>
+          <w:rFonts w:asciiTheme="minorHAnsi" w:hAnsiTheme="minorHAnsi" w:cstheme="minorHAnsi"/>
+          <w:sz w:val="22"/>
+          <w:szCs w:val="22"/>
+        </w:rPr>
+        <w:t xml:space="preserve"> </w:t>
+      </w:r>
+      <w:r>
+        <w:rPr>
+          <w:rStyle w:val="Forte"/>
+          <w:rFonts w:asciiTheme="minorHAnsi" w:eastAsiaTheme="majorEastAsia" w:hAnsiTheme="minorHAnsi" w:cstheme="minorHAnsi"/>
+          <w:b w:val="0"/>
+          <w:bCs w:val="0"/>
+          <w:sz w:val="22"/>
+          <w:szCs w:val="22"/>
+        </w:rPr>
+        <w:t>512</w:t>
+      </w:r>
+      <w:r>
+        <w:rPr>
+          <w:rFonts w:asciiTheme="minorHAnsi" w:hAnsiTheme="minorHAnsi" w:cstheme="minorHAnsi"/>
+          <w:sz w:val="22"/>
+          <w:szCs w:val="22"/>
+        </w:rPr>
+        <w:t>.</w:t>
+      </w:r>
+    </w:p>
+    <w:p>
+      <w:pPr>
+        <w:pStyle w:val="NormalWeb"/>
+        <w:spacing w:before="0" w:beforeAutospacing="0" w:after="0" w:afterAutospacing="0"/>
+        <w:ind w:left="2124"/>
+        <w:rPr>
+          <w:rFonts w:asciiTheme="minorHAnsi" w:hAnsiTheme="minorHAnsi" w:cstheme="minorHAnsi"/>
+          <w:sz w:val="22"/>
+          <w:szCs w:val="22"/>
+        </w:rPr>
+      </w:pPr>
+      <w:r>
+        <w:rPr>
+          <w:rFonts w:asciiTheme="minorHAnsi" w:hAnsiTheme="minorHAnsi" w:cstheme="minorHAnsi"/>
+          <w:b/>
+          <w:bCs/>
+          <w:sz w:val="22"/>
+          <w:szCs w:val="22"/>
+        </w:rPr>
+        <w:t xml:space="preserve">- </w:t>
+      </w:r>
+      <w:r>
+        <w:rPr>
+          <w:rFonts w:asciiTheme="minorHAnsi" w:hAnsiTheme="minorHAnsi" w:cstheme="minorHAnsi"/>
+          <w:b/>
+          <w:bCs/>
+          <w:sz w:val="22"/>
+          <w:szCs w:val="22"/>
+        </w:rPr>
+        <w:t>S</w:t>
+      </w:r>
+      <w:r>
+        <w:rPr>
+          <w:rFonts w:asciiTheme="minorHAnsi" w:hAnsiTheme="minorHAnsi" w:cstheme="minorHAnsi"/>
+          <w:b/>
+          <w:bCs/>
+          <w:sz w:val="22"/>
+          <w:szCs w:val="22"/>
+        </w:rPr>
+        <w:t>teps (</w:t>
+      </w:r>
+      <w:proofErr w:type="spellStart"/>
+      <w:r>
+        <w:rPr>
+          <w:rFonts w:asciiTheme="minorHAnsi" w:hAnsiTheme="minorHAnsi" w:cstheme="minorHAnsi"/>
+          <w:b/>
+          <w:bCs/>
+          <w:sz w:val="22"/>
+          <w:szCs w:val="22"/>
+        </w:rPr>
+        <w:t>ImageNet</w:t>
+      </w:r>
+      <w:proofErr w:type="spellEnd"/>
+      <w:r>
+        <w:rPr>
+          <w:rFonts w:asciiTheme="minorHAnsi" w:hAnsiTheme="minorHAnsi" w:cstheme="minorHAnsi"/>
+          <w:b/>
+          <w:bCs/>
+          <w:sz w:val="22"/>
+          <w:szCs w:val="22"/>
+        </w:rPr>
+        <w:t>):</w:t>
+      </w:r>
+      <w:r>
+        <w:rPr>
+          <w:rFonts w:asciiTheme="minorHAnsi" w:hAnsiTheme="minorHAnsi" w:cstheme="minorHAnsi"/>
+          <w:sz w:val="22"/>
+          <w:szCs w:val="22"/>
+        </w:rPr>
+        <w:t xml:space="preserve"> </w:t>
+      </w:r>
+      <w:r>
+        <w:rPr>
+          <w:rStyle w:val="Forte"/>
+          <w:rFonts w:asciiTheme="minorHAnsi" w:eastAsiaTheme="majorEastAsia" w:hAnsiTheme="minorHAnsi" w:cstheme="minorHAnsi"/>
+          <w:b w:val="0"/>
+          <w:bCs w:val="0"/>
+          <w:sz w:val="22"/>
+          <w:szCs w:val="22"/>
+        </w:rPr>
+        <w:t>20.000</w:t>
+      </w:r>
+      <w:r>
+        <w:rPr>
+          <w:rFonts w:asciiTheme="minorHAnsi" w:hAnsiTheme="minorHAnsi" w:cstheme="minorHAnsi"/>
+          <w:b/>
+          <w:bCs/>
+          <w:sz w:val="22"/>
+          <w:szCs w:val="22"/>
+        </w:rPr>
+        <w:t>.</w:t>
+      </w:r>
+    </w:p>
+    <w:p>
+      <w:pPr>
+        <w:pStyle w:val="NormalWeb"/>
+        <w:spacing w:before="0" w:beforeAutospacing="0" w:after="0" w:afterAutospacing="0"/>
+        <w:ind w:left="2124"/>
+        <w:rPr>
+          <w:rFonts w:asciiTheme="minorHAnsi" w:hAnsiTheme="minorHAnsi" w:cstheme="minorHAnsi"/>
+          <w:sz w:val="22"/>
+          <w:szCs w:val="22"/>
+        </w:rPr>
+      </w:pPr>
+      <w:r>
+        <w:rPr>
+          <w:rFonts w:asciiTheme="minorHAnsi" w:hAnsiTheme="minorHAnsi" w:cstheme="minorHAnsi"/>
+          <w:b/>
+          <w:bCs/>
+          <w:sz w:val="22"/>
+          <w:szCs w:val="22"/>
+        </w:rPr>
+        <w:t xml:space="preserve">- </w:t>
+      </w:r>
+      <w:r>
+        <w:rPr>
+          <w:rFonts w:asciiTheme="minorHAnsi" w:hAnsiTheme="minorHAnsi" w:cstheme="minorHAnsi"/>
+          <w:b/>
+          <w:bCs/>
+          <w:sz w:val="22"/>
+          <w:szCs w:val="22"/>
+        </w:rPr>
+        <w:t>Learning rate:</w:t>
+      </w:r>
+      <w:r>
+        <w:rPr>
+          <w:rFonts w:asciiTheme="minorHAnsi" w:hAnsiTheme="minorHAnsi" w:cstheme="minorHAnsi"/>
+          <w:sz w:val="22"/>
+          <w:szCs w:val="22"/>
+        </w:rPr>
+        <w:t xml:space="preserve"> </w:t>
+      </w:r>
+      <w:proofErr w:type="spellStart"/>
+      <w:r>
+        <w:rPr>
+          <w:rFonts w:asciiTheme="minorHAnsi" w:hAnsiTheme="minorHAnsi" w:cstheme="minorHAnsi"/>
+          <w:sz w:val="22"/>
+          <w:szCs w:val="22"/>
+        </w:rPr>
+        <w:t>sweep</w:t>
+      </w:r>
+      <w:proofErr w:type="spellEnd"/>
+      <w:r>
+        <w:rPr>
+          <w:rFonts w:asciiTheme="minorHAnsi" w:hAnsiTheme="minorHAnsi" w:cstheme="minorHAnsi"/>
+          <w:sz w:val="22"/>
+          <w:szCs w:val="22"/>
+        </w:rPr>
+        <w:t xml:space="preserve"> em </w:t>
+      </w:r>
+      <w:r>
+        <w:rPr>
+          <w:rStyle w:val="CdigoHTML"/>
+          <w:rFonts w:asciiTheme="minorHAnsi" w:eastAsiaTheme="majorEastAsia" w:hAnsiTheme="minorHAnsi" w:cstheme="minorHAnsi"/>
+          <w:sz w:val="22"/>
+          <w:szCs w:val="22"/>
+        </w:rPr>
+        <w:t>{0.003, 0.01, 0.03, 0.06}</w:t>
+      </w:r>
+      <w:r>
+        <w:rPr>
+          <w:rFonts w:asciiTheme="minorHAnsi" w:hAnsiTheme="minorHAnsi" w:cstheme="minorHAnsi"/>
+          <w:sz w:val="22"/>
+          <w:szCs w:val="22"/>
+        </w:rPr>
+        <w:t xml:space="preserve"> </w:t>
+      </w:r>
+    </w:p>
+    <w:p>
+      <w:pPr>
+        <w:pStyle w:val="NormalWeb"/>
+        <w:spacing w:before="0" w:beforeAutospacing="0" w:after="0" w:afterAutospacing="0"/>
+        <w:ind w:left="2124"/>
+        <w:rPr>
+          <w:rFonts w:asciiTheme="minorHAnsi" w:hAnsiTheme="minorHAnsi" w:cstheme="minorHAnsi"/>
+          <w:sz w:val="22"/>
+          <w:szCs w:val="22"/>
+        </w:rPr>
+      </w:pPr>
+      <w:r>
+        <w:rPr>
+          <w:rFonts w:asciiTheme="minorHAnsi" w:hAnsiTheme="minorHAnsi" w:cstheme="minorHAnsi"/>
+          <w:b/>
+          <w:bCs/>
+          <w:sz w:val="22"/>
+          <w:szCs w:val="22"/>
+        </w:rPr>
+        <w:t xml:space="preserve">- </w:t>
+      </w:r>
+      <w:r>
+        <w:rPr>
+          <w:rFonts w:asciiTheme="minorHAnsi" w:hAnsiTheme="minorHAnsi" w:cstheme="minorHAnsi"/>
+          <w:b/>
+          <w:bCs/>
+          <w:sz w:val="22"/>
+          <w:szCs w:val="22"/>
+        </w:rPr>
+        <w:t>Decaimento:</w:t>
+      </w:r>
+      <w:r>
+        <w:rPr>
+          <w:rFonts w:asciiTheme="minorHAnsi" w:hAnsiTheme="minorHAnsi" w:cstheme="minorHAnsi"/>
+          <w:sz w:val="22"/>
+          <w:szCs w:val="22"/>
+        </w:rPr>
+        <w:t xml:space="preserve"> </w:t>
+      </w:r>
+      <w:proofErr w:type="spellStart"/>
+      <w:r>
+        <w:rPr>
+          <w:rStyle w:val="Forte"/>
+          <w:rFonts w:asciiTheme="minorHAnsi" w:eastAsiaTheme="majorEastAsia" w:hAnsiTheme="minorHAnsi" w:cstheme="minorHAnsi"/>
+          <w:b w:val="0"/>
+          <w:bCs w:val="0"/>
+          <w:sz w:val="22"/>
+          <w:szCs w:val="22"/>
+        </w:rPr>
+        <w:t>cosine</w:t>
+      </w:r>
+      <w:proofErr w:type="spellEnd"/>
+      <w:r>
+        <w:rPr>
+          <w:rFonts w:asciiTheme="minorHAnsi" w:hAnsiTheme="minorHAnsi" w:cstheme="minorHAnsi"/>
+          <w:sz w:val="22"/>
+          <w:szCs w:val="22"/>
+        </w:rPr>
+        <w:t>.</w:t>
+      </w:r>
+    </w:p>
+    <w:p>
+      <w:pPr>
+        <w:pStyle w:val="NormalWeb"/>
+        <w:spacing w:before="0" w:beforeAutospacing="0" w:after="0" w:afterAutospacing="0"/>
+        <w:ind w:left="2124"/>
+        <w:rPr>
+          <w:rFonts w:asciiTheme="minorHAnsi" w:hAnsiTheme="minorHAnsi" w:cstheme="minorHAnsi"/>
+          <w:sz w:val="22"/>
+          <w:szCs w:val="22"/>
+        </w:rPr>
+      </w:pPr>
+      <w:r>
+        <w:rPr>
+          <w:rFonts w:asciiTheme="minorHAnsi" w:hAnsiTheme="minorHAnsi" w:cstheme="minorHAnsi"/>
+          <w:b/>
+          <w:bCs/>
+          <w:sz w:val="22"/>
+          <w:szCs w:val="22"/>
+        </w:rPr>
+        <w:t xml:space="preserve">- </w:t>
+      </w:r>
+      <w:proofErr w:type="spellStart"/>
+      <w:r>
+        <w:rPr>
+          <w:rFonts w:asciiTheme="minorHAnsi" w:hAnsiTheme="minorHAnsi" w:cstheme="minorHAnsi"/>
+          <w:b/>
+          <w:bCs/>
+          <w:sz w:val="22"/>
+          <w:szCs w:val="22"/>
+        </w:rPr>
+        <w:t>Weight</w:t>
+      </w:r>
+      <w:proofErr w:type="spellEnd"/>
+      <w:r>
+        <w:rPr>
+          <w:rFonts w:asciiTheme="minorHAnsi" w:hAnsiTheme="minorHAnsi" w:cstheme="minorHAnsi"/>
+          <w:b/>
+          <w:bCs/>
+          <w:sz w:val="22"/>
+          <w:szCs w:val="22"/>
+        </w:rPr>
+        <w:t xml:space="preserve"> </w:t>
+      </w:r>
+      <w:proofErr w:type="spellStart"/>
+      <w:r>
+        <w:rPr>
+          <w:rFonts w:asciiTheme="minorHAnsi" w:hAnsiTheme="minorHAnsi" w:cstheme="minorHAnsi"/>
+          <w:b/>
+          <w:bCs/>
+          <w:sz w:val="22"/>
+          <w:szCs w:val="22"/>
+        </w:rPr>
+        <w:t>decay</w:t>
+      </w:r>
+      <w:proofErr w:type="spellEnd"/>
+      <w:r>
+        <w:rPr>
+          <w:rFonts w:asciiTheme="minorHAnsi" w:hAnsiTheme="minorHAnsi" w:cstheme="minorHAnsi"/>
+          <w:b/>
+          <w:bCs/>
+          <w:sz w:val="22"/>
+          <w:szCs w:val="22"/>
+        </w:rPr>
+        <w:t>:</w:t>
+      </w:r>
+      <w:r>
+        <w:rPr>
+          <w:rFonts w:asciiTheme="minorHAnsi" w:hAnsiTheme="minorHAnsi" w:cstheme="minorHAnsi"/>
+          <w:sz w:val="22"/>
+          <w:szCs w:val="22"/>
+        </w:rPr>
+        <w:t xml:space="preserve"> </w:t>
+      </w:r>
+      <w:r>
+        <w:rPr>
+          <w:rStyle w:val="Forte"/>
+          <w:rFonts w:asciiTheme="minorHAnsi" w:eastAsiaTheme="majorEastAsia" w:hAnsiTheme="minorHAnsi" w:cstheme="minorHAnsi"/>
+          <w:b w:val="0"/>
+          <w:bCs w:val="0"/>
+          <w:sz w:val="22"/>
+          <w:szCs w:val="22"/>
+        </w:rPr>
+        <w:t>nenhum</w:t>
+      </w:r>
+      <w:r>
+        <w:rPr>
+          <w:rFonts w:asciiTheme="minorHAnsi" w:hAnsiTheme="minorHAnsi" w:cstheme="minorHAnsi"/>
+          <w:sz w:val="22"/>
+          <w:szCs w:val="22"/>
+        </w:rPr>
+        <w:t xml:space="preserve"> durante fine-</w:t>
+      </w:r>
+      <w:proofErr w:type="spellStart"/>
+      <w:r>
+        <w:rPr>
+          <w:rFonts w:asciiTheme="minorHAnsi" w:hAnsiTheme="minorHAnsi" w:cstheme="minorHAnsi"/>
+          <w:sz w:val="22"/>
+          <w:szCs w:val="22"/>
+        </w:rPr>
+        <w:t>tuning</w:t>
+      </w:r>
+      <w:proofErr w:type="spellEnd"/>
+      <w:r>
+        <w:rPr>
+          <w:rFonts w:asciiTheme="minorHAnsi" w:hAnsiTheme="minorHAnsi" w:cstheme="minorHAnsi"/>
+          <w:sz w:val="22"/>
+          <w:szCs w:val="22"/>
+        </w:rPr>
+        <w:t xml:space="preserve"> (</w:t>
+      </w:r>
+      <w:r>
+        <w:rPr>
+          <w:rFonts w:asciiTheme="minorHAnsi" w:hAnsiTheme="minorHAnsi" w:cstheme="minorHAnsi"/>
+          <w:sz w:val="22"/>
+          <w:szCs w:val="22"/>
+        </w:rPr>
+        <w:t>Artigo cita</w:t>
+      </w:r>
+      <w:r>
+        <w:rPr>
+          <w:rFonts w:asciiTheme="minorHAnsi" w:hAnsiTheme="minorHAnsi" w:cstheme="minorHAnsi"/>
+          <w:sz w:val="22"/>
+          <w:szCs w:val="22"/>
+        </w:rPr>
+        <w:t xml:space="preserve"> que fine-</w:t>
+      </w:r>
+      <w:proofErr w:type="spellStart"/>
+      <w:r>
+        <w:rPr>
+          <w:rFonts w:asciiTheme="minorHAnsi" w:hAnsiTheme="minorHAnsi" w:cstheme="minorHAnsi"/>
+          <w:sz w:val="22"/>
+          <w:szCs w:val="22"/>
+        </w:rPr>
+        <w:t>tuning</w:t>
+      </w:r>
+      <w:proofErr w:type="spellEnd"/>
+      <w:r>
+        <w:rPr>
+          <w:rFonts w:asciiTheme="minorHAnsi" w:hAnsiTheme="minorHAnsi" w:cstheme="minorHAnsi"/>
+          <w:sz w:val="22"/>
+          <w:szCs w:val="22"/>
+        </w:rPr>
+        <w:t xml:space="preserve"> rodou com </w:t>
+      </w:r>
+      <w:r>
+        <w:rPr>
+          <w:rFonts w:asciiTheme="minorHAnsi" w:hAnsiTheme="minorHAnsi" w:cstheme="minorHAnsi"/>
+          <w:sz w:val="22"/>
+          <w:szCs w:val="22"/>
+        </w:rPr>
+        <w:t>“</w:t>
+      </w:r>
+      <w:r>
+        <w:rPr>
+          <w:rStyle w:val="nfase"/>
+          <w:rFonts w:asciiTheme="minorHAnsi" w:eastAsiaTheme="majorEastAsia" w:hAnsiTheme="minorHAnsi" w:cstheme="minorHAnsi"/>
+          <w:sz w:val="22"/>
+          <w:szCs w:val="22"/>
+        </w:rPr>
+        <w:t xml:space="preserve">no </w:t>
+      </w:r>
+      <w:proofErr w:type="spellStart"/>
+      <w:r>
+        <w:rPr>
+          <w:rStyle w:val="nfase"/>
+          <w:rFonts w:asciiTheme="minorHAnsi" w:eastAsiaTheme="majorEastAsia" w:hAnsiTheme="minorHAnsi" w:cstheme="minorHAnsi"/>
+          <w:sz w:val="22"/>
+          <w:szCs w:val="22"/>
+        </w:rPr>
+        <w:t>weight</w:t>
+      </w:r>
+      <w:proofErr w:type="spellEnd"/>
+      <w:r>
+        <w:rPr>
+          <w:rStyle w:val="nfase"/>
+          <w:rFonts w:asciiTheme="minorHAnsi" w:eastAsiaTheme="majorEastAsia" w:hAnsiTheme="minorHAnsi" w:cstheme="minorHAnsi"/>
+          <w:sz w:val="22"/>
+          <w:szCs w:val="22"/>
+        </w:rPr>
+        <w:t xml:space="preserve"> </w:t>
+      </w:r>
+      <w:proofErr w:type="spellStart"/>
+      <w:r>
+        <w:rPr>
+          <w:rStyle w:val="nfase"/>
+          <w:rFonts w:asciiTheme="minorHAnsi" w:eastAsiaTheme="majorEastAsia" w:hAnsiTheme="minorHAnsi" w:cstheme="minorHAnsi"/>
+          <w:sz w:val="22"/>
+          <w:szCs w:val="22"/>
+        </w:rPr>
+        <w:t>decay</w:t>
+      </w:r>
+      <w:proofErr w:type="spellEnd"/>
+      <w:r>
+        <w:rPr>
+          <w:rStyle w:val="nfase"/>
+          <w:rFonts w:asciiTheme="minorHAnsi" w:eastAsiaTheme="majorEastAsia" w:hAnsiTheme="minorHAnsi" w:cstheme="minorHAnsi"/>
+          <w:sz w:val="22"/>
+          <w:szCs w:val="22"/>
+        </w:rPr>
+        <w:t>”</w:t>
+      </w:r>
+      <w:r>
+        <w:rPr>
+          <w:rFonts w:asciiTheme="minorHAnsi" w:hAnsiTheme="minorHAnsi" w:cstheme="minorHAnsi"/>
+          <w:sz w:val="22"/>
+          <w:szCs w:val="22"/>
+        </w:rPr>
+        <w:t>).</w:t>
+      </w:r>
+    </w:p>
+    <w:p>
+      <w:pPr>
+        <w:pStyle w:val="NormalWeb"/>
+        <w:spacing w:before="0" w:beforeAutospacing="0" w:after="0" w:afterAutospacing="0"/>
+        <w:ind w:left="2124"/>
+        <w:rPr>
+          <w:rFonts w:asciiTheme="minorHAnsi" w:hAnsiTheme="minorHAnsi" w:cstheme="minorHAnsi"/>
+          <w:sz w:val="22"/>
+          <w:szCs w:val="22"/>
+        </w:rPr>
+      </w:pPr>
+      <w:r>
+        <w:rPr>
+          <w:rFonts w:asciiTheme="minorHAnsi" w:hAnsiTheme="minorHAnsi" w:cstheme="minorHAnsi"/>
+          <w:b/>
+          <w:bCs/>
+          <w:sz w:val="22"/>
+          <w:szCs w:val="22"/>
+        </w:rPr>
+        <w:t xml:space="preserve">- </w:t>
+      </w:r>
+      <w:proofErr w:type="spellStart"/>
+      <w:r>
+        <w:rPr>
+          <w:rFonts w:asciiTheme="minorHAnsi" w:hAnsiTheme="minorHAnsi" w:cstheme="minorHAnsi"/>
+          <w:b/>
+          <w:bCs/>
+          <w:sz w:val="22"/>
+          <w:szCs w:val="22"/>
+        </w:rPr>
+        <w:t>Grad</w:t>
+      </w:r>
+      <w:proofErr w:type="spellEnd"/>
+      <w:r>
+        <w:rPr>
+          <w:rFonts w:asciiTheme="minorHAnsi" w:hAnsiTheme="minorHAnsi" w:cstheme="minorHAnsi"/>
+          <w:b/>
+          <w:bCs/>
+          <w:sz w:val="22"/>
+          <w:szCs w:val="22"/>
+        </w:rPr>
+        <w:t xml:space="preserve"> clipping:</w:t>
+      </w:r>
+      <w:r>
+        <w:rPr>
+          <w:rFonts w:asciiTheme="minorHAnsi" w:hAnsiTheme="minorHAnsi" w:cstheme="minorHAnsi"/>
+          <w:sz w:val="22"/>
+          <w:szCs w:val="22"/>
+        </w:rPr>
+        <w:t xml:space="preserve"> </w:t>
+      </w:r>
+      <w:r>
+        <w:rPr>
+          <w:rStyle w:val="Forte"/>
+          <w:rFonts w:asciiTheme="minorHAnsi" w:eastAsiaTheme="majorEastAsia" w:hAnsiTheme="minorHAnsi" w:cstheme="minorHAnsi"/>
+          <w:b w:val="0"/>
+          <w:bCs w:val="0"/>
+          <w:sz w:val="22"/>
+          <w:szCs w:val="22"/>
+        </w:rPr>
+        <w:t xml:space="preserve">global </w:t>
+      </w:r>
+      <w:proofErr w:type="spellStart"/>
+      <w:r>
+        <w:rPr>
+          <w:rStyle w:val="Forte"/>
+          <w:rFonts w:asciiTheme="minorHAnsi" w:eastAsiaTheme="majorEastAsia" w:hAnsiTheme="minorHAnsi" w:cstheme="minorHAnsi"/>
+          <w:b w:val="0"/>
+          <w:bCs w:val="0"/>
+          <w:sz w:val="22"/>
+          <w:szCs w:val="22"/>
+        </w:rPr>
+        <w:t>norm</w:t>
+      </w:r>
+      <w:proofErr w:type="spellEnd"/>
+      <w:r>
+        <w:rPr>
+          <w:rStyle w:val="Forte"/>
+          <w:rFonts w:asciiTheme="minorHAnsi" w:eastAsiaTheme="majorEastAsia" w:hAnsiTheme="minorHAnsi" w:cstheme="minorHAnsi"/>
+          <w:b w:val="0"/>
+          <w:bCs w:val="0"/>
+          <w:sz w:val="22"/>
+          <w:szCs w:val="22"/>
+        </w:rPr>
+        <w:t xml:space="preserve"> 1</w:t>
+      </w:r>
+      <w:r>
+        <w:rPr>
+          <w:rFonts w:asciiTheme="minorHAnsi" w:hAnsiTheme="minorHAnsi" w:cstheme="minorHAnsi"/>
+          <w:b/>
+          <w:bCs/>
+          <w:sz w:val="22"/>
+          <w:szCs w:val="22"/>
+        </w:rPr>
+        <w:t>.</w:t>
+      </w:r>
+    </w:p>
+    <w:p>
+      <w:pPr>
+        <w:pStyle w:val="NormalWeb"/>
+        <w:spacing w:before="0" w:beforeAutospacing="0" w:after="0" w:afterAutospacing="0"/>
+        <w:ind w:left="2124"/>
+        <w:rPr>
+          <w:rFonts w:asciiTheme="minorHAnsi" w:hAnsiTheme="minorHAnsi" w:cstheme="minorHAnsi"/>
+          <w:sz w:val="22"/>
+          <w:szCs w:val="22"/>
+        </w:rPr>
+      </w:pPr>
+      <w:r>
+        <w:rPr>
+          <w:rFonts w:asciiTheme="minorHAnsi" w:hAnsiTheme="minorHAnsi" w:cstheme="minorHAnsi"/>
+          <w:b/>
+          <w:bCs/>
+          <w:sz w:val="22"/>
+          <w:szCs w:val="22"/>
+        </w:rPr>
+        <w:t xml:space="preserve">- </w:t>
+      </w:r>
+      <w:r>
+        <w:rPr>
+          <w:rFonts w:asciiTheme="minorHAnsi" w:hAnsiTheme="minorHAnsi" w:cstheme="minorHAnsi"/>
+          <w:b/>
+          <w:bCs/>
+          <w:sz w:val="22"/>
+          <w:szCs w:val="22"/>
+        </w:rPr>
+        <w:t>Fine-</w:t>
+      </w:r>
+      <w:proofErr w:type="spellStart"/>
+      <w:r>
+        <w:rPr>
+          <w:rFonts w:asciiTheme="minorHAnsi" w:hAnsiTheme="minorHAnsi" w:cstheme="minorHAnsi"/>
+          <w:b/>
+          <w:bCs/>
+          <w:sz w:val="22"/>
+          <w:szCs w:val="22"/>
+        </w:rPr>
+        <w:t>tuning</w:t>
+      </w:r>
+      <w:proofErr w:type="spellEnd"/>
+      <w:r>
+        <w:rPr>
+          <w:rFonts w:asciiTheme="minorHAnsi" w:hAnsiTheme="minorHAnsi" w:cstheme="minorHAnsi"/>
+          <w:b/>
+          <w:bCs/>
+          <w:sz w:val="22"/>
+          <w:szCs w:val="22"/>
+        </w:rPr>
+        <w:t xml:space="preserve"> </w:t>
+      </w:r>
+      <w:proofErr w:type="spellStart"/>
+      <w:r>
+        <w:rPr>
+          <w:rFonts w:asciiTheme="minorHAnsi" w:hAnsiTheme="minorHAnsi" w:cstheme="minorHAnsi"/>
+          <w:b/>
+          <w:bCs/>
+          <w:sz w:val="22"/>
+          <w:szCs w:val="22"/>
+        </w:rPr>
+        <w:t>resolution</w:t>
+      </w:r>
+      <w:proofErr w:type="spellEnd"/>
+      <w:r>
+        <w:rPr>
+          <w:rFonts w:asciiTheme="minorHAnsi" w:hAnsiTheme="minorHAnsi" w:cstheme="minorHAnsi"/>
+          <w:b/>
+          <w:bCs/>
+          <w:sz w:val="22"/>
+          <w:szCs w:val="22"/>
+        </w:rPr>
+        <w:t xml:space="preserve">: </w:t>
+      </w:r>
+      <w:r>
+        <w:rPr>
+          <w:rStyle w:val="Forte"/>
+          <w:rFonts w:asciiTheme="minorHAnsi" w:eastAsiaTheme="majorEastAsia" w:hAnsiTheme="minorHAnsi" w:cstheme="minorHAnsi"/>
+          <w:b w:val="0"/>
+          <w:bCs w:val="0"/>
+          <w:sz w:val="22"/>
+          <w:szCs w:val="22"/>
+        </w:rPr>
+        <w:t>384</w:t>
+      </w:r>
+      <w:r>
+        <w:rPr>
+          <w:rFonts w:asciiTheme="minorHAnsi" w:hAnsiTheme="minorHAnsi" w:cstheme="minorHAnsi"/>
+          <w:sz w:val="22"/>
+          <w:szCs w:val="22"/>
+        </w:rPr>
+        <w:t xml:space="preserve"> (os autores rodaram fine-</w:t>
+      </w:r>
+      <w:proofErr w:type="spellStart"/>
+      <w:r>
+        <w:rPr>
+          <w:rFonts w:asciiTheme="minorHAnsi" w:hAnsiTheme="minorHAnsi" w:cstheme="minorHAnsi"/>
+          <w:sz w:val="22"/>
+          <w:szCs w:val="22"/>
+        </w:rPr>
+        <w:t>tuning</w:t>
+      </w:r>
+      <w:proofErr w:type="spellEnd"/>
+      <w:r>
+        <w:rPr>
+          <w:rFonts w:asciiTheme="minorHAnsi" w:hAnsiTheme="minorHAnsi" w:cstheme="minorHAnsi"/>
+          <w:sz w:val="22"/>
+          <w:szCs w:val="22"/>
+        </w:rPr>
+        <w:t xml:space="preserve"> em resolução maior). </w:t>
+      </w:r>
+    </w:p>
+    <w:p>
+      <w:pPr>
+        <w:pStyle w:val="NormalWeb"/>
+        <w:spacing w:before="0" w:beforeAutospacing="0" w:after="0" w:afterAutospacing="0"/>
+        <w:rPr>
+          <w:rFonts w:asciiTheme="minorHAnsi" w:hAnsiTheme="minorHAnsi" w:cstheme="minorHAnsi"/>
+          <w:b/>
+          <w:bCs/>
+          <w:sz w:val="22"/>
+          <w:szCs w:val="22"/>
+        </w:rPr>
+      </w:pPr>
+      <w:r>
+        <w:rPr>
+          <w:rFonts w:asciiTheme="minorHAnsi" w:hAnsiTheme="minorHAnsi" w:cstheme="minorHAnsi"/>
+          <w:b/>
+          <w:bCs/>
+          <w:sz w:val="22"/>
+          <w:szCs w:val="22"/>
+        </w:rPr>
+        <w:tab/>
+      </w:r>
+    </w:p>
+    <w:p>
+      <w:pPr>
+        <w:pStyle w:val="NormalWeb"/>
+        <w:spacing w:before="0" w:beforeAutospacing="0" w:after="0" w:afterAutospacing="0"/>
+        <w:ind w:left="708"/>
+        <w:rPr>
+          <w:rFonts w:asciiTheme="minorHAnsi" w:hAnsiTheme="minorHAnsi" w:cstheme="minorHAnsi"/>
+          <w:sz w:val="22"/>
+          <w:szCs w:val="22"/>
+        </w:rPr>
+      </w:pPr>
+      <w:r>
+        <w:rPr>
+          <w:rFonts w:asciiTheme="minorHAnsi" w:hAnsiTheme="minorHAnsi" w:cstheme="minorHAnsi"/>
+          <w:sz w:val="22"/>
+          <w:szCs w:val="22"/>
+        </w:rPr>
+        <w:drawing>
+          <wp:inline distT="0" distB="0" distL="0" distR="0" wp14:anchorId="0F800520" wp14:editId="1334C4E2">
+            <wp:extent cx="5779012" cy="1051965"/>
+            <wp:effectExtent l="0" t="0" r="0" b="0"/>
+            <wp:docPr id="315627402" name="Imagem 1"/>
+            <wp:cNvGraphicFramePr>
+              <a:graphicFrameLocks xmlns:a="http://schemas.openxmlformats.org/drawingml/2006/main" noChangeAspect="1"/>
+            </wp:cNvGraphicFramePr>
+            <a:graphic xmlns:a="http://schemas.openxmlformats.org/drawingml/2006/main">
+              <a:graphicData uri="http://schemas.openxmlformats.org/drawingml/2006/picture">
+                <pic:pic xmlns:pic="http://schemas.openxmlformats.org/drawingml/2006/picture">
+                  <pic:nvPicPr>
+                    <pic:cNvPr id="315627402" name=""/>
+                    <pic:cNvPicPr/>
+                  </pic:nvPicPr>
+                  <pic:blipFill>
+                    <a:blip r:embed="rId19"/>
+                    <a:stretch>
+                      <a:fillRect/>
+                    </a:stretch>
+                  </pic:blipFill>
+                  <pic:spPr>
+                    <a:xfrm>
+                      <a:off x="0" y="0"/>
+                      <a:ext cx="5801324" cy="1056027"/>
+                    </a:xfrm>
+                    <a:prstGeom prst="rect">
+                      <a:avLst/>
+                    </a:prstGeom>
+                  </pic:spPr>
+                </pic:pic>
+              </a:graphicData>
+            </a:graphic>
+          </wp:inline>
+        </w:drawing>
+      </w:r>
+    </w:p>
+    <w:p>
+      <w:pPr>
+        <w:pStyle w:val="PargrafodaLista"/>
+        <w:ind w:left="1776"/>
+        <w:jc w:val="both"/>
+        <w:rPr>
+          <w:b/>
+          <w:bCs/>
+        </w:rPr>
+      </w:pPr>
+    </w:p>
+    <w:p>
+      <w:pPr>
+        <w:pStyle w:val="PargrafodaLista"/>
+        <w:ind w:left="1776"/>
+        <w:jc w:val="both"/>
+        <w:rPr>
+          <w:b/>
+          <w:bCs/>
+        </w:rPr>
+      </w:pPr>
+    </w:p>
+    <w:p>
+      <w:pPr>
+        <w:pStyle w:val="PargrafodaLista"/>
+        <w:ind w:left="1776"/>
+        <w:jc w:val="both"/>
+        <w:rPr>
+          <w:b/>
+          <w:bCs/>
+        </w:rPr>
+      </w:pPr>
+    </w:p>
+    <w:p>
+      <w:pPr>
+        <w:pStyle w:val="PargrafodaLista"/>
+        <w:ind w:left="1776"/>
+        <w:jc w:val="both"/>
+        <w:rPr>
+          <w:b/>
+          <w:bCs/>
+        </w:rPr>
+      </w:pPr>
+    </w:p>
+    <w:p>
+      <w:pPr>
+        <w:pStyle w:val="PargrafodaLista"/>
+        <w:ind w:left="1776"/>
+        <w:jc w:val="both"/>
+        <w:rPr>
+          <w:b/>
+          <w:bCs/>
+        </w:rPr>
+      </w:pPr>
+    </w:p>
+    <w:p>
+      <w:pPr>
+        <w:pStyle w:val="PargrafodaLista"/>
+        <w:ind w:left="1776"/>
+        <w:jc w:val="both"/>
+        <w:rPr>
+          <w:b/>
+          <w:bCs/>
+        </w:rPr>
+      </w:pPr>
+    </w:p>
+    <w:p>
+      <w:pPr>
+        <w:pStyle w:val="PargrafodaLista"/>
+        <w:ind w:left="1776"/>
+        <w:jc w:val="both"/>
+        <w:rPr>
+          <w:b/>
+          <w:bCs/>
+        </w:rPr>
+      </w:pPr>
+    </w:p>
+    <w:p>
+      <w:pPr>
+        <w:pStyle w:val="PargrafodaLista"/>
+        <w:ind w:left="1776"/>
+        <w:jc w:val="both"/>
+        <w:rPr>
+          <w:b/>
+          <w:bCs/>
+        </w:rPr>
+      </w:pPr>
+    </w:p>
+    <w:p>
+      <w:pPr>
+        <w:pStyle w:val="PargrafodaLista"/>
+        <w:numPr>
+          <w:ilvl w:val="0"/>
+          <w:numId w:val="60"/>
+        </w:numPr>
+        <w:rPr>
+          <w:b/>
+          <w:bCs/>
+        </w:rPr>
+      </w:pPr>
+      <w:r>
+        <w:rPr>
+          <w:b/>
+          <w:bCs/>
+        </w:rPr>
+        <w:t>Resultados esperados:</w:t>
+      </w:r>
+    </w:p>
+    <w:p>
+      <w:pPr>
+        <w:pStyle w:val="PargrafodaLista"/>
+        <w:ind w:left="1776"/>
+        <w:rPr>
+          <w:b/>
+          <w:bCs/>
+        </w:rPr>
+      </w:pPr>
+    </w:p>
+    <w:p>
+      <w:pPr>
+        <w:pStyle w:val="PargrafodaLista"/>
+        <w:ind w:left="1776"/>
+        <w:jc w:val="both"/>
+        <w:rPr>
+          <w:b/>
+          <w:bCs/>
+        </w:rPr>
+      </w:pPr>
+      <w:r>
+        <w:rPr>
+          <w:b/>
+          <w:bCs/>
+        </w:rPr>
+        <w:t>P</w:t>
+      </w:r>
+      <w:r>
+        <w:rPr>
+          <w:b/>
+          <w:bCs/>
+        </w:rPr>
+        <w:t xml:space="preserve">ré-treino em bases extensas (JFT, ou Real </w:t>
+      </w:r>
+      <w:proofErr w:type="spellStart"/>
+      <w:r>
+        <w:rPr>
+          <w:b/>
+          <w:bCs/>
+        </w:rPr>
+        <w:t>ImageNet</w:t>
+      </w:r>
+      <w:proofErr w:type="spellEnd"/>
+      <w:r>
+        <w:rPr>
+          <w:b/>
+          <w:bCs/>
+        </w:rPr>
+        <w:t xml:space="preserve">) e fine </w:t>
+      </w:r>
+      <w:proofErr w:type="spellStart"/>
+      <w:r>
+        <w:rPr>
+          <w:b/>
+          <w:bCs/>
+        </w:rPr>
+        <w:t>tunning</w:t>
+      </w:r>
+      <w:proofErr w:type="spellEnd"/>
+      <w:r>
+        <w:rPr>
+          <w:b/>
+          <w:bCs/>
+        </w:rPr>
+        <w:t xml:space="preserve"> em </w:t>
+      </w:r>
+      <w:proofErr w:type="spellStart"/>
+      <w:r>
+        <w:rPr>
+          <w:b/>
+          <w:bCs/>
+        </w:rPr>
+        <w:t>sub-sets</w:t>
+      </w:r>
+      <w:proofErr w:type="spellEnd"/>
+      <w:r>
+        <w:rPr>
+          <w:b/>
+          <w:bCs/>
+        </w:rPr>
+        <w:t xml:space="preserve"> menores (primeira coluna à esquerda)</w:t>
+      </w:r>
+    </w:p>
+    <w:p>
+      <w:pPr>
+        <w:pStyle w:val="PargrafodaLista"/>
+        <w:ind w:left="708"/>
+        <w:jc w:val="both"/>
+        <w:rPr>
+          <w:b/>
+          <w:bCs/>
+        </w:rPr>
+      </w:pPr>
+      <w:r>
+        <w:rPr>
+          <w:b/>
+          <w:bCs/>
+        </w:rPr>
+        <w:drawing>
+          <wp:inline distT="0" distB="0" distL="0" distR="0" wp14:anchorId="7FC37BB8" wp14:editId="1B12141C">
+            <wp:extent cx="5400040" cy="2649220"/>
+            <wp:effectExtent l="0" t="0" r="0" b="0"/>
+            <wp:docPr id="2139230077" name="Imagem 1"/>
+            <wp:cNvGraphicFramePr>
+              <a:graphicFrameLocks xmlns:a="http://schemas.openxmlformats.org/drawingml/2006/main" noChangeAspect="1"/>
+            </wp:cNvGraphicFramePr>
+            <a:graphic xmlns:a="http://schemas.openxmlformats.org/drawingml/2006/main">
+              <a:graphicData uri="http://schemas.openxmlformats.org/drawingml/2006/picture">
+                <pic:pic xmlns:pic="http://schemas.openxmlformats.org/drawingml/2006/picture">
+                  <pic:nvPicPr>
+                    <pic:cNvPr id="2139230077" name=""/>
+                    <pic:cNvPicPr/>
+                  </pic:nvPicPr>
+                  <pic:blipFill>
+                    <a:blip r:embed="rId20"/>
+                    <a:stretch>
+                      <a:fillRect/>
+                    </a:stretch>
+                  </pic:blipFill>
+                  <pic:spPr>
+                    <a:xfrm>
+                      <a:off x="0" y="0"/>
+                      <a:ext cx="5400040" cy="2649220"/>
+                    </a:xfrm>
+                    <a:prstGeom prst="rect">
+                      <a:avLst/>
+                    </a:prstGeom>
+                  </pic:spPr>
+                </pic:pic>
+              </a:graphicData>
+            </a:graphic>
+          </wp:inline>
+        </w:drawing>
+      </w:r>
+    </w:p>
+    <w:p>
+      <w:pPr>
+        <w:pStyle w:val="PargrafodaLista"/>
+        <w:ind w:left="708"/>
+        <w:jc w:val="both"/>
+        <w:rPr>
+          <w:b/>
+          <w:bCs/>
+        </w:rPr>
+      </w:pPr>
+      <w:r>
+        <w:rPr>
+          <w:b/>
+          <w:bCs/>
+        </w:rPr>
+        <w:t xml:space="preserve">Mostra o desempenho de transferência de diferentes modelos </w:t>
+      </w:r>
+      <w:proofErr w:type="spellStart"/>
+      <w:r>
+        <w:rPr>
+          <w:b/>
+          <w:bCs/>
+        </w:rPr>
+        <w:t>ViT</w:t>
+      </w:r>
+      <w:proofErr w:type="spellEnd"/>
+      <w:r>
+        <w:rPr>
+          <w:b/>
+          <w:bCs/>
+        </w:rPr>
+        <w:t xml:space="preserve"> pré-treinados</w:t>
+      </w:r>
+    </w:p>
+    <w:p>
+      <w:pPr>
+        <w:pStyle w:val="PargrafodaLista"/>
+        <w:ind w:left="708"/>
+        <w:jc w:val="both"/>
+        <w:rPr>
+          <w:b/>
+          <w:bCs/>
+        </w:rPr>
+      </w:pPr>
+      <w:r>
+        <w:rPr>
+          <w:b/>
+          <w:bCs/>
+        </w:rPr>
+        <w:t xml:space="preserve">em conjuntos de dados de tamanho crescente: </w:t>
+      </w:r>
+      <w:proofErr w:type="spellStart"/>
+      <w:r>
+        <w:rPr>
+          <w:b/>
+          <w:bCs/>
+        </w:rPr>
+        <w:t>ImageNet</w:t>
+      </w:r>
+      <w:proofErr w:type="spellEnd"/>
+      <w:r>
+        <w:rPr>
+          <w:b/>
+          <w:bCs/>
+        </w:rPr>
+        <w:t>, ImageNet-21k e JFT-300M.</w:t>
+      </w:r>
+    </w:p>
+    <w:p>
+      <w:pPr>
+        <w:pStyle w:val="PargrafodaLista"/>
+        <w:ind w:left="708"/>
+        <w:jc w:val="both"/>
+        <w:rPr>
+          <w:b/>
+          <w:bCs/>
+        </w:rPr>
+      </w:pPr>
+      <w:r>
+        <w:rPr>
+          <w:b/>
+          <w:bCs/>
+        </w:rPr>
+        <w:drawing>
+          <wp:inline distT="0" distB="0" distL="0" distR="0" wp14:anchorId="3306E864" wp14:editId="09CF6819">
+            <wp:extent cx="5400040" cy="3862705"/>
+            <wp:effectExtent l="0" t="0" r="0" b="4445"/>
+            <wp:docPr id="1013308690" name="Imagem 1"/>
+            <wp:cNvGraphicFramePr>
+              <a:graphicFrameLocks xmlns:a="http://schemas.openxmlformats.org/drawingml/2006/main" noChangeAspect="1"/>
+            </wp:cNvGraphicFramePr>
+            <a:graphic xmlns:a="http://schemas.openxmlformats.org/drawingml/2006/main">
+              <a:graphicData uri="http://schemas.openxmlformats.org/drawingml/2006/picture">
+                <pic:pic xmlns:pic="http://schemas.openxmlformats.org/drawingml/2006/picture">
+                  <pic:nvPicPr>
+                    <pic:cNvPr id="1013308690" name=""/>
+                    <pic:cNvPicPr/>
+                  </pic:nvPicPr>
+                  <pic:blipFill>
+                    <a:blip r:embed="rId21"/>
+                    <a:stretch>
+                      <a:fillRect/>
+                    </a:stretch>
+                  </pic:blipFill>
+                  <pic:spPr>
+                    <a:xfrm>
+                      <a:off x="0" y="0"/>
+                      <a:ext cx="5400040" cy="3862705"/>
+                    </a:xfrm>
+                    <a:prstGeom prst="rect">
+                      <a:avLst/>
+                    </a:prstGeom>
+                  </pic:spPr>
+                </pic:pic>
+              </a:graphicData>
+            </a:graphic>
+          </wp:inline>
+        </w:drawing>
+      </w:r>
+    </w:p>
+    <w:p>
+      <w:pPr>
+        <w:pStyle w:val="PargrafodaLista"/>
+        <w:ind w:left="708"/>
+        <w:jc w:val="both"/>
+        <w:rPr>
+          <w:b/>
+          <w:bCs/>
+        </w:rPr>
+      </w:pPr>
+    </w:p>
+    <w:p>
+      <w:pPr>
+        <w:pStyle w:val="PargrafodaLista"/>
+        <w:ind w:left="708"/>
+        <w:jc w:val="both"/>
+        <w:rPr>
+          <w:b/>
+          <w:bCs/>
+        </w:rPr>
+      </w:pPr>
+    </w:p>
+    <w:p>
+      <w:pPr>
+        <w:pStyle w:val="PargrafodaLista"/>
+        <w:ind w:left="708"/>
+        <w:jc w:val="both"/>
+        <w:rPr>
+          <w:b/>
+          <w:bCs/>
+        </w:rPr>
+      </w:pPr>
+    </w:p>
+    <w:p>
+      <w:pPr>
+        <w:pStyle w:val="PargrafodaLista"/>
+        <w:ind w:left="708"/>
+        <w:jc w:val="both"/>
+        <w:rPr>
+          <w:b/>
+          <w:bCs/>
+        </w:rPr>
+      </w:pPr>
+    </w:p>
+    <w:p>
+      <w:pPr>
+        <w:pStyle w:val="PargrafodaLista"/>
+        <w:ind w:left="708"/>
+        <w:jc w:val="both"/>
+        <w:rPr>
+          <w:b/>
+          <w:bCs/>
+        </w:rPr>
+      </w:pPr>
+    </w:p>
+    <w:p>
+      <w:pPr>
+        <w:pStyle w:val="PargrafodaLista"/>
+        <w:numPr>
+          <w:ilvl w:val="0"/>
+          <w:numId w:val="60"/>
+        </w:numPr>
+        <w:rPr>
+          <w:b/>
+          <w:bCs/>
+        </w:rPr>
+      </w:pPr>
+      <w:r>
+        <w:rPr>
+          <w:b/>
+          <w:bCs/>
+        </w:rPr>
+        <w:lastRenderedPageBreak/>
         <w:t>Retorno de resultados do teste de validação:</w:t>
       </w:r>
+    </w:p>
+    <w:p>
+      <w:pPr>
+        <w:rPr>
+          <w:b/>
+          <w:bCs/>
+          <w:color w:val="C00000"/>
+        </w:rPr>
+      </w:pPr>
+    </w:p>
+    <w:p>
+      <w:pPr>
+        <w:ind w:left="708"/>
+        <w:rPr>
+          <w:b/>
+          <w:bCs/>
+          <w:color w:val="C00000"/>
+        </w:rPr>
+      </w:pPr>
+      <w:r>
+        <w:rPr>
+          <w:b/>
+          <w:bCs/>
+          <w:color w:val="C00000"/>
+        </w:rPr>
+        <w:t xml:space="preserve">OBSERVAÇÃO: </w:t>
+      </w:r>
+      <w:r>
+        <w:rPr>
+          <w:b/>
+          <w:bCs/>
+          <w:color w:val="C00000"/>
+        </w:rPr>
+        <w:t>E</w:t>
+      </w:r>
+      <w:r>
+        <w:rPr>
+          <w:b/>
+          <w:bCs/>
+          <w:color w:val="C00000"/>
+        </w:rPr>
+        <w:t>vidências para o protocolo de experimentação</w:t>
+      </w:r>
+      <w:r>
+        <w:rPr>
+          <w:b/>
+          <w:bCs/>
+          <w:color w:val="C00000"/>
+        </w:rPr>
+        <w:t xml:space="preserve"> (trechos/afirmações-chave)</w:t>
+      </w:r>
+      <w:r>
+        <w:rPr>
+          <w:b/>
+          <w:bCs/>
+          <w:color w:val="C00000"/>
+        </w:rPr>
+        <w:t xml:space="preserve"> estão destacadas no artigo.</w:t>
+      </w:r>
+    </w:p>
+    <w:p>
+      <w:pPr>
+        <w:rPr>
+          <w:b/>
+          <w:bCs/>
+        </w:rPr>
+      </w:pPr>
+    </w:p>
+    <w:p>
+      <w:pPr>
+        <w:rPr>
+          <w:b/>
+          <w:bCs/>
+        </w:rPr>
+      </w:pPr>
+    </w:p>
+    <w:p>
+      <w:pPr>
+        <w:rPr>
+          <w:b/>
+          <w:bCs/>
+        </w:rPr>
+      </w:pPr>
     </w:p>
     <w:p>
       <w:pPr>
@@ -1917,6 +6423,119 @@
 <file path=word/numbering.xml><?xml version="1.0" encoding="utf-8"?>
 <w:numbering xmlns:wpc="http://schemas.microsoft.com/office/word/2010/wordprocessingCanvas" xmlns:cx="http://schemas.microsoft.com/office/drawing/2014/chartex" xmlns:cx1="http://schemas.microsoft.com/office/drawing/2015/9/8/chartex" xmlns:cx2="http://schemas.microsoft.com/office/drawing/2015/10/21/chartex" xmlns:cx3="http://schemas.microsoft.com/office/drawing/2016/5/9/chartex" xmlns:cx4="http://schemas.microsoft.com/office/drawing/2016/5/10/chartex" xmlns:cx5="http://schemas.microsoft.com/office/drawing/2016/5/11/chartex" xmlns:cx6="http://schemas.microsoft.com/office/drawing/2016/5/12/chartex" xmlns:cx7="http://schemas.microsoft.com/office/drawing/2016/5/13/chartex" xmlns:cx8="http://schemas.microsoft.com/office/drawing/2016/5/14/chartex" xmlns:mc="http://schemas.openxmlformats.org/markup-compatibility/2006" xmlns:aink="http://schemas.microsoft.com/office/drawing/2016/ink" xmlns:am3d="http://schemas.microsoft.com/office/drawing/2017/model3d" xmlns:o="urn:schemas-microsoft-com:office:office" xmlns:oel="http://schemas.microsoft.com/office/2019/extlst" xmlns:r="http://schemas.openxmlformats.org/officeDocument/2006/relationships" xmlns:m="http://schemas.openxmlformats.org/officeDocument/2006/math" xmlns:v="urn:schemas-microsoft-com:vml" xmlns:wp14="http://schemas.microsoft.com/office/word/2010/wordprocessingDrawing" xmlns:wp="http://schemas.openxmlformats.org/drawingml/2006/wordprocessingDrawing" xmlns:w10="urn:schemas-microsoft-com:office:word" xmlns:w="http://schemas.openxmlformats.org/wordprocessingml/2006/main" xmlns:w14="http://schemas.microsoft.com/office/word/2010/wordml" xmlns:w15="http://schemas.microsoft.com/office/word/2012/wordml" xmlns:w16cex="http://schemas.microsoft.com/office/word/2018/wordml/cex" xmlns:w16cid="http://schemas.microsoft.com/office/word/2016/wordml/cid" xmlns:w16="http://schemas.microsoft.com/office/word/2018/wordml" xmlns:w16du="http://schemas.microsoft.com/office/word/2023/wordml/word16du" xmlns:w16sdtdh="http://schemas.microsoft.com/office/word/2020/wordml/sdtdatahash" xmlns:w16sdtfl="http://schemas.microsoft.com/office/word/2024/wordml/sdtformatlock" xmlns:w16se="http://schemas.microsoft.com/office/word/2015/wordml/symex" xmlns:wpg="http://schemas.microsoft.com/office/word/2010/wordprocessingGroup" xmlns:wpi="http://schemas.microsoft.com/office/word/2010/wordprocessingInk" xmlns:wne="http://schemas.microsoft.com/office/word/2006/wordml" xmlns:wps="http://schemas.microsoft.com/office/word/2010/wordprocessingShape" mc:Ignorable="w14 w15 w16se w16cid w16 w16cex w16sdtdh w16sdtfl w16du wp14">
   <w:abstractNum w:abstractNumId="0" w15:restartNumberingAfterBreak="0">
+    <w:nsid w:val="021F20C4"/>
+    <w:multiLevelType w:val="hybridMultilevel"/>
+    <w:tmpl w:val="72EE7B54"/>
+    <w:lvl w:ilvl="0" w:tplc="0416000B">
+      <w:start w:val="1"/>
+      <w:numFmt w:val="bullet"/>
+      <w:lvlText w:val=""/>
+      <w:lvlJc w:val="left"/>
+      <w:pPr>
+        <w:ind w:left="1776" w:hanging="360"/>
+      </w:pPr>
+      <w:rPr>
+        <w:rFonts w:ascii="Wingdings" w:hAnsi="Wingdings" w:hint="default"/>
+      </w:rPr>
+    </w:lvl>
+    <w:lvl w:ilvl="1" w:tplc="04160003" w:tentative="1">
+      <w:start w:val="1"/>
+      <w:numFmt w:val="bullet"/>
+      <w:lvlText w:val="o"/>
+      <w:lvlJc w:val="left"/>
+      <w:pPr>
+        <w:ind w:left="2496" w:hanging="360"/>
+      </w:pPr>
+      <w:rPr>
+        <w:rFonts w:ascii="Courier New" w:hAnsi="Courier New" w:cs="Courier New" w:hint="default"/>
+      </w:rPr>
+    </w:lvl>
+    <w:lvl w:ilvl="2" w:tplc="04160005" w:tentative="1">
+      <w:start w:val="1"/>
+      <w:numFmt w:val="bullet"/>
+      <w:lvlText w:val=""/>
+      <w:lvlJc w:val="left"/>
+      <w:pPr>
+        <w:ind w:left="3216" w:hanging="360"/>
+      </w:pPr>
+      <w:rPr>
+        <w:rFonts w:ascii="Wingdings" w:hAnsi="Wingdings" w:hint="default"/>
+      </w:rPr>
+    </w:lvl>
+    <w:lvl w:ilvl="3" w:tplc="04160001" w:tentative="1">
+      <w:start w:val="1"/>
+      <w:numFmt w:val="bullet"/>
+      <w:lvlText w:val=""/>
+      <w:lvlJc w:val="left"/>
+      <w:pPr>
+        <w:ind w:left="3936" w:hanging="360"/>
+      </w:pPr>
+      <w:rPr>
+        <w:rFonts w:ascii="Symbol" w:hAnsi="Symbol" w:hint="default"/>
+      </w:rPr>
+    </w:lvl>
+    <w:lvl w:ilvl="4" w:tplc="04160003" w:tentative="1">
+      <w:start w:val="1"/>
+      <w:numFmt w:val="bullet"/>
+      <w:lvlText w:val="o"/>
+      <w:lvlJc w:val="left"/>
+      <w:pPr>
+        <w:ind w:left="4656" w:hanging="360"/>
+      </w:pPr>
+      <w:rPr>
+        <w:rFonts w:ascii="Courier New" w:hAnsi="Courier New" w:cs="Courier New" w:hint="default"/>
+      </w:rPr>
+    </w:lvl>
+    <w:lvl w:ilvl="5" w:tplc="04160005" w:tentative="1">
+      <w:start w:val="1"/>
+      <w:numFmt w:val="bullet"/>
+      <w:lvlText w:val=""/>
+      <w:lvlJc w:val="left"/>
+      <w:pPr>
+        <w:ind w:left="5376" w:hanging="360"/>
+      </w:pPr>
+      <w:rPr>
+        <w:rFonts w:ascii="Wingdings" w:hAnsi="Wingdings" w:hint="default"/>
+      </w:rPr>
+    </w:lvl>
+    <w:lvl w:ilvl="6" w:tplc="04160001" w:tentative="1">
+      <w:start w:val="1"/>
+      <w:numFmt w:val="bullet"/>
+      <w:lvlText w:val=""/>
+      <w:lvlJc w:val="left"/>
+      <w:pPr>
+        <w:ind w:left="6096" w:hanging="360"/>
+      </w:pPr>
+      <w:rPr>
+        <w:rFonts w:ascii="Symbol" w:hAnsi="Symbol" w:hint="default"/>
+      </w:rPr>
+    </w:lvl>
+    <w:lvl w:ilvl="7" w:tplc="04160003" w:tentative="1">
+      <w:start w:val="1"/>
+      <w:numFmt w:val="bullet"/>
+      <w:lvlText w:val="o"/>
+      <w:lvlJc w:val="left"/>
+      <w:pPr>
+        <w:ind w:left="6816" w:hanging="360"/>
+      </w:pPr>
+      <w:rPr>
+        <w:rFonts w:ascii="Courier New" w:hAnsi="Courier New" w:cs="Courier New" w:hint="default"/>
+      </w:rPr>
+    </w:lvl>
+    <w:lvl w:ilvl="8" w:tplc="04160005" w:tentative="1">
+      <w:start w:val="1"/>
+      <w:numFmt w:val="bullet"/>
+      <w:lvlText w:val=""/>
+      <w:lvlJc w:val="left"/>
+      <w:pPr>
+        <w:ind w:left="7536" w:hanging="360"/>
+      </w:pPr>
+      <w:rPr>
+        <w:rFonts w:ascii="Wingdings" w:hAnsi="Wingdings" w:hint="default"/>
+      </w:rPr>
+    </w:lvl>
+  </w:abstractNum>
+  <w:abstractNum w:abstractNumId="1" w15:restartNumberingAfterBreak="0">
     <w:nsid w:val="02244EA9"/>
     <w:multiLevelType w:val="multilevel"/>
     <w:tmpl w:val="C0C273F4"/>
@@ -2065,7 +6684,7 @@
       </w:rPr>
     </w:lvl>
   </w:abstractNum>
-  <w:abstractNum w:abstractNumId="1" w15:restartNumberingAfterBreak="0">
+  <w:abstractNum w:abstractNumId="2" w15:restartNumberingAfterBreak="0">
     <w:nsid w:val="05B34C97"/>
     <w:multiLevelType w:val="hybridMultilevel"/>
     <w:tmpl w:val="EBE09352"/>
@@ -2178,7 +6797,156 @@
       </w:rPr>
     </w:lvl>
   </w:abstractNum>
-  <w:abstractNum w:abstractNumId="2" w15:restartNumberingAfterBreak="0">
+  <w:abstractNum w:abstractNumId="3" w15:restartNumberingAfterBreak="0">
+    <w:nsid w:val="05F94A26"/>
+    <w:multiLevelType w:val="multilevel"/>
+    <w:tmpl w:val="95A0ABB2"/>
+    <w:lvl w:ilvl="0">
+      <w:start w:val="1"/>
+      <w:numFmt w:val="bullet"/>
+      <w:lvlText w:val=""/>
+      <w:lvlJc w:val="left"/>
+      <w:pPr>
+        <w:tabs>
+          <w:tab w:val="num" w:pos="720"/>
+        </w:tabs>
+        <w:ind w:left="720" w:hanging="360"/>
+      </w:pPr>
+      <w:rPr>
+        <w:rFonts w:ascii="Symbol" w:hAnsi="Symbol" w:hint="default"/>
+        <w:sz w:val="20"/>
+      </w:rPr>
+    </w:lvl>
+    <w:lvl w:ilvl="1" w:tentative="1">
+      <w:start w:val="1"/>
+      <w:numFmt w:val="bullet"/>
+      <w:lvlText w:val="o"/>
+      <w:lvlJc w:val="left"/>
+      <w:pPr>
+        <w:tabs>
+          <w:tab w:val="num" w:pos="1440"/>
+        </w:tabs>
+        <w:ind w:left="1440" w:hanging="360"/>
+      </w:pPr>
+      <w:rPr>
+        <w:rFonts w:ascii="Courier New" w:hAnsi="Courier New" w:hint="default"/>
+        <w:sz w:val="20"/>
+      </w:rPr>
+    </w:lvl>
+    <w:lvl w:ilvl="2" w:tentative="1">
+      <w:start w:val="1"/>
+      <w:numFmt w:val="bullet"/>
+      <w:lvlText w:val=""/>
+      <w:lvlJc w:val="left"/>
+      <w:pPr>
+        <w:tabs>
+          <w:tab w:val="num" w:pos="2160"/>
+        </w:tabs>
+        <w:ind w:left="2160" w:hanging="360"/>
+      </w:pPr>
+      <w:rPr>
+        <w:rFonts w:ascii="Wingdings" w:hAnsi="Wingdings" w:hint="default"/>
+        <w:sz w:val="20"/>
+      </w:rPr>
+    </w:lvl>
+    <w:lvl w:ilvl="3" w:tentative="1">
+      <w:start w:val="1"/>
+      <w:numFmt w:val="bullet"/>
+      <w:lvlText w:val=""/>
+      <w:lvlJc w:val="left"/>
+      <w:pPr>
+        <w:tabs>
+          <w:tab w:val="num" w:pos="2880"/>
+        </w:tabs>
+        <w:ind w:left="2880" w:hanging="360"/>
+      </w:pPr>
+      <w:rPr>
+        <w:rFonts w:ascii="Wingdings" w:hAnsi="Wingdings" w:hint="default"/>
+        <w:sz w:val="20"/>
+      </w:rPr>
+    </w:lvl>
+    <w:lvl w:ilvl="4" w:tentative="1">
+      <w:start w:val="1"/>
+      <w:numFmt w:val="bullet"/>
+      <w:lvlText w:val=""/>
+      <w:lvlJc w:val="left"/>
+      <w:pPr>
+        <w:tabs>
+          <w:tab w:val="num" w:pos="3600"/>
+        </w:tabs>
+        <w:ind w:left="3600" w:hanging="360"/>
+      </w:pPr>
+      <w:rPr>
+        <w:rFonts w:ascii="Wingdings" w:hAnsi="Wingdings" w:hint="default"/>
+        <w:sz w:val="20"/>
+      </w:rPr>
+    </w:lvl>
+    <w:lvl w:ilvl="5" w:tentative="1">
+      <w:start w:val="1"/>
+      <w:numFmt w:val="bullet"/>
+      <w:lvlText w:val=""/>
+      <w:lvlJc w:val="left"/>
+      <w:pPr>
+        <w:tabs>
+          <w:tab w:val="num" w:pos="4320"/>
+        </w:tabs>
+        <w:ind w:left="4320" w:hanging="360"/>
+      </w:pPr>
+      <w:rPr>
+        <w:rFonts w:ascii="Wingdings" w:hAnsi="Wingdings" w:hint="default"/>
+        <w:sz w:val="20"/>
+      </w:rPr>
+    </w:lvl>
+    <w:lvl w:ilvl="6" w:tentative="1">
+      <w:start w:val="1"/>
+      <w:numFmt w:val="bullet"/>
+      <w:lvlText w:val=""/>
+      <w:lvlJc w:val="left"/>
+      <w:pPr>
+        <w:tabs>
+          <w:tab w:val="num" w:pos="5040"/>
+        </w:tabs>
+        <w:ind w:left="5040" w:hanging="360"/>
+      </w:pPr>
+      <w:rPr>
+        <w:rFonts w:ascii="Wingdings" w:hAnsi="Wingdings" w:hint="default"/>
+        <w:sz w:val="20"/>
+      </w:rPr>
+    </w:lvl>
+    <w:lvl w:ilvl="7" w:tentative="1">
+      <w:start w:val="1"/>
+      <w:numFmt w:val="bullet"/>
+      <w:lvlText w:val=""/>
+      <w:lvlJc w:val="left"/>
+      <w:pPr>
+        <w:tabs>
+          <w:tab w:val="num" w:pos="5760"/>
+        </w:tabs>
+        <w:ind w:left="5760" w:hanging="360"/>
+      </w:pPr>
+      <w:rPr>
+        <w:rFonts w:ascii="Wingdings" w:hAnsi="Wingdings" w:hint="default"/>
+        <w:sz w:val="20"/>
+      </w:rPr>
+    </w:lvl>
+    <w:lvl w:ilvl="8" w:tentative="1">
+      <w:start w:val="1"/>
+      <w:numFmt w:val="bullet"/>
+      <w:lvlText w:val=""/>
+      <w:lvlJc w:val="left"/>
+      <w:pPr>
+        <w:tabs>
+          <w:tab w:val="num" w:pos="6480"/>
+        </w:tabs>
+        <w:ind w:left="6480" w:hanging="360"/>
+      </w:pPr>
+      <w:rPr>
+        <w:rFonts w:ascii="Wingdings" w:hAnsi="Wingdings" w:hint="default"/>
+        <w:sz w:val="20"/>
+      </w:rPr>
+    </w:lvl>
+  </w:abstractNum>
+  <w:abstractNum w:abstractNumId="4" w15:restartNumberingAfterBreak="0">
     <w:nsid w:val="07686196"/>
     <w:multiLevelType w:val="hybridMultilevel"/>
     <w:tmpl w:val="EF7613A4"/>
@@ -2291,7 +7059,7 @@
       </w:rPr>
     </w:lvl>
   </w:abstractNum>
-  <w:abstractNum w:abstractNumId="3" w15:restartNumberingAfterBreak="0">
+  <w:abstractNum w:abstractNumId="5" w15:restartNumberingAfterBreak="0">
     <w:nsid w:val="09511C7A"/>
     <w:multiLevelType w:val="hybridMultilevel"/>
     <w:tmpl w:val="33000CAA"/>
@@ -2404,7 +7172,7 @@
       </w:rPr>
     </w:lvl>
   </w:abstractNum>
-  <w:abstractNum w:abstractNumId="4" w15:restartNumberingAfterBreak="0">
+  <w:abstractNum w:abstractNumId="6" w15:restartNumberingAfterBreak="0">
     <w:nsid w:val="0C8E6427"/>
     <w:multiLevelType w:val="hybridMultilevel"/>
     <w:tmpl w:val="0444EE3A"/>
@@ -2517,7 +7285,156 @@
       </w:rPr>
     </w:lvl>
   </w:abstractNum>
-  <w:abstractNum w:abstractNumId="5" w15:restartNumberingAfterBreak="0">
+  <w:abstractNum w:abstractNumId="7" w15:restartNumberingAfterBreak="0">
+    <w:nsid w:val="0CD613E9"/>
+    <w:multiLevelType w:val="multilevel"/>
+    <w:tmpl w:val="26643F90"/>
+    <w:lvl w:ilvl="0">
+      <w:start w:val="1"/>
+      <w:numFmt w:val="bullet"/>
+      <w:lvlText w:val=""/>
+      <w:lvlJc w:val="left"/>
+      <w:pPr>
+        <w:tabs>
+          <w:tab w:val="num" w:pos="720"/>
+        </w:tabs>
+        <w:ind w:left="720" w:hanging="360"/>
+      </w:pPr>
+      <w:rPr>
+        <w:rFonts w:ascii="Symbol" w:hAnsi="Symbol" w:hint="default"/>
+        <w:sz w:val="20"/>
+      </w:rPr>
+    </w:lvl>
+    <w:lvl w:ilvl="1" w:tentative="1">
+      <w:start w:val="1"/>
+      <w:numFmt w:val="bullet"/>
+      <w:lvlText w:val="o"/>
+      <w:lvlJc w:val="left"/>
+      <w:pPr>
+        <w:tabs>
+          <w:tab w:val="num" w:pos="1440"/>
+        </w:tabs>
+        <w:ind w:left="1440" w:hanging="360"/>
+      </w:pPr>
+      <w:rPr>
+        <w:rFonts w:ascii="Courier New" w:hAnsi="Courier New" w:hint="default"/>
+        <w:sz w:val="20"/>
+      </w:rPr>
+    </w:lvl>
+    <w:lvl w:ilvl="2" w:tentative="1">
+      <w:start w:val="1"/>
+      <w:numFmt w:val="bullet"/>
+      <w:lvlText w:val=""/>
+      <w:lvlJc w:val="left"/>
+      <w:pPr>
+        <w:tabs>
+          <w:tab w:val="num" w:pos="2160"/>
+        </w:tabs>
+        <w:ind w:left="2160" w:hanging="360"/>
+      </w:pPr>
+      <w:rPr>
+        <w:rFonts w:ascii="Wingdings" w:hAnsi="Wingdings" w:hint="default"/>
+        <w:sz w:val="20"/>
+      </w:rPr>
+    </w:lvl>
+    <w:lvl w:ilvl="3" w:tentative="1">
+      <w:start w:val="1"/>
+      <w:numFmt w:val="bullet"/>
+      <w:lvlText w:val=""/>
+      <w:lvlJc w:val="left"/>
+      <w:pPr>
+        <w:tabs>
+          <w:tab w:val="num" w:pos="2880"/>
+        </w:tabs>
+        <w:ind w:left="2880" w:hanging="360"/>
+      </w:pPr>
+      <w:rPr>
+        <w:rFonts w:ascii="Wingdings" w:hAnsi="Wingdings" w:hint="default"/>
+        <w:sz w:val="20"/>
+      </w:rPr>
+    </w:lvl>
+    <w:lvl w:ilvl="4" w:tentative="1">
+      <w:start w:val="1"/>
+      <w:numFmt w:val="bullet"/>
+      <w:lvlText w:val=""/>
+      <w:lvlJc w:val="left"/>
+      <w:pPr>
+        <w:tabs>
+          <w:tab w:val="num" w:pos="3600"/>
+        </w:tabs>
+        <w:ind w:left="3600" w:hanging="360"/>
+      </w:pPr>
+      <w:rPr>
+        <w:rFonts w:ascii="Wingdings" w:hAnsi="Wingdings" w:hint="default"/>
+        <w:sz w:val="20"/>
+      </w:rPr>
+    </w:lvl>
+    <w:lvl w:ilvl="5" w:tentative="1">
+      <w:start w:val="1"/>
+      <w:numFmt w:val="bullet"/>
+      <w:lvlText w:val=""/>
+      <w:lvlJc w:val="left"/>
+      <w:pPr>
+        <w:tabs>
+          <w:tab w:val="num" w:pos="4320"/>
+        </w:tabs>
+        <w:ind w:left="4320" w:hanging="360"/>
+      </w:pPr>
+      <w:rPr>
+        <w:rFonts w:ascii="Wingdings" w:hAnsi="Wingdings" w:hint="default"/>
+        <w:sz w:val="20"/>
+      </w:rPr>
+    </w:lvl>
+    <w:lvl w:ilvl="6" w:tentative="1">
+      <w:start w:val="1"/>
+      <w:numFmt w:val="bullet"/>
+      <w:lvlText w:val=""/>
+      <w:lvlJc w:val="left"/>
+      <w:pPr>
+        <w:tabs>
+          <w:tab w:val="num" w:pos="5040"/>
+        </w:tabs>
+        <w:ind w:left="5040" w:hanging="360"/>
+      </w:pPr>
+      <w:rPr>
+        <w:rFonts w:ascii="Wingdings" w:hAnsi="Wingdings" w:hint="default"/>
+        <w:sz w:val="20"/>
+      </w:rPr>
+    </w:lvl>
+    <w:lvl w:ilvl="7" w:tentative="1">
+      <w:start w:val="1"/>
+      <w:numFmt w:val="bullet"/>
+      <w:lvlText w:val=""/>
+      <w:lvlJc w:val="left"/>
+      <w:pPr>
+        <w:tabs>
+          <w:tab w:val="num" w:pos="5760"/>
+        </w:tabs>
+        <w:ind w:left="5760" w:hanging="360"/>
+      </w:pPr>
+      <w:rPr>
+        <w:rFonts w:ascii="Wingdings" w:hAnsi="Wingdings" w:hint="default"/>
+        <w:sz w:val="20"/>
+      </w:rPr>
+    </w:lvl>
+    <w:lvl w:ilvl="8" w:tentative="1">
+      <w:start w:val="1"/>
+      <w:numFmt w:val="bullet"/>
+      <w:lvlText w:val=""/>
+      <w:lvlJc w:val="left"/>
+      <w:pPr>
+        <w:tabs>
+          <w:tab w:val="num" w:pos="6480"/>
+        </w:tabs>
+        <w:ind w:left="6480" w:hanging="360"/>
+      </w:pPr>
+      <w:rPr>
+        <w:rFonts w:ascii="Wingdings" w:hAnsi="Wingdings" w:hint="default"/>
+        <w:sz w:val="20"/>
+      </w:rPr>
+    </w:lvl>
+  </w:abstractNum>
+  <w:abstractNum w:abstractNumId="8" w15:restartNumberingAfterBreak="0">
     <w:nsid w:val="10676E89"/>
     <w:multiLevelType w:val="hybridMultilevel"/>
     <w:tmpl w:val="D3FE5F54"/>
@@ -2606,7 +7523,7 @@
       </w:pPr>
     </w:lvl>
   </w:abstractNum>
-  <w:abstractNum w:abstractNumId="6" w15:restartNumberingAfterBreak="0">
+  <w:abstractNum w:abstractNumId="9" w15:restartNumberingAfterBreak="0">
     <w:nsid w:val="15A348A1"/>
     <w:multiLevelType w:val="hybridMultilevel"/>
     <w:tmpl w:val="17C07FA2"/>
@@ -2719,7 +7636,7 @@
       </w:rPr>
     </w:lvl>
   </w:abstractNum>
-  <w:abstractNum w:abstractNumId="7" w15:restartNumberingAfterBreak="0">
+  <w:abstractNum w:abstractNumId="10" w15:restartNumberingAfterBreak="0">
     <w:nsid w:val="167E109E"/>
     <w:multiLevelType w:val="hybridMultilevel"/>
     <w:tmpl w:val="5F9C5BAE"/>
@@ -2832,7 +7749,322 @@
       </w:rPr>
     </w:lvl>
   </w:abstractNum>
-  <w:abstractNum w:abstractNumId="8" w15:restartNumberingAfterBreak="0">
+  <w:abstractNum w:abstractNumId="11" w15:restartNumberingAfterBreak="0">
+    <w:nsid w:val="195622BA"/>
+    <w:multiLevelType w:val="hybridMultilevel"/>
+    <w:tmpl w:val="C4046B5A"/>
+    <w:lvl w:ilvl="0" w:tplc="0416000B">
+      <w:start w:val="1"/>
+      <w:numFmt w:val="bullet"/>
+      <w:lvlText w:val=""/>
+      <w:lvlJc w:val="left"/>
+      <w:pPr>
+        <w:ind w:left="2856" w:hanging="360"/>
+      </w:pPr>
+      <w:rPr>
+        <w:rFonts w:ascii="Wingdings" w:hAnsi="Wingdings" w:hint="default"/>
+      </w:rPr>
+    </w:lvl>
+    <w:lvl w:ilvl="1" w:tplc="04160003" w:tentative="1">
+      <w:start w:val="1"/>
+      <w:numFmt w:val="bullet"/>
+      <w:lvlText w:val="o"/>
+      <w:lvlJc w:val="left"/>
+      <w:pPr>
+        <w:ind w:left="3576" w:hanging="360"/>
+      </w:pPr>
+      <w:rPr>
+        <w:rFonts w:ascii="Courier New" w:hAnsi="Courier New" w:cs="Courier New" w:hint="default"/>
+      </w:rPr>
+    </w:lvl>
+    <w:lvl w:ilvl="2" w:tplc="04160005" w:tentative="1">
+      <w:start w:val="1"/>
+      <w:numFmt w:val="bullet"/>
+      <w:lvlText w:val=""/>
+      <w:lvlJc w:val="left"/>
+      <w:pPr>
+        <w:ind w:left="4296" w:hanging="360"/>
+      </w:pPr>
+      <w:rPr>
+        <w:rFonts w:ascii="Wingdings" w:hAnsi="Wingdings" w:hint="default"/>
+      </w:rPr>
+    </w:lvl>
+    <w:lvl w:ilvl="3" w:tplc="04160001" w:tentative="1">
+      <w:start w:val="1"/>
+      <w:numFmt w:val="bullet"/>
+      <w:lvlText w:val=""/>
+      <w:lvlJc w:val="left"/>
+      <w:pPr>
+        <w:ind w:left="5016" w:hanging="360"/>
+      </w:pPr>
+      <w:rPr>
+        <w:rFonts w:ascii="Symbol" w:hAnsi="Symbol" w:hint="default"/>
+      </w:rPr>
+    </w:lvl>
+    <w:lvl w:ilvl="4" w:tplc="04160003" w:tentative="1">
+      <w:start w:val="1"/>
+      <w:numFmt w:val="bullet"/>
+      <w:lvlText w:val="o"/>
+      <w:lvlJc w:val="left"/>
+      <w:pPr>
+        <w:ind w:left="5736" w:hanging="360"/>
+      </w:pPr>
+      <w:rPr>
+        <w:rFonts w:ascii="Courier New" w:hAnsi="Courier New" w:cs="Courier New" w:hint="default"/>
+      </w:rPr>
+    </w:lvl>
+    <w:lvl w:ilvl="5" w:tplc="04160005" w:tentative="1">
+      <w:start w:val="1"/>
+      <w:numFmt w:val="bullet"/>
+      <w:lvlText w:val=""/>
+      <w:lvlJc w:val="left"/>
+      <w:pPr>
+        <w:ind w:left="6456" w:hanging="360"/>
+      </w:pPr>
+      <w:rPr>
+        <w:rFonts w:ascii="Wingdings" w:hAnsi="Wingdings" w:hint="default"/>
+      </w:rPr>
+    </w:lvl>
+    <w:lvl w:ilvl="6" w:tplc="04160001" w:tentative="1">
+      <w:start w:val="1"/>
+      <w:numFmt w:val="bullet"/>
+      <w:lvlText w:val=""/>
+      <w:lvlJc w:val="left"/>
+      <w:pPr>
+        <w:ind w:left="7176" w:hanging="360"/>
+      </w:pPr>
+      <w:rPr>
+        <w:rFonts w:ascii="Symbol" w:hAnsi="Symbol" w:hint="default"/>
+      </w:rPr>
+    </w:lvl>
+    <w:lvl w:ilvl="7" w:tplc="04160003" w:tentative="1">
+      <w:start w:val="1"/>
+      <w:numFmt w:val="bullet"/>
+      <w:lvlText w:val="o"/>
+      <w:lvlJc w:val="left"/>
+      <w:pPr>
+        <w:ind w:left="7896" w:hanging="360"/>
+      </w:pPr>
+      <w:rPr>
+        <w:rFonts w:ascii="Courier New" w:hAnsi="Courier New" w:cs="Courier New" w:hint="default"/>
+      </w:rPr>
+    </w:lvl>
+    <w:lvl w:ilvl="8" w:tplc="04160005" w:tentative="1">
+      <w:start w:val="1"/>
+      <w:numFmt w:val="bullet"/>
+      <w:lvlText w:val=""/>
+      <w:lvlJc w:val="left"/>
+      <w:pPr>
+        <w:ind w:left="8616" w:hanging="360"/>
+      </w:pPr>
+      <w:rPr>
+        <w:rFonts w:ascii="Wingdings" w:hAnsi="Wingdings" w:hint="default"/>
+      </w:rPr>
+    </w:lvl>
+  </w:abstractNum>
+  <w:abstractNum w:abstractNumId="12" w15:restartNumberingAfterBreak="0">
+    <w:nsid w:val="1FC8775E"/>
+    <w:multiLevelType w:val="hybridMultilevel"/>
+    <w:tmpl w:val="87B46F00"/>
+    <w:lvl w:ilvl="0" w:tplc="0416000B">
+      <w:start w:val="1"/>
+      <w:numFmt w:val="bullet"/>
+      <w:lvlText w:val=""/>
+      <w:lvlJc w:val="left"/>
+      <w:pPr>
+        <w:ind w:left="2136" w:hanging="360"/>
+      </w:pPr>
+      <w:rPr>
+        <w:rFonts w:ascii="Wingdings" w:hAnsi="Wingdings" w:hint="default"/>
+      </w:rPr>
+    </w:lvl>
+    <w:lvl w:ilvl="1" w:tplc="0416000B">
+      <w:start w:val="1"/>
+      <w:numFmt w:val="bullet"/>
+      <w:lvlText w:val=""/>
+      <w:lvlJc w:val="left"/>
+      <w:pPr>
+        <w:ind w:left="2856" w:hanging="360"/>
+      </w:pPr>
+      <w:rPr>
+        <w:rFonts w:ascii="Wingdings" w:hAnsi="Wingdings" w:hint="default"/>
+      </w:rPr>
+    </w:lvl>
+    <w:lvl w:ilvl="2" w:tplc="04160005" w:tentative="1">
+      <w:start w:val="1"/>
+      <w:numFmt w:val="bullet"/>
+      <w:lvlText w:val=""/>
+      <w:lvlJc w:val="left"/>
+      <w:pPr>
+        <w:ind w:left="3576" w:hanging="360"/>
+      </w:pPr>
+      <w:rPr>
+        <w:rFonts w:ascii="Wingdings" w:hAnsi="Wingdings" w:hint="default"/>
+      </w:rPr>
+    </w:lvl>
+    <w:lvl w:ilvl="3" w:tplc="04160001" w:tentative="1">
+      <w:start w:val="1"/>
+      <w:numFmt w:val="bullet"/>
+      <w:lvlText w:val=""/>
+      <w:lvlJc w:val="left"/>
+      <w:pPr>
+        <w:ind w:left="4296" w:hanging="360"/>
+      </w:pPr>
+      <w:rPr>
+        <w:rFonts w:ascii="Symbol" w:hAnsi="Symbol" w:hint="default"/>
+      </w:rPr>
+    </w:lvl>
+    <w:lvl w:ilvl="4" w:tplc="04160003" w:tentative="1">
+      <w:start w:val="1"/>
+      <w:numFmt w:val="bullet"/>
+      <w:lvlText w:val="o"/>
+      <w:lvlJc w:val="left"/>
+      <w:pPr>
+        <w:ind w:left="5016" w:hanging="360"/>
+      </w:pPr>
+      <w:rPr>
+        <w:rFonts w:ascii="Courier New" w:hAnsi="Courier New" w:cs="Courier New" w:hint="default"/>
+      </w:rPr>
+    </w:lvl>
+    <w:lvl w:ilvl="5" w:tplc="04160005" w:tentative="1">
+      <w:start w:val="1"/>
+      <w:numFmt w:val="bullet"/>
+      <w:lvlText w:val=""/>
+      <w:lvlJc w:val="left"/>
+      <w:pPr>
+        <w:ind w:left="5736" w:hanging="360"/>
+      </w:pPr>
+      <w:rPr>
+        <w:rFonts w:ascii="Wingdings" w:hAnsi="Wingdings" w:hint="default"/>
+      </w:rPr>
+    </w:lvl>
+    <w:lvl w:ilvl="6" w:tplc="04160001" w:tentative="1">
+      <w:start w:val="1"/>
+      <w:numFmt w:val="bullet"/>
+      <w:lvlText w:val=""/>
+      <w:lvlJc w:val="left"/>
+      <w:pPr>
+        <w:ind w:left="6456" w:hanging="360"/>
+      </w:pPr>
+      <w:rPr>
+        <w:rFonts w:ascii="Symbol" w:hAnsi="Symbol" w:hint="default"/>
+      </w:rPr>
+    </w:lvl>
+    <w:lvl w:ilvl="7" w:tplc="04160003" w:tentative="1">
+      <w:start w:val="1"/>
+      <w:numFmt w:val="bullet"/>
+      <w:lvlText w:val="o"/>
+      <w:lvlJc w:val="left"/>
+      <w:pPr>
+        <w:ind w:left="7176" w:hanging="360"/>
+      </w:pPr>
+      <w:rPr>
+        <w:rFonts w:ascii="Courier New" w:hAnsi="Courier New" w:cs="Courier New" w:hint="default"/>
+      </w:rPr>
+    </w:lvl>
+    <w:lvl w:ilvl="8" w:tplc="04160005" w:tentative="1">
+      <w:start w:val="1"/>
+      <w:numFmt w:val="bullet"/>
+      <w:lvlText w:val=""/>
+      <w:lvlJc w:val="left"/>
+      <w:pPr>
+        <w:ind w:left="7896" w:hanging="360"/>
+      </w:pPr>
+      <w:rPr>
+        <w:rFonts w:ascii="Wingdings" w:hAnsi="Wingdings" w:hint="default"/>
+      </w:rPr>
+    </w:lvl>
+  </w:abstractNum>
+  <w:abstractNum w:abstractNumId="13" w15:restartNumberingAfterBreak="0">
+    <w:nsid w:val="20982D2E"/>
+    <w:multiLevelType w:val="hybridMultilevel"/>
+    <w:tmpl w:val="2F60BE8E"/>
+    <w:lvl w:ilvl="0" w:tplc="D736C12C">
+      <w:start w:val="4"/>
+      <w:numFmt w:val="lowerLetter"/>
+      <w:lvlText w:val="%1)"/>
+      <w:lvlJc w:val="left"/>
+      <w:pPr>
+        <w:ind w:left="1776" w:hanging="360"/>
+      </w:pPr>
+      <w:rPr>
+        <w:rFonts w:hint="default"/>
+      </w:rPr>
+    </w:lvl>
+    <w:lvl w:ilvl="1" w:tplc="FFFFFFFF">
+      <w:start w:val="1"/>
+      <w:numFmt w:val="lowerLetter"/>
+      <w:lvlText w:val="%2."/>
+      <w:lvlJc w:val="left"/>
+      <w:pPr>
+        <w:ind w:left="2496" w:hanging="360"/>
+      </w:pPr>
+    </w:lvl>
+    <w:lvl w:ilvl="2" w:tplc="FFFFFFFF" w:tentative="1">
+      <w:start w:val="1"/>
+      <w:numFmt w:val="lowerRoman"/>
+      <w:lvlText w:val="%3."/>
+      <w:lvlJc w:val="right"/>
+      <w:pPr>
+        <w:ind w:left="3216" w:hanging="180"/>
+      </w:pPr>
+    </w:lvl>
+    <w:lvl w:ilvl="3" w:tplc="FFFFFFFF" w:tentative="1">
+      <w:start w:val="1"/>
+      <w:numFmt w:val="decimal"/>
+      <w:lvlText w:val="%4."/>
+      <w:lvlJc w:val="left"/>
+      <w:pPr>
+        <w:ind w:left="3936" w:hanging="360"/>
+      </w:pPr>
+    </w:lvl>
+    <w:lvl w:ilvl="4" w:tplc="FFFFFFFF" w:tentative="1">
+      <w:start w:val="1"/>
+      <w:numFmt w:val="lowerLetter"/>
+      <w:lvlText w:val="%5."/>
+      <w:lvlJc w:val="left"/>
+      <w:pPr>
+        <w:ind w:left="4656" w:hanging="360"/>
+      </w:pPr>
+    </w:lvl>
+    <w:lvl w:ilvl="5" w:tplc="FFFFFFFF" w:tentative="1">
+      <w:start w:val="1"/>
+      <w:numFmt w:val="lowerRoman"/>
+      <w:lvlText w:val="%6."/>
+      <w:lvlJc w:val="right"/>
+      <w:pPr>
+        <w:ind w:left="5376" w:hanging="180"/>
+      </w:pPr>
+    </w:lvl>
+    <w:lvl w:ilvl="6" w:tplc="FFFFFFFF" w:tentative="1">
+      <w:start w:val="1"/>
+      <w:numFmt w:val="decimal"/>
+      <w:lvlText w:val="%7."/>
+      <w:lvlJc w:val="left"/>
+      <w:pPr>
+        <w:ind w:left="6096" w:hanging="360"/>
+      </w:pPr>
+    </w:lvl>
+    <w:lvl w:ilvl="7" w:tplc="FFFFFFFF" w:tentative="1">
+      <w:start w:val="1"/>
+      <w:numFmt w:val="lowerLetter"/>
+      <w:lvlText w:val="%8."/>
+      <w:lvlJc w:val="left"/>
+      <w:pPr>
+        <w:ind w:left="6816" w:hanging="360"/>
+      </w:pPr>
+    </w:lvl>
+    <w:lvl w:ilvl="8" w:tplc="FFFFFFFF" w:tentative="1">
+      <w:start w:val="1"/>
+      <w:numFmt w:val="lowerRoman"/>
+      <w:lvlText w:val="%9."/>
+      <w:lvlJc w:val="right"/>
+      <w:pPr>
+        <w:ind w:left="7536" w:hanging="180"/>
+      </w:pPr>
+    </w:lvl>
+  </w:abstractNum>
+  <w:abstractNum w:abstractNumId="14" w15:restartNumberingAfterBreak="0">
     <w:nsid w:val="24BA3C6C"/>
     <w:multiLevelType w:val="hybridMultilevel"/>
     <w:tmpl w:val="63927434"/>
@@ -2918,7 +8150,269 @@
       </w:pPr>
     </w:lvl>
   </w:abstractNum>
-  <w:abstractNum w:abstractNumId="9" w15:restartNumberingAfterBreak="0">
+  <w:abstractNum w:abstractNumId="15" w15:restartNumberingAfterBreak="0">
+    <w:nsid w:val="25BE359C"/>
+    <w:multiLevelType w:val="hybridMultilevel"/>
+    <w:tmpl w:val="BC2446BE"/>
+    <w:lvl w:ilvl="0" w:tplc="04160001">
+      <w:start w:val="1"/>
+      <w:numFmt w:val="bullet"/>
+      <w:lvlText w:val=""/>
+      <w:lvlJc w:val="left"/>
+      <w:pPr>
+        <w:ind w:left="1428" w:hanging="360"/>
+      </w:pPr>
+      <w:rPr>
+        <w:rFonts w:ascii="Symbol" w:hAnsi="Symbol" w:hint="default"/>
+      </w:rPr>
+    </w:lvl>
+    <w:lvl w:ilvl="1" w:tplc="04160003" w:tentative="1">
+      <w:start w:val="1"/>
+      <w:numFmt w:val="bullet"/>
+      <w:lvlText w:val="o"/>
+      <w:lvlJc w:val="left"/>
+      <w:pPr>
+        <w:ind w:left="2148" w:hanging="360"/>
+      </w:pPr>
+      <w:rPr>
+        <w:rFonts w:ascii="Courier New" w:hAnsi="Courier New" w:cs="Courier New" w:hint="default"/>
+      </w:rPr>
+    </w:lvl>
+    <w:lvl w:ilvl="2" w:tplc="04160005" w:tentative="1">
+      <w:start w:val="1"/>
+      <w:numFmt w:val="bullet"/>
+      <w:lvlText w:val=""/>
+      <w:lvlJc w:val="left"/>
+      <w:pPr>
+        <w:ind w:left="2868" w:hanging="360"/>
+      </w:pPr>
+      <w:rPr>
+        <w:rFonts w:ascii="Wingdings" w:hAnsi="Wingdings" w:hint="default"/>
+      </w:rPr>
+    </w:lvl>
+    <w:lvl w:ilvl="3" w:tplc="04160001" w:tentative="1">
+      <w:start w:val="1"/>
+      <w:numFmt w:val="bullet"/>
+      <w:lvlText w:val=""/>
+      <w:lvlJc w:val="left"/>
+      <w:pPr>
+        <w:ind w:left="3588" w:hanging="360"/>
+      </w:pPr>
+      <w:rPr>
+        <w:rFonts w:ascii="Symbol" w:hAnsi="Symbol" w:hint="default"/>
+      </w:rPr>
+    </w:lvl>
+    <w:lvl w:ilvl="4" w:tplc="04160003" w:tentative="1">
+      <w:start w:val="1"/>
+      <w:numFmt w:val="bullet"/>
+      <w:lvlText w:val="o"/>
+      <w:lvlJc w:val="left"/>
+      <w:pPr>
+        <w:ind w:left="4308" w:hanging="360"/>
+      </w:pPr>
+      <w:rPr>
+        <w:rFonts w:ascii="Courier New" w:hAnsi="Courier New" w:cs="Courier New" w:hint="default"/>
+      </w:rPr>
+    </w:lvl>
+    <w:lvl w:ilvl="5" w:tplc="04160005" w:tentative="1">
+      <w:start w:val="1"/>
+      <w:numFmt w:val="bullet"/>
+      <w:lvlText w:val=""/>
+      <w:lvlJc w:val="left"/>
+      <w:pPr>
+        <w:ind w:left="5028" w:hanging="360"/>
+      </w:pPr>
+      <w:rPr>
+        <w:rFonts w:ascii="Wingdings" w:hAnsi="Wingdings" w:hint="default"/>
+      </w:rPr>
+    </w:lvl>
+    <w:lvl w:ilvl="6" w:tplc="04160001" w:tentative="1">
+      <w:start w:val="1"/>
+      <w:numFmt w:val="bullet"/>
+      <w:lvlText w:val=""/>
+      <w:lvlJc w:val="left"/>
+      <w:pPr>
+        <w:ind w:left="5748" w:hanging="360"/>
+      </w:pPr>
+      <w:rPr>
+        <w:rFonts w:ascii="Symbol" w:hAnsi="Symbol" w:hint="default"/>
+      </w:rPr>
+    </w:lvl>
+    <w:lvl w:ilvl="7" w:tplc="04160003" w:tentative="1">
+      <w:start w:val="1"/>
+      <w:numFmt w:val="bullet"/>
+      <w:lvlText w:val="o"/>
+      <w:lvlJc w:val="left"/>
+      <w:pPr>
+        <w:ind w:left="6468" w:hanging="360"/>
+      </w:pPr>
+      <w:rPr>
+        <w:rFonts w:ascii="Courier New" w:hAnsi="Courier New" w:cs="Courier New" w:hint="default"/>
+      </w:rPr>
+    </w:lvl>
+    <w:lvl w:ilvl="8" w:tplc="04160005" w:tentative="1">
+      <w:start w:val="1"/>
+      <w:numFmt w:val="bullet"/>
+      <w:lvlText w:val=""/>
+      <w:lvlJc w:val="left"/>
+      <w:pPr>
+        <w:ind w:left="7188" w:hanging="360"/>
+      </w:pPr>
+      <w:rPr>
+        <w:rFonts w:ascii="Wingdings" w:hAnsi="Wingdings" w:hint="default"/>
+      </w:rPr>
+    </w:lvl>
+  </w:abstractNum>
+  <w:abstractNum w:abstractNumId="16" w15:restartNumberingAfterBreak="0">
+    <w:nsid w:val="25FA1099"/>
+    <w:multiLevelType w:val="multilevel"/>
+    <w:tmpl w:val="FB00F946"/>
+    <w:lvl w:ilvl="0">
+      <w:start w:val="1"/>
+      <w:numFmt w:val="bullet"/>
+      <w:lvlText w:val=""/>
+      <w:lvlJc w:val="left"/>
+      <w:pPr>
+        <w:tabs>
+          <w:tab w:val="num" w:pos="720"/>
+        </w:tabs>
+        <w:ind w:left="720" w:hanging="360"/>
+      </w:pPr>
+      <w:rPr>
+        <w:rFonts w:ascii="Symbol" w:hAnsi="Symbol" w:hint="default"/>
+        <w:sz w:val="20"/>
+      </w:rPr>
+    </w:lvl>
+    <w:lvl w:ilvl="1" w:tentative="1">
+      <w:start w:val="1"/>
+      <w:numFmt w:val="bullet"/>
+      <w:lvlText w:val="o"/>
+      <w:lvlJc w:val="left"/>
+      <w:pPr>
+        <w:tabs>
+          <w:tab w:val="num" w:pos="1440"/>
+        </w:tabs>
+        <w:ind w:left="1440" w:hanging="360"/>
+      </w:pPr>
+      <w:rPr>
+        <w:rFonts w:ascii="Courier New" w:hAnsi="Courier New" w:hint="default"/>
+        <w:sz w:val="20"/>
+      </w:rPr>
+    </w:lvl>
+    <w:lvl w:ilvl="2" w:tentative="1">
+      <w:start w:val="1"/>
+      <w:numFmt w:val="bullet"/>
+      <w:lvlText w:val=""/>
+      <w:lvlJc w:val="left"/>
+      <w:pPr>
+        <w:tabs>
+          <w:tab w:val="num" w:pos="2160"/>
+        </w:tabs>
+        <w:ind w:left="2160" w:hanging="360"/>
+      </w:pPr>
+      <w:rPr>
+        <w:rFonts w:ascii="Wingdings" w:hAnsi="Wingdings" w:hint="default"/>
+        <w:sz w:val="20"/>
+      </w:rPr>
+    </w:lvl>
+    <w:lvl w:ilvl="3" w:tentative="1">
+      <w:start w:val="1"/>
+      <w:numFmt w:val="bullet"/>
+      <w:lvlText w:val=""/>
+      <w:lvlJc w:val="left"/>
+      <w:pPr>
+        <w:tabs>
+          <w:tab w:val="num" w:pos="2880"/>
+        </w:tabs>
+        <w:ind w:left="2880" w:hanging="360"/>
+      </w:pPr>
+      <w:rPr>
+        <w:rFonts w:ascii="Wingdings" w:hAnsi="Wingdings" w:hint="default"/>
+        <w:sz w:val="20"/>
+      </w:rPr>
+    </w:lvl>
+    <w:lvl w:ilvl="4" w:tentative="1">
+      <w:start w:val="1"/>
+      <w:numFmt w:val="bullet"/>
+      <w:lvlText w:val=""/>
+      <w:lvlJc w:val="left"/>
+      <w:pPr>
+        <w:tabs>
+          <w:tab w:val="num" w:pos="3600"/>
+        </w:tabs>
+        <w:ind w:left="3600" w:hanging="360"/>
+      </w:pPr>
+      <w:rPr>
+        <w:rFonts w:ascii="Wingdings" w:hAnsi="Wingdings" w:hint="default"/>
+        <w:sz w:val="20"/>
+      </w:rPr>
+    </w:lvl>
+    <w:lvl w:ilvl="5" w:tentative="1">
+      <w:start w:val="1"/>
+      <w:numFmt w:val="bullet"/>
+      <w:lvlText w:val=""/>
+      <w:lvlJc w:val="left"/>
+      <w:pPr>
+        <w:tabs>
+          <w:tab w:val="num" w:pos="4320"/>
+        </w:tabs>
+        <w:ind w:left="4320" w:hanging="360"/>
+      </w:pPr>
+      <w:rPr>
+        <w:rFonts w:ascii="Wingdings" w:hAnsi="Wingdings" w:hint="default"/>
+        <w:sz w:val="20"/>
+      </w:rPr>
+    </w:lvl>
+    <w:lvl w:ilvl="6" w:tentative="1">
+      <w:start w:val="1"/>
+      <w:numFmt w:val="bullet"/>
+      <w:lvlText w:val=""/>
+      <w:lvlJc w:val="left"/>
+      <w:pPr>
+        <w:tabs>
+          <w:tab w:val="num" w:pos="5040"/>
+        </w:tabs>
+        <w:ind w:left="5040" w:hanging="360"/>
+      </w:pPr>
+      <w:rPr>
+        <w:rFonts w:ascii="Wingdings" w:hAnsi="Wingdings" w:hint="default"/>
+        <w:sz w:val="20"/>
+      </w:rPr>
+    </w:lvl>
+    <w:lvl w:ilvl="7" w:tentative="1">
+      <w:start w:val="1"/>
+      <w:numFmt w:val="bullet"/>
+      <w:lvlText w:val=""/>
+      <w:lvlJc w:val="left"/>
+      <w:pPr>
+        <w:tabs>
+          <w:tab w:val="num" w:pos="5760"/>
+        </w:tabs>
+        <w:ind w:left="5760" w:hanging="360"/>
+      </w:pPr>
+      <w:rPr>
+        <w:rFonts w:ascii="Wingdings" w:hAnsi="Wingdings" w:hint="default"/>
+        <w:sz w:val="20"/>
+      </w:rPr>
+    </w:lvl>
+    <w:lvl w:ilvl="8" w:tentative="1">
+      <w:start w:val="1"/>
+      <w:numFmt w:val="bullet"/>
+      <w:lvlText w:val=""/>
+      <w:lvlJc w:val="left"/>
+      <w:pPr>
+        <w:tabs>
+          <w:tab w:val="num" w:pos="6480"/>
+        </w:tabs>
+        <w:ind w:left="6480" w:hanging="360"/>
+      </w:pPr>
+      <w:rPr>
+        <w:rFonts w:ascii="Wingdings" w:hAnsi="Wingdings" w:hint="default"/>
+        <w:sz w:val="20"/>
+      </w:rPr>
+    </w:lvl>
+  </w:abstractNum>
+  <w:abstractNum w:abstractNumId="17" w15:restartNumberingAfterBreak="0">
     <w:nsid w:val="27506DCF"/>
     <w:multiLevelType w:val="multilevel"/>
     <w:tmpl w:val="FFFFFFFF"/>
@@ -3067,7 +8561,7 @@
       </w:rPr>
     </w:lvl>
   </w:abstractNum>
-  <w:abstractNum w:abstractNumId="10" w15:restartNumberingAfterBreak="0">
+  <w:abstractNum w:abstractNumId="18" w15:restartNumberingAfterBreak="0">
     <w:nsid w:val="2B0049C5"/>
     <w:multiLevelType w:val="hybridMultilevel"/>
     <w:tmpl w:val="B4BAC348"/>
@@ -3153,7 +8647,7 @@
       </w:pPr>
     </w:lvl>
   </w:abstractNum>
-  <w:abstractNum w:abstractNumId="11" w15:restartNumberingAfterBreak="0">
+  <w:abstractNum w:abstractNumId="19" w15:restartNumberingAfterBreak="0">
     <w:nsid w:val="2DBD73F7"/>
     <w:multiLevelType w:val="hybridMultilevel"/>
     <w:tmpl w:val="E4B69A62"/>
@@ -3244,7 +8738,7 @@
       </w:pPr>
     </w:lvl>
   </w:abstractNum>
-  <w:abstractNum w:abstractNumId="12" w15:restartNumberingAfterBreak="0">
+  <w:abstractNum w:abstractNumId="20" w15:restartNumberingAfterBreak="0">
     <w:nsid w:val="343A6233"/>
     <w:multiLevelType w:val="hybridMultilevel"/>
     <w:tmpl w:val="2730E846"/>
@@ -3357,7 +8851,7 @@
       </w:rPr>
     </w:lvl>
   </w:abstractNum>
-  <w:abstractNum w:abstractNumId="13" w15:restartNumberingAfterBreak="0">
+  <w:abstractNum w:abstractNumId="21" w15:restartNumberingAfterBreak="0">
     <w:nsid w:val="361F086B"/>
     <w:multiLevelType w:val="hybridMultilevel"/>
     <w:tmpl w:val="76DC5404"/>
@@ -3446,7 +8940,7 @@
       </w:pPr>
     </w:lvl>
   </w:abstractNum>
-  <w:abstractNum w:abstractNumId="14" w15:restartNumberingAfterBreak="0">
+  <w:abstractNum w:abstractNumId="22" w15:restartNumberingAfterBreak="0">
     <w:nsid w:val="3783674D"/>
     <w:multiLevelType w:val="multilevel"/>
     <w:tmpl w:val="7388A0F0"/>
@@ -3595,7 +9089,7 @@
       </w:rPr>
     </w:lvl>
   </w:abstractNum>
-  <w:abstractNum w:abstractNumId="15" w15:restartNumberingAfterBreak="0">
+  <w:abstractNum w:abstractNumId="23" w15:restartNumberingAfterBreak="0">
     <w:nsid w:val="3D9F500C"/>
     <w:multiLevelType w:val="hybridMultilevel"/>
     <w:tmpl w:val="67744DB2"/>
@@ -3681,7 +9175,93 @@
       </w:pPr>
     </w:lvl>
   </w:abstractNum>
-  <w:abstractNum w:abstractNumId="16" w15:restartNumberingAfterBreak="0">
+  <w:abstractNum w:abstractNumId="24" w15:restartNumberingAfterBreak="0">
+    <w:nsid w:val="40204B9F"/>
+    <w:multiLevelType w:val="hybridMultilevel"/>
+    <w:tmpl w:val="D45C4B1C"/>
+    <w:lvl w:ilvl="0" w:tplc="0416000F">
+      <w:start w:val="1"/>
+      <w:numFmt w:val="decimal"/>
+      <w:lvlText w:val="%1."/>
+      <w:lvlJc w:val="left"/>
+      <w:pPr>
+        <w:ind w:left="1428" w:hanging="360"/>
+      </w:pPr>
+    </w:lvl>
+    <w:lvl w:ilvl="1" w:tplc="04160019" w:tentative="1">
+      <w:start w:val="1"/>
+      <w:numFmt w:val="lowerLetter"/>
+      <w:lvlText w:val="%2."/>
+      <w:lvlJc w:val="left"/>
+      <w:pPr>
+        <w:ind w:left="2148" w:hanging="360"/>
+      </w:pPr>
+    </w:lvl>
+    <w:lvl w:ilvl="2" w:tplc="0416001B" w:tentative="1">
+      <w:start w:val="1"/>
+      <w:numFmt w:val="lowerRoman"/>
+      <w:lvlText w:val="%3."/>
+      <w:lvlJc w:val="right"/>
+      <w:pPr>
+        <w:ind w:left="2868" w:hanging="180"/>
+      </w:pPr>
+    </w:lvl>
+    <w:lvl w:ilvl="3" w:tplc="0416000F" w:tentative="1">
+      <w:start w:val="1"/>
+      <w:numFmt w:val="decimal"/>
+      <w:lvlText w:val="%4."/>
+      <w:lvlJc w:val="left"/>
+      <w:pPr>
+        <w:ind w:left="3588" w:hanging="360"/>
+      </w:pPr>
+    </w:lvl>
+    <w:lvl w:ilvl="4" w:tplc="04160019" w:tentative="1">
+      <w:start w:val="1"/>
+      <w:numFmt w:val="lowerLetter"/>
+      <w:lvlText w:val="%5."/>
+      <w:lvlJc w:val="left"/>
+      <w:pPr>
+        <w:ind w:left="4308" w:hanging="360"/>
+      </w:pPr>
+    </w:lvl>
+    <w:lvl w:ilvl="5" w:tplc="0416001B" w:tentative="1">
+      <w:start w:val="1"/>
+      <w:numFmt w:val="lowerRoman"/>
+      <w:lvlText w:val="%6."/>
+      <w:lvlJc w:val="right"/>
+      <w:pPr>
+        <w:ind w:left="5028" w:hanging="180"/>
+      </w:pPr>
+    </w:lvl>
+    <w:lvl w:ilvl="6" w:tplc="0416000F" w:tentative="1">
+      <w:start w:val="1"/>
+      <w:numFmt w:val="decimal"/>
+      <w:lvlText w:val="%7."/>
+      <w:lvlJc w:val="left"/>
+      <w:pPr>
+        <w:ind w:left="5748" w:hanging="360"/>
+      </w:pPr>
+    </w:lvl>
+    <w:lvl w:ilvl="7" w:tplc="04160019" w:tentative="1">
+      <w:start w:val="1"/>
+      <w:numFmt w:val="lowerLetter"/>
+      <w:lvlText w:val="%8."/>
+      <w:lvlJc w:val="left"/>
+      <w:pPr>
+        <w:ind w:left="6468" w:hanging="360"/>
+      </w:pPr>
+    </w:lvl>
+    <w:lvl w:ilvl="8" w:tplc="0416001B" w:tentative="1">
+      <w:start w:val="1"/>
+      <w:numFmt w:val="lowerRoman"/>
+      <w:lvlText w:val="%9."/>
+      <w:lvlJc w:val="right"/>
+      <w:pPr>
+        <w:ind w:left="7188" w:hanging="180"/>
+      </w:pPr>
+    </w:lvl>
+  </w:abstractNum>
+  <w:abstractNum w:abstractNumId="25" w15:restartNumberingAfterBreak="0">
     <w:nsid w:val="40A82705"/>
     <w:multiLevelType w:val="hybridMultilevel"/>
     <w:tmpl w:val="E15AD66E"/>
@@ -3794,7 +9374,7 @@
       </w:rPr>
     </w:lvl>
   </w:abstractNum>
-  <w:abstractNum w:abstractNumId="17" w15:restartNumberingAfterBreak="0">
+  <w:abstractNum w:abstractNumId="26" w15:restartNumberingAfterBreak="0">
     <w:nsid w:val="473C0467"/>
     <w:multiLevelType w:val="hybridMultilevel"/>
     <w:tmpl w:val="D25A6ACE"/>
@@ -3880,7 +9460,7 @@
       </w:pPr>
     </w:lvl>
   </w:abstractNum>
-  <w:abstractNum w:abstractNumId="18" w15:restartNumberingAfterBreak="0">
+  <w:abstractNum w:abstractNumId="27" w15:restartNumberingAfterBreak="0">
     <w:nsid w:val="47DB68E5"/>
     <w:multiLevelType w:val="multilevel"/>
     <w:tmpl w:val="FFFFFFFF"/>
@@ -4029,7 +9609,7 @@
       </w:rPr>
     </w:lvl>
   </w:abstractNum>
-  <w:abstractNum w:abstractNumId="19" w15:restartNumberingAfterBreak="0">
+  <w:abstractNum w:abstractNumId="28" w15:restartNumberingAfterBreak="0">
     <w:nsid w:val="48D00ACC"/>
     <w:multiLevelType w:val="hybridMultilevel"/>
     <w:tmpl w:val="F8404EE4"/>
@@ -4117,7 +9697,120 @@
       </w:pPr>
     </w:lvl>
   </w:abstractNum>
-  <w:abstractNum w:abstractNumId="20" w15:restartNumberingAfterBreak="0">
+  <w:abstractNum w:abstractNumId="29" w15:restartNumberingAfterBreak="0">
+    <w:nsid w:val="48D66D88"/>
+    <w:multiLevelType w:val="hybridMultilevel"/>
+    <w:tmpl w:val="70409FDA"/>
+    <w:lvl w:ilvl="0" w:tplc="0416000B">
+      <w:start w:val="1"/>
+      <w:numFmt w:val="bullet"/>
+      <w:lvlText w:val=""/>
+      <w:lvlJc w:val="left"/>
+      <w:pPr>
+        <w:ind w:left="2484" w:hanging="360"/>
+      </w:pPr>
+      <w:rPr>
+        <w:rFonts w:ascii="Wingdings" w:hAnsi="Wingdings" w:hint="default"/>
+      </w:rPr>
+    </w:lvl>
+    <w:lvl w:ilvl="1" w:tplc="04160003" w:tentative="1">
+      <w:start w:val="1"/>
+      <w:numFmt w:val="bullet"/>
+      <w:lvlText w:val="o"/>
+      <w:lvlJc w:val="left"/>
+      <w:pPr>
+        <w:ind w:left="3204" w:hanging="360"/>
+      </w:pPr>
+      <w:rPr>
+        <w:rFonts w:ascii="Courier New" w:hAnsi="Courier New" w:cs="Courier New" w:hint="default"/>
+      </w:rPr>
+    </w:lvl>
+    <w:lvl w:ilvl="2" w:tplc="04160005" w:tentative="1">
+      <w:start w:val="1"/>
+      <w:numFmt w:val="bullet"/>
+      <w:lvlText w:val=""/>
+      <w:lvlJc w:val="left"/>
+      <w:pPr>
+        <w:ind w:left="3924" w:hanging="360"/>
+      </w:pPr>
+      <w:rPr>
+        <w:rFonts w:ascii="Wingdings" w:hAnsi="Wingdings" w:hint="default"/>
+      </w:rPr>
+    </w:lvl>
+    <w:lvl w:ilvl="3" w:tplc="04160001" w:tentative="1">
+      <w:start w:val="1"/>
+      <w:numFmt w:val="bullet"/>
+      <w:lvlText w:val=""/>
+      <w:lvlJc w:val="left"/>
+      <w:pPr>
+        <w:ind w:left="4644" w:hanging="360"/>
+      </w:pPr>
+      <w:rPr>
+        <w:rFonts w:ascii="Symbol" w:hAnsi="Symbol" w:hint="default"/>
+      </w:rPr>
+    </w:lvl>
+    <w:lvl w:ilvl="4" w:tplc="04160003" w:tentative="1">
+      <w:start w:val="1"/>
+      <w:numFmt w:val="bullet"/>
+      <w:lvlText w:val="o"/>
+      <w:lvlJc w:val="left"/>
+      <w:pPr>
+        <w:ind w:left="5364" w:hanging="360"/>
+      </w:pPr>
+      <w:rPr>
+        <w:rFonts w:ascii="Courier New" w:hAnsi="Courier New" w:cs="Courier New" w:hint="default"/>
+      </w:rPr>
+    </w:lvl>
+    <w:lvl w:ilvl="5" w:tplc="04160005" w:tentative="1">
+      <w:start w:val="1"/>
+      <w:numFmt w:val="bullet"/>
+      <w:lvlText w:val=""/>
+      <w:lvlJc w:val="left"/>
+      <w:pPr>
+        <w:ind w:left="6084" w:hanging="360"/>
+      </w:pPr>
+      <w:rPr>
+        <w:rFonts w:ascii="Wingdings" w:hAnsi="Wingdings" w:hint="default"/>
+      </w:rPr>
+    </w:lvl>
+    <w:lvl w:ilvl="6" w:tplc="04160001" w:tentative="1">
+      <w:start w:val="1"/>
+      <w:numFmt w:val="bullet"/>
+      <w:lvlText w:val=""/>
+      <w:lvlJc w:val="left"/>
+      <w:pPr>
+        <w:ind w:left="6804" w:hanging="360"/>
+      </w:pPr>
+      <w:rPr>
+        <w:rFonts w:ascii="Symbol" w:hAnsi="Symbol" w:hint="default"/>
+      </w:rPr>
+    </w:lvl>
+    <w:lvl w:ilvl="7" w:tplc="04160003" w:tentative="1">
+      <w:start w:val="1"/>
+      <w:numFmt w:val="bullet"/>
+      <w:lvlText w:val="o"/>
+      <w:lvlJc w:val="left"/>
+      <w:pPr>
+        <w:ind w:left="7524" w:hanging="360"/>
+      </w:pPr>
+      <w:rPr>
+        <w:rFonts w:ascii="Courier New" w:hAnsi="Courier New" w:cs="Courier New" w:hint="default"/>
+      </w:rPr>
+    </w:lvl>
+    <w:lvl w:ilvl="8" w:tplc="04160005" w:tentative="1">
+      <w:start w:val="1"/>
+      <w:numFmt w:val="bullet"/>
+      <w:lvlText w:val=""/>
+      <w:lvlJc w:val="left"/>
+      <w:pPr>
+        <w:ind w:left="8244" w:hanging="360"/>
+      </w:pPr>
+      <w:rPr>
+        <w:rFonts w:ascii="Wingdings" w:hAnsi="Wingdings" w:hint="default"/>
+      </w:rPr>
+    </w:lvl>
+  </w:abstractNum>
+  <w:abstractNum w:abstractNumId="30" w15:restartNumberingAfterBreak="0">
     <w:nsid w:val="4B4D05D8"/>
     <w:multiLevelType w:val="multilevel"/>
     <w:tmpl w:val="FFFFFFFF"/>
@@ -4266,7 +9959,7 @@
       </w:rPr>
     </w:lvl>
   </w:abstractNum>
-  <w:abstractNum w:abstractNumId="21" w15:restartNumberingAfterBreak="0">
+  <w:abstractNum w:abstractNumId="31" w15:restartNumberingAfterBreak="0">
     <w:nsid w:val="4CDE144F"/>
     <w:multiLevelType w:val="hybridMultilevel"/>
     <w:tmpl w:val="A736754E"/>
@@ -4379,7 +10072,120 @@
       </w:rPr>
     </w:lvl>
   </w:abstractNum>
-  <w:abstractNum w:abstractNumId="22" w15:restartNumberingAfterBreak="0">
+  <w:abstractNum w:abstractNumId="32" w15:restartNumberingAfterBreak="0">
+    <w:nsid w:val="4D50497B"/>
+    <w:multiLevelType w:val="hybridMultilevel"/>
+    <w:tmpl w:val="6152F46E"/>
+    <w:lvl w:ilvl="0" w:tplc="04160001">
+      <w:start w:val="1"/>
+      <w:numFmt w:val="bullet"/>
+      <w:lvlText w:val=""/>
+      <w:lvlJc w:val="left"/>
+      <w:pPr>
+        <w:ind w:left="1428" w:hanging="360"/>
+      </w:pPr>
+      <w:rPr>
+        <w:rFonts w:ascii="Symbol" w:hAnsi="Symbol" w:hint="default"/>
+      </w:rPr>
+    </w:lvl>
+    <w:lvl w:ilvl="1" w:tplc="04160003" w:tentative="1">
+      <w:start w:val="1"/>
+      <w:numFmt w:val="bullet"/>
+      <w:lvlText w:val="o"/>
+      <w:lvlJc w:val="left"/>
+      <w:pPr>
+        <w:ind w:left="2148" w:hanging="360"/>
+      </w:pPr>
+      <w:rPr>
+        <w:rFonts w:ascii="Courier New" w:hAnsi="Courier New" w:cs="Courier New" w:hint="default"/>
+      </w:rPr>
+    </w:lvl>
+    <w:lvl w:ilvl="2" w:tplc="04160005" w:tentative="1">
+      <w:start w:val="1"/>
+      <w:numFmt w:val="bullet"/>
+      <w:lvlText w:val=""/>
+      <w:lvlJc w:val="left"/>
+      <w:pPr>
+        <w:ind w:left="2868" w:hanging="360"/>
+      </w:pPr>
+      <w:rPr>
+        <w:rFonts w:ascii="Wingdings" w:hAnsi="Wingdings" w:hint="default"/>
+      </w:rPr>
+    </w:lvl>
+    <w:lvl w:ilvl="3" w:tplc="04160001" w:tentative="1">
+      <w:start w:val="1"/>
+      <w:numFmt w:val="bullet"/>
+      <w:lvlText w:val=""/>
+      <w:lvlJc w:val="left"/>
+      <w:pPr>
+        <w:ind w:left="3588" w:hanging="360"/>
+      </w:pPr>
+      <w:rPr>
+        <w:rFonts w:ascii="Symbol" w:hAnsi="Symbol" w:hint="default"/>
+      </w:rPr>
+    </w:lvl>
+    <w:lvl w:ilvl="4" w:tplc="04160003" w:tentative="1">
+      <w:start w:val="1"/>
+      <w:numFmt w:val="bullet"/>
+      <w:lvlText w:val="o"/>
+      <w:lvlJc w:val="left"/>
+      <w:pPr>
+        <w:ind w:left="4308" w:hanging="360"/>
+      </w:pPr>
+      <w:rPr>
+        <w:rFonts w:ascii="Courier New" w:hAnsi="Courier New" w:cs="Courier New" w:hint="default"/>
+      </w:rPr>
+    </w:lvl>
+    <w:lvl w:ilvl="5" w:tplc="04160005" w:tentative="1">
+      <w:start w:val="1"/>
+      <w:numFmt w:val="bullet"/>
+      <w:lvlText w:val=""/>
+      <w:lvlJc w:val="left"/>
+      <w:pPr>
+        <w:ind w:left="5028" w:hanging="360"/>
+      </w:pPr>
+      <w:rPr>
+        <w:rFonts w:ascii="Wingdings" w:hAnsi="Wingdings" w:hint="default"/>
+      </w:rPr>
+    </w:lvl>
+    <w:lvl w:ilvl="6" w:tplc="04160001" w:tentative="1">
+      <w:start w:val="1"/>
+      <w:numFmt w:val="bullet"/>
+      <w:lvlText w:val=""/>
+      <w:lvlJc w:val="left"/>
+      <w:pPr>
+        <w:ind w:left="5748" w:hanging="360"/>
+      </w:pPr>
+      <w:rPr>
+        <w:rFonts w:ascii="Symbol" w:hAnsi="Symbol" w:hint="default"/>
+      </w:rPr>
+    </w:lvl>
+    <w:lvl w:ilvl="7" w:tplc="04160003" w:tentative="1">
+      <w:start w:val="1"/>
+      <w:numFmt w:val="bullet"/>
+      <w:lvlText w:val="o"/>
+      <w:lvlJc w:val="left"/>
+      <w:pPr>
+        <w:ind w:left="6468" w:hanging="360"/>
+      </w:pPr>
+      <w:rPr>
+        <w:rFonts w:ascii="Courier New" w:hAnsi="Courier New" w:cs="Courier New" w:hint="default"/>
+      </w:rPr>
+    </w:lvl>
+    <w:lvl w:ilvl="8" w:tplc="04160005" w:tentative="1">
+      <w:start w:val="1"/>
+      <w:numFmt w:val="bullet"/>
+      <w:lvlText w:val=""/>
+      <w:lvlJc w:val="left"/>
+      <w:pPr>
+        <w:ind w:left="7188" w:hanging="360"/>
+      </w:pPr>
+      <w:rPr>
+        <w:rFonts w:ascii="Wingdings" w:hAnsi="Wingdings" w:hint="default"/>
+      </w:rPr>
+    </w:lvl>
+  </w:abstractNum>
+  <w:abstractNum w:abstractNumId="33" w15:restartNumberingAfterBreak="0">
     <w:nsid w:val="4E2A6E3A"/>
     <w:multiLevelType w:val="hybridMultilevel"/>
     <w:tmpl w:val="DB0AAB60"/>
@@ -4471,7 +10277,120 @@
       </w:pPr>
     </w:lvl>
   </w:abstractNum>
-  <w:abstractNum w:abstractNumId="23" w15:restartNumberingAfterBreak="0">
+  <w:abstractNum w:abstractNumId="34" w15:restartNumberingAfterBreak="0">
+    <w:nsid w:val="502B3CC0"/>
+    <w:multiLevelType w:val="hybridMultilevel"/>
+    <w:tmpl w:val="0A885A50"/>
+    <w:lvl w:ilvl="0" w:tplc="04160001">
+      <w:start w:val="1"/>
+      <w:numFmt w:val="bullet"/>
+      <w:lvlText w:val=""/>
+      <w:lvlJc w:val="left"/>
+      <w:pPr>
+        <w:ind w:left="1428" w:hanging="360"/>
+      </w:pPr>
+      <w:rPr>
+        <w:rFonts w:ascii="Symbol" w:hAnsi="Symbol" w:hint="default"/>
+      </w:rPr>
+    </w:lvl>
+    <w:lvl w:ilvl="1" w:tplc="0416000B">
+      <w:start w:val="1"/>
+      <w:numFmt w:val="bullet"/>
+      <w:lvlText w:val=""/>
+      <w:lvlJc w:val="left"/>
+      <w:pPr>
+        <w:ind w:left="2136" w:hanging="360"/>
+      </w:pPr>
+      <w:rPr>
+        <w:rFonts w:ascii="Wingdings" w:hAnsi="Wingdings" w:hint="default"/>
+      </w:rPr>
+    </w:lvl>
+    <w:lvl w:ilvl="2" w:tplc="04160005" w:tentative="1">
+      <w:start w:val="1"/>
+      <w:numFmt w:val="bullet"/>
+      <w:lvlText w:val=""/>
+      <w:lvlJc w:val="left"/>
+      <w:pPr>
+        <w:ind w:left="2868" w:hanging="360"/>
+      </w:pPr>
+      <w:rPr>
+        <w:rFonts w:ascii="Wingdings" w:hAnsi="Wingdings" w:hint="default"/>
+      </w:rPr>
+    </w:lvl>
+    <w:lvl w:ilvl="3" w:tplc="04160001" w:tentative="1">
+      <w:start w:val="1"/>
+      <w:numFmt w:val="bullet"/>
+      <w:lvlText w:val=""/>
+      <w:lvlJc w:val="left"/>
+      <w:pPr>
+        <w:ind w:left="3588" w:hanging="360"/>
+      </w:pPr>
+      <w:rPr>
+        <w:rFonts w:ascii="Symbol" w:hAnsi="Symbol" w:hint="default"/>
+      </w:rPr>
+    </w:lvl>
+    <w:lvl w:ilvl="4" w:tplc="04160003" w:tentative="1">
+      <w:start w:val="1"/>
+      <w:numFmt w:val="bullet"/>
+      <w:lvlText w:val="o"/>
+      <w:lvlJc w:val="left"/>
+      <w:pPr>
+        <w:ind w:left="4308" w:hanging="360"/>
+      </w:pPr>
+      <w:rPr>
+        <w:rFonts w:ascii="Courier New" w:hAnsi="Courier New" w:cs="Courier New" w:hint="default"/>
+      </w:rPr>
+    </w:lvl>
+    <w:lvl w:ilvl="5" w:tplc="04160005" w:tentative="1">
+      <w:start w:val="1"/>
+      <w:numFmt w:val="bullet"/>
+      <w:lvlText w:val=""/>
+      <w:lvlJc w:val="left"/>
+      <w:pPr>
+        <w:ind w:left="5028" w:hanging="360"/>
+      </w:pPr>
+      <w:rPr>
+        <w:rFonts w:ascii="Wingdings" w:hAnsi="Wingdings" w:hint="default"/>
+      </w:rPr>
+    </w:lvl>
+    <w:lvl w:ilvl="6" w:tplc="04160001" w:tentative="1">
+      <w:start w:val="1"/>
+      <w:numFmt w:val="bullet"/>
+      <w:lvlText w:val=""/>
+      <w:lvlJc w:val="left"/>
+      <w:pPr>
+        <w:ind w:left="5748" w:hanging="360"/>
+      </w:pPr>
+      <w:rPr>
+        <w:rFonts w:ascii="Symbol" w:hAnsi="Symbol" w:hint="default"/>
+      </w:rPr>
+    </w:lvl>
+    <w:lvl w:ilvl="7" w:tplc="04160003" w:tentative="1">
+      <w:start w:val="1"/>
+      <w:numFmt w:val="bullet"/>
+      <w:lvlText w:val="o"/>
+      <w:lvlJc w:val="left"/>
+      <w:pPr>
+        <w:ind w:left="6468" w:hanging="360"/>
+      </w:pPr>
+      <w:rPr>
+        <w:rFonts w:ascii="Courier New" w:hAnsi="Courier New" w:cs="Courier New" w:hint="default"/>
+      </w:rPr>
+    </w:lvl>
+    <w:lvl w:ilvl="8" w:tplc="04160005" w:tentative="1">
+      <w:start w:val="1"/>
+      <w:numFmt w:val="bullet"/>
+      <w:lvlText w:val=""/>
+      <w:lvlJc w:val="left"/>
+      <w:pPr>
+        <w:ind w:left="7188" w:hanging="360"/>
+      </w:pPr>
+      <w:rPr>
+        <w:rFonts w:ascii="Wingdings" w:hAnsi="Wingdings" w:hint="default"/>
+      </w:rPr>
+    </w:lvl>
+  </w:abstractNum>
+  <w:abstractNum w:abstractNumId="35" w15:restartNumberingAfterBreak="0">
     <w:nsid w:val="55B427FD"/>
     <w:multiLevelType w:val="multilevel"/>
     <w:tmpl w:val="FFFFFFFF"/>
@@ -4620,7 +10539,7 @@
       </w:rPr>
     </w:lvl>
   </w:abstractNum>
-  <w:abstractNum w:abstractNumId="24" w15:restartNumberingAfterBreak="0">
+  <w:abstractNum w:abstractNumId="36" w15:restartNumberingAfterBreak="0">
     <w:nsid w:val="58296BEB"/>
     <w:multiLevelType w:val="hybridMultilevel"/>
     <w:tmpl w:val="C876098A"/>
@@ -4706,7 +10625,7 @@
       </w:pPr>
     </w:lvl>
   </w:abstractNum>
-  <w:abstractNum w:abstractNumId="25" w15:restartNumberingAfterBreak="0">
+  <w:abstractNum w:abstractNumId="37" w15:restartNumberingAfterBreak="0">
     <w:nsid w:val="588A7760"/>
     <w:multiLevelType w:val="hybridMultilevel"/>
     <w:tmpl w:val="DAF6CA32"/>
@@ -4792,7 +10711,7 @@
       </w:pPr>
     </w:lvl>
   </w:abstractNum>
-  <w:abstractNum w:abstractNumId="26" w15:restartNumberingAfterBreak="0">
+  <w:abstractNum w:abstractNumId="38" w15:restartNumberingAfterBreak="0">
     <w:nsid w:val="5D387586"/>
     <w:multiLevelType w:val="hybridMultilevel"/>
     <w:tmpl w:val="A056A602"/>
@@ -4880,7 +10799,7 @@
       </w:pPr>
     </w:lvl>
   </w:abstractNum>
-  <w:abstractNum w:abstractNumId="27" w15:restartNumberingAfterBreak="0">
+  <w:abstractNum w:abstractNumId="39" w15:restartNumberingAfterBreak="0">
     <w:nsid w:val="5DBB1C48"/>
     <w:multiLevelType w:val="hybridMultilevel"/>
     <w:tmpl w:val="6454875C"/>
@@ -4993,7 +10912,7 @@
       </w:rPr>
     </w:lvl>
   </w:abstractNum>
-  <w:abstractNum w:abstractNumId="28" w15:restartNumberingAfterBreak="0">
+  <w:abstractNum w:abstractNumId="40" w15:restartNumberingAfterBreak="0">
     <w:nsid w:val="5DEB3C35"/>
     <w:multiLevelType w:val="hybridMultilevel"/>
     <w:tmpl w:val="064830B4"/>
@@ -5106,7 +11025,7 @@
       </w:rPr>
     </w:lvl>
   </w:abstractNum>
-  <w:abstractNum w:abstractNumId="29" w15:restartNumberingAfterBreak="0">
+  <w:abstractNum w:abstractNumId="41" w15:restartNumberingAfterBreak="0">
     <w:nsid w:val="5FA62F62"/>
     <w:multiLevelType w:val="hybridMultilevel"/>
     <w:tmpl w:val="E6EA2CF2"/>
@@ -5194,7 +11113,99 @@
       </w:pPr>
     </w:lvl>
   </w:abstractNum>
-  <w:abstractNum w:abstractNumId="30" w15:restartNumberingAfterBreak="0">
+  <w:abstractNum w:abstractNumId="42" w15:restartNumberingAfterBreak="0">
+    <w:nsid w:val="613B7216"/>
+    <w:multiLevelType w:val="hybridMultilevel"/>
+    <w:tmpl w:val="72F2194C"/>
+    <w:lvl w:ilvl="0" w:tplc="0416000B">
+      <w:start w:val="1"/>
+      <w:numFmt w:val="bullet"/>
+      <w:lvlText w:val=""/>
+      <w:lvlJc w:val="left"/>
+      <w:pPr>
+        <w:ind w:left="1428" w:hanging="360"/>
+      </w:pPr>
+      <w:rPr>
+        <w:rFonts w:ascii="Wingdings" w:hAnsi="Wingdings" w:hint="default"/>
+      </w:rPr>
+    </w:lvl>
+    <w:lvl w:ilvl="1" w:tplc="0416000B">
+      <w:start w:val="1"/>
+      <w:numFmt w:val="bullet"/>
+      <w:lvlText w:val=""/>
+      <w:lvlJc w:val="left"/>
+      <w:pPr>
+        <w:ind w:left="2148" w:hanging="360"/>
+      </w:pPr>
+      <w:rPr>
+        <w:rFonts w:ascii="Wingdings" w:hAnsi="Wingdings" w:hint="default"/>
+      </w:rPr>
+    </w:lvl>
+    <w:lvl w:ilvl="2" w:tplc="FFFFFFFF" w:tentative="1">
+      <w:start w:val="1"/>
+      <w:numFmt w:val="lowerRoman"/>
+      <w:lvlText w:val="%3."/>
+      <w:lvlJc w:val="right"/>
+      <w:pPr>
+        <w:ind w:left="2868" w:hanging="180"/>
+      </w:pPr>
+    </w:lvl>
+    <w:lvl w:ilvl="3" w:tplc="FFFFFFFF" w:tentative="1">
+      <w:start w:val="1"/>
+      <w:numFmt w:val="decimal"/>
+      <w:lvlText w:val="%4."/>
+      <w:lvlJc w:val="left"/>
+      <w:pPr>
+        <w:ind w:left="3588" w:hanging="360"/>
+      </w:pPr>
+    </w:lvl>
+    <w:lvl w:ilvl="4" w:tplc="FFFFFFFF" w:tentative="1">
+      <w:start w:val="1"/>
+      <w:numFmt w:val="lowerLetter"/>
+      <w:lvlText w:val="%5."/>
+      <w:lvlJc w:val="left"/>
+      <w:pPr>
+        <w:ind w:left="4308" w:hanging="360"/>
+      </w:pPr>
+    </w:lvl>
+    <w:lvl w:ilvl="5" w:tplc="FFFFFFFF" w:tentative="1">
+      <w:start w:val="1"/>
+      <w:numFmt w:val="lowerRoman"/>
+      <w:lvlText w:val="%6."/>
+      <w:lvlJc w:val="right"/>
+      <w:pPr>
+        <w:ind w:left="5028" w:hanging="180"/>
+      </w:pPr>
+    </w:lvl>
+    <w:lvl w:ilvl="6" w:tplc="FFFFFFFF" w:tentative="1">
+      <w:start w:val="1"/>
+      <w:numFmt w:val="decimal"/>
+      <w:lvlText w:val="%7."/>
+      <w:lvlJc w:val="left"/>
+      <w:pPr>
+        <w:ind w:left="5748" w:hanging="360"/>
+      </w:pPr>
+    </w:lvl>
+    <w:lvl w:ilvl="7" w:tplc="FFFFFFFF" w:tentative="1">
+      <w:start w:val="1"/>
+      <w:numFmt w:val="lowerLetter"/>
+      <w:lvlText w:val="%8."/>
+      <w:lvlJc w:val="left"/>
+      <w:pPr>
+        <w:ind w:left="6468" w:hanging="360"/>
+      </w:pPr>
+    </w:lvl>
+    <w:lvl w:ilvl="8" w:tplc="FFFFFFFF" w:tentative="1">
+      <w:start w:val="1"/>
+      <w:numFmt w:val="lowerRoman"/>
+      <w:lvlText w:val="%9."/>
+      <w:lvlJc w:val="right"/>
+      <w:pPr>
+        <w:ind w:left="7188" w:hanging="180"/>
+      </w:pPr>
+    </w:lvl>
+  </w:abstractNum>
+  <w:abstractNum w:abstractNumId="43" w15:restartNumberingAfterBreak="0">
     <w:nsid w:val="61AB2D36"/>
     <w:multiLevelType w:val="hybridMultilevel"/>
     <w:tmpl w:val="F8404EE4"/>
@@ -5282,7 +11293,7 @@
       </w:pPr>
     </w:lvl>
   </w:abstractNum>
-  <w:abstractNum w:abstractNumId="31" w15:restartNumberingAfterBreak="0">
+  <w:abstractNum w:abstractNumId="44" w15:restartNumberingAfterBreak="0">
     <w:nsid w:val="6431039E"/>
     <w:multiLevelType w:val="hybridMultilevel"/>
     <w:tmpl w:val="AC280018"/>
@@ -5368,7 +11379,7 @@
       </w:pPr>
     </w:lvl>
   </w:abstractNum>
-  <w:abstractNum w:abstractNumId="32" w15:restartNumberingAfterBreak="0">
+  <w:abstractNum w:abstractNumId="45" w15:restartNumberingAfterBreak="0">
     <w:nsid w:val="648C0D4B"/>
     <w:multiLevelType w:val="hybridMultilevel"/>
     <w:tmpl w:val="6E1A65D4"/>
@@ -5481,7 +11492,120 @@
       </w:rPr>
     </w:lvl>
   </w:abstractNum>
-  <w:abstractNum w:abstractNumId="33" w15:restartNumberingAfterBreak="0">
+  <w:abstractNum w:abstractNumId="46" w15:restartNumberingAfterBreak="0">
+    <w:nsid w:val="65276217"/>
+    <w:multiLevelType w:val="hybridMultilevel"/>
+    <w:tmpl w:val="CBC00886"/>
+    <w:lvl w:ilvl="0" w:tplc="0416000B">
+      <w:start w:val="1"/>
+      <w:numFmt w:val="bullet"/>
+      <w:lvlText w:val=""/>
+      <w:lvlJc w:val="left"/>
+      <w:pPr>
+        <w:ind w:left="2136" w:hanging="360"/>
+      </w:pPr>
+      <w:rPr>
+        <w:rFonts w:ascii="Wingdings" w:hAnsi="Wingdings" w:hint="default"/>
+      </w:rPr>
+    </w:lvl>
+    <w:lvl w:ilvl="1" w:tplc="04160003" w:tentative="1">
+      <w:start w:val="1"/>
+      <w:numFmt w:val="bullet"/>
+      <w:lvlText w:val="o"/>
+      <w:lvlJc w:val="left"/>
+      <w:pPr>
+        <w:ind w:left="2856" w:hanging="360"/>
+      </w:pPr>
+      <w:rPr>
+        <w:rFonts w:ascii="Courier New" w:hAnsi="Courier New" w:cs="Courier New" w:hint="default"/>
+      </w:rPr>
+    </w:lvl>
+    <w:lvl w:ilvl="2" w:tplc="04160005" w:tentative="1">
+      <w:start w:val="1"/>
+      <w:numFmt w:val="bullet"/>
+      <w:lvlText w:val=""/>
+      <w:lvlJc w:val="left"/>
+      <w:pPr>
+        <w:ind w:left="3576" w:hanging="360"/>
+      </w:pPr>
+      <w:rPr>
+        <w:rFonts w:ascii="Wingdings" w:hAnsi="Wingdings" w:hint="default"/>
+      </w:rPr>
+    </w:lvl>
+    <w:lvl w:ilvl="3" w:tplc="04160001" w:tentative="1">
+      <w:start w:val="1"/>
+      <w:numFmt w:val="bullet"/>
+      <w:lvlText w:val=""/>
+      <w:lvlJc w:val="left"/>
+      <w:pPr>
+        <w:ind w:left="4296" w:hanging="360"/>
+      </w:pPr>
+      <w:rPr>
+        <w:rFonts w:ascii="Symbol" w:hAnsi="Symbol" w:hint="default"/>
+      </w:rPr>
+    </w:lvl>
+    <w:lvl w:ilvl="4" w:tplc="04160003" w:tentative="1">
+      <w:start w:val="1"/>
+      <w:numFmt w:val="bullet"/>
+      <w:lvlText w:val="o"/>
+      <w:lvlJc w:val="left"/>
+      <w:pPr>
+        <w:ind w:left="5016" w:hanging="360"/>
+      </w:pPr>
+      <w:rPr>
+        <w:rFonts w:ascii="Courier New" w:hAnsi="Courier New" w:cs="Courier New" w:hint="default"/>
+      </w:rPr>
+    </w:lvl>
+    <w:lvl w:ilvl="5" w:tplc="04160005" w:tentative="1">
+      <w:start w:val="1"/>
+      <w:numFmt w:val="bullet"/>
+      <w:lvlText w:val=""/>
+      <w:lvlJc w:val="left"/>
+      <w:pPr>
+        <w:ind w:left="5736" w:hanging="360"/>
+      </w:pPr>
+      <w:rPr>
+        <w:rFonts w:ascii="Wingdings" w:hAnsi="Wingdings" w:hint="default"/>
+      </w:rPr>
+    </w:lvl>
+    <w:lvl w:ilvl="6" w:tplc="04160001" w:tentative="1">
+      <w:start w:val="1"/>
+      <w:numFmt w:val="bullet"/>
+      <w:lvlText w:val=""/>
+      <w:lvlJc w:val="left"/>
+      <w:pPr>
+        <w:ind w:left="6456" w:hanging="360"/>
+      </w:pPr>
+      <w:rPr>
+        <w:rFonts w:ascii="Symbol" w:hAnsi="Symbol" w:hint="default"/>
+      </w:rPr>
+    </w:lvl>
+    <w:lvl w:ilvl="7" w:tplc="04160003" w:tentative="1">
+      <w:start w:val="1"/>
+      <w:numFmt w:val="bullet"/>
+      <w:lvlText w:val="o"/>
+      <w:lvlJc w:val="left"/>
+      <w:pPr>
+        <w:ind w:left="7176" w:hanging="360"/>
+      </w:pPr>
+      <w:rPr>
+        <w:rFonts w:ascii="Courier New" w:hAnsi="Courier New" w:cs="Courier New" w:hint="default"/>
+      </w:rPr>
+    </w:lvl>
+    <w:lvl w:ilvl="8" w:tplc="04160005" w:tentative="1">
+      <w:start w:val="1"/>
+      <w:numFmt w:val="bullet"/>
+      <w:lvlText w:val=""/>
+      <w:lvlJc w:val="left"/>
+      <w:pPr>
+        <w:ind w:left="7896" w:hanging="360"/>
+      </w:pPr>
+      <w:rPr>
+        <w:rFonts w:ascii="Wingdings" w:hAnsi="Wingdings" w:hint="default"/>
+      </w:rPr>
+    </w:lvl>
+  </w:abstractNum>
+  <w:abstractNum w:abstractNumId="47" w15:restartNumberingAfterBreak="0">
     <w:nsid w:val="65C049AF"/>
     <w:multiLevelType w:val="hybridMultilevel"/>
     <w:tmpl w:val="A1B897CA"/>
@@ -5573,7 +11697,7 @@
       </w:pPr>
     </w:lvl>
   </w:abstractNum>
-  <w:abstractNum w:abstractNumId="34" w15:restartNumberingAfterBreak="0">
+  <w:abstractNum w:abstractNumId="48" w15:restartNumberingAfterBreak="0">
     <w:nsid w:val="6619076A"/>
     <w:multiLevelType w:val="hybridMultilevel"/>
     <w:tmpl w:val="3F72458A"/>
@@ -5686,7 +11810,156 @@
       </w:rPr>
     </w:lvl>
   </w:abstractNum>
-  <w:abstractNum w:abstractNumId="35" w15:restartNumberingAfterBreak="0">
+  <w:abstractNum w:abstractNumId="49" w15:restartNumberingAfterBreak="0">
+    <w:nsid w:val="68AF4228"/>
+    <w:multiLevelType w:val="multilevel"/>
+    <w:tmpl w:val="83DE7E40"/>
+    <w:lvl w:ilvl="0">
+      <w:start w:val="1"/>
+      <w:numFmt w:val="bullet"/>
+      <w:lvlText w:val=""/>
+      <w:lvlJc w:val="left"/>
+      <w:pPr>
+        <w:tabs>
+          <w:tab w:val="num" w:pos="1068"/>
+        </w:tabs>
+        <w:ind w:left="1068" w:hanging="360"/>
+      </w:pPr>
+      <w:rPr>
+        <w:rFonts w:ascii="Symbol" w:hAnsi="Symbol" w:hint="default"/>
+        <w:sz w:val="20"/>
+      </w:rPr>
+    </w:lvl>
+    <w:lvl w:ilvl="1" w:tentative="1">
+      <w:start w:val="1"/>
+      <w:numFmt w:val="bullet"/>
+      <w:lvlText w:val="o"/>
+      <w:lvlJc w:val="left"/>
+      <w:pPr>
+        <w:tabs>
+          <w:tab w:val="num" w:pos="1788"/>
+        </w:tabs>
+        <w:ind w:left="1788" w:hanging="360"/>
+      </w:pPr>
+      <w:rPr>
+        <w:rFonts w:ascii="Courier New" w:hAnsi="Courier New" w:hint="default"/>
+        <w:sz w:val="20"/>
+      </w:rPr>
+    </w:lvl>
+    <w:lvl w:ilvl="2" w:tentative="1">
+      <w:start w:val="1"/>
+      <w:numFmt w:val="bullet"/>
+      <w:lvlText w:val=""/>
+      <w:lvlJc w:val="left"/>
+      <w:pPr>
+        <w:tabs>
+          <w:tab w:val="num" w:pos="2508"/>
+        </w:tabs>
+        <w:ind w:left="2508" w:hanging="360"/>
+      </w:pPr>
+      <w:rPr>
+        <w:rFonts w:ascii="Wingdings" w:hAnsi="Wingdings" w:hint="default"/>
+        <w:sz w:val="20"/>
+      </w:rPr>
+    </w:lvl>
+    <w:lvl w:ilvl="3" w:tentative="1">
+      <w:start w:val="1"/>
+      <w:numFmt w:val="bullet"/>
+      <w:lvlText w:val=""/>
+      <w:lvlJc w:val="left"/>
+      <w:pPr>
+        <w:tabs>
+          <w:tab w:val="num" w:pos="3228"/>
+        </w:tabs>
+        <w:ind w:left="3228" w:hanging="360"/>
+      </w:pPr>
+      <w:rPr>
+        <w:rFonts w:ascii="Wingdings" w:hAnsi="Wingdings" w:hint="default"/>
+        <w:sz w:val="20"/>
+      </w:rPr>
+    </w:lvl>
+    <w:lvl w:ilvl="4" w:tentative="1">
+      <w:start w:val="1"/>
+      <w:numFmt w:val="bullet"/>
+      <w:lvlText w:val=""/>
+      <w:lvlJc w:val="left"/>
+      <w:pPr>
+        <w:tabs>
+          <w:tab w:val="num" w:pos="3948"/>
+        </w:tabs>
+        <w:ind w:left="3948" w:hanging="360"/>
+      </w:pPr>
+      <w:rPr>
+        <w:rFonts w:ascii="Wingdings" w:hAnsi="Wingdings" w:hint="default"/>
+        <w:sz w:val="20"/>
+      </w:rPr>
+    </w:lvl>
+    <w:lvl w:ilvl="5" w:tentative="1">
+      <w:start w:val="1"/>
+      <w:numFmt w:val="bullet"/>
+      <w:lvlText w:val=""/>
+      <w:lvlJc w:val="left"/>
+      <w:pPr>
+        <w:tabs>
+          <w:tab w:val="num" w:pos="4668"/>
+        </w:tabs>
+        <w:ind w:left="4668" w:hanging="360"/>
+      </w:pPr>
+      <w:rPr>
+        <w:rFonts w:ascii="Wingdings" w:hAnsi="Wingdings" w:hint="default"/>
+        <w:sz w:val="20"/>
+      </w:rPr>
+    </w:lvl>
+    <w:lvl w:ilvl="6" w:tentative="1">
+      <w:start w:val="1"/>
+      <w:numFmt w:val="bullet"/>
+      <w:lvlText w:val=""/>
+      <w:lvlJc w:val="left"/>
+      <w:pPr>
+        <w:tabs>
+          <w:tab w:val="num" w:pos="5388"/>
+        </w:tabs>
+        <w:ind w:left="5388" w:hanging="360"/>
+      </w:pPr>
+      <w:rPr>
+        <w:rFonts w:ascii="Wingdings" w:hAnsi="Wingdings" w:hint="default"/>
+        <w:sz w:val="20"/>
+      </w:rPr>
+    </w:lvl>
+    <w:lvl w:ilvl="7" w:tentative="1">
+      <w:start w:val="1"/>
+      <w:numFmt w:val="bullet"/>
+      <w:lvlText w:val=""/>
+      <w:lvlJc w:val="left"/>
+      <w:pPr>
+        <w:tabs>
+          <w:tab w:val="num" w:pos="6108"/>
+        </w:tabs>
+        <w:ind w:left="6108" w:hanging="360"/>
+      </w:pPr>
+      <w:rPr>
+        <w:rFonts w:ascii="Wingdings" w:hAnsi="Wingdings" w:hint="default"/>
+        <w:sz w:val="20"/>
+      </w:rPr>
+    </w:lvl>
+    <w:lvl w:ilvl="8" w:tentative="1">
+      <w:start w:val="1"/>
+      <w:numFmt w:val="bullet"/>
+      <w:lvlText w:val=""/>
+      <w:lvlJc w:val="left"/>
+      <w:pPr>
+        <w:tabs>
+          <w:tab w:val="num" w:pos="6828"/>
+        </w:tabs>
+        <w:ind w:left="6828" w:hanging="360"/>
+      </w:pPr>
+      <w:rPr>
+        <w:rFonts w:ascii="Wingdings" w:hAnsi="Wingdings" w:hint="default"/>
+        <w:sz w:val="20"/>
+      </w:rPr>
+    </w:lvl>
+  </w:abstractNum>
+  <w:abstractNum w:abstractNumId="50" w15:restartNumberingAfterBreak="0">
     <w:nsid w:val="69693F66"/>
     <w:multiLevelType w:val="hybridMultilevel"/>
     <w:tmpl w:val="394EDC66"/>
@@ -5774,7 +12047,7 @@
       </w:pPr>
     </w:lvl>
   </w:abstractNum>
-  <w:abstractNum w:abstractNumId="36" w15:restartNumberingAfterBreak="0">
+  <w:abstractNum w:abstractNumId="51" w15:restartNumberingAfterBreak="0">
     <w:nsid w:val="6BA849E3"/>
     <w:multiLevelType w:val="hybridMultilevel"/>
     <w:tmpl w:val="CBA4FA04"/>
@@ -5865,7 +12138,7 @@
       </w:pPr>
     </w:lvl>
   </w:abstractNum>
-  <w:abstractNum w:abstractNumId="37" w15:restartNumberingAfterBreak="0">
+  <w:abstractNum w:abstractNumId="52" w15:restartNumberingAfterBreak="0">
     <w:nsid w:val="6E3B26EF"/>
     <w:multiLevelType w:val="multilevel"/>
     <w:tmpl w:val="FFFFFFFF"/>
@@ -6014,7 +12287,7 @@
       </w:rPr>
     </w:lvl>
   </w:abstractNum>
-  <w:abstractNum w:abstractNumId="38" w15:restartNumberingAfterBreak="0">
+  <w:abstractNum w:abstractNumId="53" w15:restartNumberingAfterBreak="0">
     <w:nsid w:val="73B0779D"/>
     <w:multiLevelType w:val="hybridMultilevel"/>
     <w:tmpl w:val="EB46946E"/>
@@ -6100,7 +12373,156 @@
       </w:pPr>
     </w:lvl>
   </w:abstractNum>
-  <w:abstractNum w:abstractNumId="39" w15:restartNumberingAfterBreak="0">
+  <w:abstractNum w:abstractNumId="54" w15:restartNumberingAfterBreak="0">
+    <w:nsid w:val="75087418"/>
+    <w:multiLevelType w:val="multilevel"/>
+    <w:tmpl w:val="226E2820"/>
+    <w:lvl w:ilvl="0">
+      <w:start w:val="1"/>
+      <w:numFmt w:val="bullet"/>
+      <w:lvlText w:val=""/>
+      <w:lvlJc w:val="left"/>
+      <w:pPr>
+        <w:tabs>
+          <w:tab w:val="num" w:pos="720"/>
+        </w:tabs>
+        <w:ind w:left="720" w:hanging="360"/>
+      </w:pPr>
+      <w:rPr>
+        <w:rFonts w:ascii="Symbol" w:hAnsi="Symbol" w:hint="default"/>
+        <w:sz w:val="20"/>
+      </w:rPr>
+    </w:lvl>
+    <w:lvl w:ilvl="1" w:tentative="1">
+      <w:start w:val="1"/>
+      <w:numFmt w:val="bullet"/>
+      <w:lvlText w:val="o"/>
+      <w:lvlJc w:val="left"/>
+      <w:pPr>
+        <w:tabs>
+          <w:tab w:val="num" w:pos="1440"/>
+        </w:tabs>
+        <w:ind w:left="1440" w:hanging="360"/>
+      </w:pPr>
+      <w:rPr>
+        <w:rFonts w:ascii="Courier New" w:hAnsi="Courier New" w:hint="default"/>
+        <w:sz w:val="20"/>
+      </w:rPr>
+    </w:lvl>
+    <w:lvl w:ilvl="2" w:tentative="1">
+      <w:start w:val="1"/>
+      <w:numFmt w:val="bullet"/>
+      <w:lvlText w:val=""/>
+      <w:lvlJc w:val="left"/>
+      <w:pPr>
+        <w:tabs>
+          <w:tab w:val="num" w:pos="2160"/>
+        </w:tabs>
+        <w:ind w:left="2160" w:hanging="360"/>
+      </w:pPr>
+      <w:rPr>
+        <w:rFonts w:ascii="Wingdings" w:hAnsi="Wingdings" w:hint="default"/>
+        <w:sz w:val="20"/>
+      </w:rPr>
+    </w:lvl>
+    <w:lvl w:ilvl="3" w:tentative="1">
+      <w:start w:val="1"/>
+      <w:numFmt w:val="bullet"/>
+      <w:lvlText w:val=""/>
+      <w:lvlJc w:val="left"/>
+      <w:pPr>
+        <w:tabs>
+          <w:tab w:val="num" w:pos="2880"/>
+        </w:tabs>
+        <w:ind w:left="2880" w:hanging="360"/>
+      </w:pPr>
+      <w:rPr>
+        <w:rFonts w:ascii="Wingdings" w:hAnsi="Wingdings" w:hint="default"/>
+        <w:sz w:val="20"/>
+      </w:rPr>
+    </w:lvl>
+    <w:lvl w:ilvl="4" w:tentative="1">
+      <w:start w:val="1"/>
+      <w:numFmt w:val="bullet"/>
+      <w:lvlText w:val=""/>
+      <w:lvlJc w:val="left"/>
+      <w:pPr>
+        <w:tabs>
+          <w:tab w:val="num" w:pos="3600"/>
+        </w:tabs>
+        <w:ind w:left="3600" w:hanging="360"/>
+      </w:pPr>
+      <w:rPr>
+        <w:rFonts w:ascii="Wingdings" w:hAnsi="Wingdings" w:hint="default"/>
+        <w:sz w:val="20"/>
+      </w:rPr>
+    </w:lvl>
+    <w:lvl w:ilvl="5" w:tentative="1">
+      <w:start w:val="1"/>
+      <w:numFmt w:val="bullet"/>
+      <w:lvlText w:val=""/>
+      <w:lvlJc w:val="left"/>
+      <w:pPr>
+        <w:tabs>
+          <w:tab w:val="num" w:pos="4320"/>
+        </w:tabs>
+        <w:ind w:left="4320" w:hanging="360"/>
+      </w:pPr>
+      <w:rPr>
+        <w:rFonts w:ascii="Wingdings" w:hAnsi="Wingdings" w:hint="default"/>
+        <w:sz w:val="20"/>
+      </w:rPr>
+    </w:lvl>
+    <w:lvl w:ilvl="6" w:tentative="1">
+      <w:start w:val="1"/>
+      <w:numFmt w:val="bullet"/>
+      <w:lvlText w:val=""/>
+      <w:lvlJc w:val="left"/>
+      <w:pPr>
+        <w:tabs>
+          <w:tab w:val="num" w:pos="5040"/>
+        </w:tabs>
+        <w:ind w:left="5040" w:hanging="360"/>
+      </w:pPr>
+      <w:rPr>
+        <w:rFonts w:ascii="Wingdings" w:hAnsi="Wingdings" w:hint="default"/>
+        <w:sz w:val="20"/>
+      </w:rPr>
+    </w:lvl>
+    <w:lvl w:ilvl="7" w:tentative="1">
+      <w:start w:val="1"/>
+      <w:numFmt w:val="bullet"/>
+      <w:lvlText w:val=""/>
+      <w:lvlJc w:val="left"/>
+      <w:pPr>
+        <w:tabs>
+          <w:tab w:val="num" w:pos="5760"/>
+        </w:tabs>
+        <w:ind w:left="5760" w:hanging="360"/>
+      </w:pPr>
+      <w:rPr>
+        <w:rFonts w:ascii="Wingdings" w:hAnsi="Wingdings" w:hint="default"/>
+        <w:sz w:val="20"/>
+      </w:rPr>
+    </w:lvl>
+    <w:lvl w:ilvl="8" w:tentative="1">
+      <w:start w:val="1"/>
+      <w:numFmt w:val="bullet"/>
+      <w:lvlText w:val=""/>
+      <w:lvlJc w:val="left"/>
+      <w:pPr>
+        <w:tabs>
+          <w:tab w:val="num" w:pos="6480"/>
+        </w:tabs>
+        <w:ind w:left="6480" w:hanging="360"/>
+      </w:pPr>
+      <w:rPr>
+        <w:rFonts w:ascii="Wingdings" w:hAnsi="Wingdings" w:hint="default"/>
+        <w:sz w:val="20"/>
+      </w:rPr>
+    </w:lvl>
+  </w:abstractNum>
+  <w:abstractNum w:abstractNumId="55" w15:restartNumberingAfterBreak="0">
     <w:nsid w:val="75365C7D"/>
     <w:multiLevelType w:val="hybridMultilevel"/>
     <w:tmpl w:val="FF422384"/>
@@ -6213,7 +12635,7 @@
       </w:rPr>
     </w:lvl>
   </w:abstractNum>
-  <w:abstractNum w:abstractNumId="40" w15:restartNumberingAfterBreak="0">
+  <w:abstractNum w:abstractNumId="56" w15:restartNumberingAfterBreak="0">
     <w:nsid w:val="785D5530"/>
     <w:multiLevelType w:val="hybridMultilevel"/>
     <w:tmpl w:val="B5BC727C"/>
@@ -6326,7 +12748,7 @@
       </w:rPr>
     </w:lvl>
   </w:abstractNum>
-  <w:abstractNum w:abstractNumId="41" w15:restartNumberingAfterBreak="0">
+  <w:abstractNum w:abstractNumId="57" w15:restartNumberingAfterBreak="0">
     <w:nsid w:val="7B4A18AE"/>
     <w:multiLevelType w:val="hybridMultilevel"/>
     <w:tmpl w:val="FFF63EC6"/>
@@ -6439,7 +12861,156 @@
       </w:rPr>
     </w:lvl>
   </w:abstractNum>
-  <w:abstractNum w:abstractNumId="42" w15:restartNumberingAfterBreak="0">
+  <w:abstractNum w:abstractNumId="58" w15:restartNumberingAfterBreak="0">
+    <w:nsid w:val="7D1F5E08"/>
+    <w:multiLevelType w:val="multilevel"/>
+    <w:tmpl w:val="5816D4C8"/>
+    <w:lvl w:ilvl="0">
+      <w:start w:val="1"/>
+      <w:numFmt w:val="bullet"/>
+      <w:lvlText w:val=""/>
+      <w:lvlJc w:val="left"/>
+      <w:pPr>
+        <w:tabs>
+          <w:tab w:val="num" w:pos="720"/>
+        </w:tabs>
+        <w:ind w:left="720" w:hanging="360"/>
+      </w:pPr>
+      <w:rPr>
+        <w:rFonts w:ascii="Symbol" w:hAnsi="Symbol" w:hint="default"/>
+        <w:sz w:val="20"/>
+      </w:rPr>
+    </w:lvl>
+    <w:lvl w:ilvl="1" w:tentative="1">
+      <w:start w:val="1"/>
+      <w:numFmt w:val="bullet"/>
+      <w:lvlText w:val="o"/>
+      <w:lvlJc w:val="left"/>
+      <w:pPr>
+        <w:tabs>
+          <w:tab w:val="num" w:pos="1440"/>
+        </w:tabs>
+        <w:ind w:left="1440" w:hanging="360"/>
+      </w:pPr>
+      <w:rPr>
+        <w:rFonts w:ascii="Courier New" w:hAnsi="Courier New" w:hint="default"/>
+        <w:sz w:val="20"/>
+      </w:rPr>
+    </w:lvl>
+    <w:lvl w:ilvl="2" w:tentative="1">
+      <w:start w:val="1"/>
+      <w:numFmt w:val="bullet"/>
+      <w:lvlText w:val=""/>
+      <w:lvlJc w:val="left"/>
+      <w:pPr>
+        <w:tabs>
+          <w:tab w:val="num" w:pos="2160"/>
+        </w:tabs>
+        <w:ind w:left="2160" w:hanging="360"/>
+      </w:pPr>
+      <w:rPr>
+        <w:rFonts w:ascii="Wingdings" w:hAnsi="Wingdings" w:hint="default"/>
+        <w:sz w:val="20"/>
+      </w:rPr>
+    </w:lvl>
+    <w:lvl w:ilvl="3" w:tentative="1">
+      <w:start w:val="1"/>
+      <w:numFmt w:val="bullet"/>
+      <w:lvlText w:val=""/>
+      <w:lvlJc w:val="left"/>
+      <w:pPr>
+        <w:tabs>
+          <w:tab w:val="num" w:pos="2880"/>
+        </w:tabs>
+        <w:ind w:left="2880" w:hanging="360"/>
+      </w:pPr>
+      <w:rPr>
+        <w:rFonts w:ascii="Wingdings" w:hAnsi="Wingdings" w:hint="default"/>
+        <w:sz w:val="20"/>
+      </w:rPr>
+    </w:lvl>
+    <w:lvl w:ilvl="4" w:tentative="1">
+      <w:start w:val="1"/>
+      <w:numFmt w:val="bullet"/>
+      <w:lvlText w:val=""/>
+      <w:lvlJc w:val="left"/>
+      <w:pPr>
+        <w:tabs>
+          <w:tab w:val="num" w:pos="3600"/>
+        </w:tabs>
+        <w:ind w:left="3600" w:hanging="360"/>
+      </w:pPr>
+      <w:rPr>
+        <w:rFonts w:ascii="Wingdings" w:hAnsi="Wingdings" w:hint="default"/>
+        <w:sz w:val="20"/>
+      </w:rPr>
+    </w:lvl>
+    <w:lvl w:ilvl="5" w:tentative="1">
+      <w:start w:val="1"/>
+      <w:numFmt w:val="bullet"/>
+      <w:lvlText w:val=""/>
+      <w:lvlJc w:val="left"/>
+      <w:pPr>
+        <w:tabs>
+          <w:tab w:val="num" w:pos="4320"/>
+        </w:tabs>
+        <w:ind w:left="4320" w:hanging="360"/>
+      </w:pPr>
+      <w:rPr>
+        <w:rFonts w:ascii="Wingdings" w:hAnsi="Wingdings" w:hint="default"/>
+        <w:sz w:val="20"/>
+      </w:rPr>
+    </w:lvl>
+    <w:lvl w:ilvl="6" w:tentative="1">
+      <w:start w:val="1"/>
+      <w:numFmt w:val="bullet"/>
+      <w:lvlText w:val=""/>
+      <w:lvlJc w:val="left"/>
+      <w:pPr>
+        <w:tabs>
+          <w:tab w:val="num" w:pos="5040"/>
+        </w:tabs>
+        <w:ind w:left="5040" w:hanging="360"/>
+      </w:pPr>
+      <w:rPr>
+        <w:rFonts w:ascii="Wingdings" w:hAnsi="Wingdings" w:hint="default"/>
+        <w:sz w:val="20"/>
+      </w:rPr>
+    </w:lvl>
+    <w:lvl w:ilvl="7" w:tentative="1">
+      <w:start w:val="1"/>
+      <w:numFmt w:val="bullet"/>
+      <w:lvlText w:val=""/>
+      <w:lvlJc w:val="left"/>
+      <w:pPr>
+        <w:tabs>
+          <w:tab w:val="num" w:pos="5760"/>
+        </w:tabs>
+        <w:ind w:left="5760" w:hanging="360"/>
+      </w:pPr>
+      <w:rPr>
+        <w:rFonts w:ascii="Wingdings" w:hAnsi="Wingdings" w:hint="default"/>
+        <w:sz w:val="20"/>
+      </w:rPr>
+    </w:lvl>
+    <w:lvl w:ilvl="8" w:tentative="1">
+      <w:start w:val="1"/>
+      <w:numFmt w:val="bullet"/>
+      <w:lvlText w:val=""/>
+      <w:lvlJc w:val="left"/>
+      <w:pPr>
+        <w:tabs>
+          <w:tab w:val="num" w:pos="6480"/>
+        </w:tabs>
+        <w:ind w:left="6480" w:hanging="360"/>
+      </w:pPr>
+      <w:rPr>
+        <w:rFonts w:ascii="Wingdings" w:hAnsi="Wingdings" w:hint="default"/>
+        <w:sz w:val="20"/>
+      </w:rPr>
+    </w:lvl>
+  </w:abstractNum>
+  <w:abstractNum w:abstractNumId="59" w15:restartNumberingAfterBreak="0">
     <w:nsid w:val="7D6E358A"/>
     <w:multiLevelType w:val="multilevel"/>
     <w:tmpl w:val="34E6E0F6"/>
@@ -6589,133 +13160,184 @@
     </w:lvl>
   </w:abstractNum>
   <w:num w:numId="1" w16cid:durableId="352919654">
+    <w:abstractNumId w:val="47"/>
+  </w:num>
+  <w:num w:numId="2" w16cid:durableId="2134058961">
+    <w:abstractNumId w:val="35"/>
+  </w:num>
+  <w:num w:numId="3" w16cid:durableId="947660964">
+    <w:abstractNumId w:val="26"/>
+  </w:num>
+  <w:num w:numId="4" w16cid:durableId="593126212">
+    <w:abstractNumId w:val="55"/>
+  </w:num>
+  <w:num w:numId="5" w16cid:durableId="37516598">
+    <w:abstractNumId w:val="36"/>
+  </w:num>
+  <w:num w:numId="6" w16cid:durableId="1101140664">
+    <w:abstractNumId w:val="39"/>
+  </w:num>
+  <w:num w:numId="7" w16cid:durableId="261577009">
+    <w:abstractNumId w:val="45"/>
+  </w:num>
+  <w:num w:numId="8" w16cid:durableId="1619215431">
+    <w:abstractNumId w:val="14"/>
+  </w:num>
+  <w:num w:numId="9" w16cid:durableId="813449808">
+    <w:abstractNumId w:val="43"/>
+  </w:num>
+  <w:num w:numId="10" w16cid:durableId="1570337232">
+    <w:abstractNumId w:val="57"/>
+  </w:num>
+  <w:num w:numId="11" w16cid:durableId="1587378239">
+    <w:abstractNumId w:val="51"/>
+  </w:num>
+  <w:num w:numId="12" w16cid:durableId="99379106">
+    <w:abstractNumId w:val="2"/>
+  </w:num>
+  <w:num w:numId="13" w16cid:durableId="1929188146">
+    <w:abstractNumId w:val="28"/>
+  </w:num>
+  <w:num w:numId="14" w16cid:durableId="2122415036">
+    <w:abstractNumId w:val="23"/>
+  </w:num>
+  <w:num w:numId="15" w16cid:durableId="1767462234">
+    <w:abstractNumId w:val="38"/>
+  </w:num>
+  <w:num w:numId="16" w16cid:durableId="1046486887">
+    <w:abstractNumId w:val="17"/>
+  </w:num>
+  <w:num w:numId="17" w16cid:durableId="1887401258">
+    <w:abstractNumId w:val="52"/>
+  </w:num>
+  <w:num w:numId="18" w16cid:durableId="363873536">
+    <w:abstractNumId w:val="30"/>
+  </w:num>
+  <w:num w:numId="19" w16cid:durableId="372121717">
+    <w:abstractNumId w:val="19"/>
+  </w:num>
+  <w:num w:numId="20" w16cid:durableId="7871061">
+    <w:abstractNumId w:val="27"/>
+  </w:num>
+  <w:num w:numId="21" w16cid:durableId="1337463784">
+    <w:abstractNumId w:val="8"/>
+  </w:num>
+  <w:num w:numId="22" w16cid:durableId="1878543061">
+    <w:abstractNumId w:val="41"/>
+  </w:num>
+  <w:num w:numId="23" w16cid:durableId="1529023680">
+    <w:abstractNumId w:val="50"/>
+  </w:num>
+  <w:num w:numId="24" w16cid:durableId="1231501325">
+    <w:abstractNumId w:val="4"/>
+  </w:num>
+  <w:num w:numId="25" w16cid:durableId="1015308669">
+    <w:abstractNumId w:val="31"/>
+  </w:num>
+  <w:num w:numId="26" w16cid:durableId="258877118">
+    <w:abstractNumId w:val="5"/>
+  </w:num>
+  <w:num w:numId="27" w16cid:durableId="348145312">
+    <w:abstractNumId w:val="21"/>
+  </w:num>
+  <w:num w:numId="28" w16cid:durableId="1755584665">
     <w:abstractNumId w:val="33"/>
   </w:num>
-  <w:num w:numId="2" w16cid:durableId="2134058961">
-    <w:abstractNumId w:val="23"/>
+  <w:num w:numId="29" w16cid:durableId="1237476759">
+    <w:abstractNumId w:val="6"/>
   </w:num>
-  <w:num w:numId="3" w16cid:durableId="947660964">
-    <w:abstractNumId w:val="17"/>
+  <w:num w:numId="30" w16cid:durableId="129907416">
+    <w:abstractNumId w:val="20"/>
   </w:num>
-  <w:num w:numId="4" w16cid:durableId="593126212">
-    <w:abstractNumId w:val="39"/>
+  <w:num w:numId="31" w16cid:durableId="1049647047">
+    <w:abstractNumId w:val="18"/>
   </w:num>
-  <w:num w:numId="5" w16cid:durableId="37516598">
+  <w:num w:numId="32" w16cid:durableId="1135831108">
+    <w:abstractNumId w:val="22"/>
+  </w:num>
+  <w:num w:numId="33" w16cid:durableId="805777804">
+    <w:abstractNumId w:val="9"/>
+  </w:num>
+  <w:num w:numId="34" w16cid:durableId="1636064455">
+    <w:abstractNumId w:val="1"/>
+  </w:num>
+  <w:num w:numId="35" w16cid:durableId="786393811">
+    <w:abstractNumId w:val="48"/>
+  </w:num>
+  <w:num w:numId="36" w16cid:durableId="555967944">
+    <w:abstractNumId w:val="56"/>
+  </w:num>
+  <w:num w:numId="37" w16cid:durableId="1841117977">
+    <w:abstractNumId w:val="40"/>
+  </w:num>
+  <w:num w:numId="38" w16cid:durableId="223176482">
+    <w:abstractNumId w:val="59"/>
+  </w:num>
+  <w:num w:numId="39" w16cid:durableId="965619613">
+    <w:abstractNumId w:val="44"/>
+  </w:num>
+  <w:num w:numId="40" w16cid:durableId="196819097">
+    <w:abstractNumId w:val="10"/>
+  </w:num>
+  <w:num w:numId="41" w16cid:durableId="882443025">
+    <w:abstractNumId w:val="37"/>
+  </w:num>
+  <w:num w:numId="42" w16cid:durableId="1959678483">
+    <w:abstractNumId w:val="53"/>
+  </w:num>
+  <w:num w:numId="43" w16cid:durableId="1807358788">
+    <w:abstractNumId w:val="25"/>
+  </w:num>
+  <w:num w:numId="44" w16cid:durableId="1147553981">
+    <w:abstractNumId w:val="32"/>
+  </w:num>
+  <w:num w:numId="45" w16cid:durableId="808789029">
+    <w:abstractNumId w:val="34"/>
+  </w:num>
+  <w:num w:numId="46" w16cid:durableId="213196492">
+    <w:abstractNumId w:val="15"/>
+  </w:num>
+  <w:num w:numId="47" w16cid:durableId="654332411">
     <w:abstractNumId w:val="24"/>
   </w:num>
-  <w:num w:numId="6" w16cid:durableId="1101140664">
-    <w:abstractNumId w:val="27"/>
+  <w:num w:numId="48" w16cid:durableId="1947691180">
+    <w:abstractNumId w:val="42"/>
   </w:num>
-  <w:num w:numId="7" w16cid:durableId="261577009">
-    <w:abstractNumId w:val="32"/>
+  <w:num w:numId="49" w16cid:durableId="753623419">
+    <w:abstractNumId w:val="46"/>
   </w:num>
-  <w:num w:numId="8" w16cid:durableId="1619215431">
-    <w:abstractNumId w:val="8"/>
+  <w:num w:numId="50" w16cid:durableId="2119257804">
+    <w:abstractNumId w:val="7"/>
   </w:num>
-  <w:num w:numId="9" w16cid:durableId="813449808">
-    <w:abstractNumId w:val="30"/>
+  <w:num w:numId="51" w16cid:durableId="1795440258">
+    <w:abstractNumId w:val="54"/>
   </w:num>
-  <w:num w:numId="10" w16cid:durableId="1570337232">
-    <w:abstractNumId w:val="41"/>
+  <w:num w:numId="52" w16cid:durableId="1360475358">
+    <w:abstractNumId w:val="16"/>
   </w:num>
-  <w:num w:numId="11" w16cid:durableId="1587378239">
-    <w:abstractNumId w:val="36"/>
+  <w:num w:numId="53" w16cid:durableId="1540388851">
+    <w:abstractNumId w:val="58"/>
   </w:num>
-  <w:num w:numId="12" w16cid:durableId="99379106">
-    <w:abstractNumId w:val="1"/>
+  <w:num w:numId="54" w16cid:durableId="821895666">
+    <w:abstractNumId w:val="3"/>
   </w:num>
-  <w:num w:numId="13" w16cid:durableId="1929188146">
-    <w:abstractNumId w:val="19"/>
+  <w:num w:numId="55" w16cid:durableId="2128352827">
+    <w:abstractNumId w:val="49"/>
   </w:num>
-  <w:num w:numId="14" w16cid:durableId="2122415036">
-    <w:abstractNumId w:val="15"/>
+  <w:num w:numId="56" w16cid:durableId="2099598273">
+    <w:abstractNumId w:val="29"/>
   </w:num>
-  <w:num w:numId="15" w16cid:durableId="1767462234">
-    <w:abstractNumId w:val="26"/>
+  <w:num w:numId="57" w16cid:durableId="1978412364">
+    <w:abstractNumId w:val="0"/>
   </w:num>
-  <w:num w:numId="16" w16cid:durableId="1046486887">
-    <w:abstractNumId w:val="9"/>
-  </w:num>
-  <w:num w:numId="17" w16cid:durableId="1887401258">
-    <w:abstractNumId w:val="37"/>
-  </w:num>
-  <w:num w:numId="18" w16cid:durableId="363873536">
-    <w:abstractNumId w:val="20"/>
-  </w:num>
-  <w:num w:numId="19" w16cid:durableId="372121717">
+  <w:num w:numId="58" w16cid:durableId="59331336">
     <w:abstractNumId w:val="11"/>
   </w:num>
-  <w:num w:numId="20" w16cid:durableId="7871061">
-    <w:abstractNumId w:val="18"/>
-  </w:num>
-  <w:num w:numId="21" w16cid:durableId="1337463784">
-    <w:abstractNumId w:val="5"/>
-  </w:num>
-  <w:num w:numId="22" w16cid:durableId="1878543061">
-    <w:abstractNumId w:val="29"/>
-  </w:num>
-  <w:num w:numId="23" w16cid:durableId="1529023680">
-    <w:abstractNumId w:val="35"/>
-  </w:num>
-  <w:num w:numId="24" w16cid:durableId="1231501325">
-    <w:abstractNumId w:val="2"/>
-  </w:num>
-  <w:num w:numId="25" w16cid:durableId="1015308669">
-    <w:abstractNumId w:val="21"/>
-  </w:num>
-  <w:num w:numId="26" w16cid:durableId="258877118">
-    <w:abstractNumId w:val="3"/>
-  </w:num>
-  <w:num w:numId="27" w16cid:durableId="348145312">
-    <w:abstractNumId w:val="13"/>
-  </w:num>
-  <w:num w:numId="28" w16cid:durableId="1755584665">
-    <w:abstractNumId w:val="22"/>
-  </w:num>
-  <w:num w:numId="29" w16cid:durableId="1237476759">
-    <w:abstractNumId w:val="4"/>
-  </w:num>
-  <w:num w:numId="30" w16cid:durableId="129907416">
+  <w:num w:numId="59" w16cid:durableId="76366132">
     <w:abstractNumId w:val="12"/>
   </w:num>
-  <w:num w:numId="31" w16cid:durableId="1049647047">
-    <w:abstractNumId w:val="10"/>
-  </w:num>
-  <w:num w:numId="32" w16cid:durableId="1135831108">
-    <w:abstractNumId w:val="14"/>
-  </w:num>
-  <w:num w:numId="33" w16cid:durableId="805777804">
-    <w:abstractNumId w:val="6"/>
-  </w:num>
-  <w:num w:numId="34" w16cid:durableId="1636064455">
-    <w:abstractNumId w:val="0"/>
-  </w:num>
-  <w:num w:numId="35" w16cid:durableId="786393811">
-    <w:abstractNumId w:val="34"/>
-  </w:num>
-  <w:num w:numId="36" w16cid:durableId="555967944">
-    <w:abstractNumId w:val="40"/>
-  </w:num>
-  <w:num w:numId="37" w16cid:durableId="1841117977">
-    <w:abstractNumId w:val="28"/>
-  </w:num>
-  <w:num w:numId="38" w16cid:durableId="223176482">
-    <w:abstractNumId w:val="42"/>
-  </w:num>
-  <w:num w:numId="39" w16cid:durableId="965619613">
-    <w:abstractNumId w:val="31"/>
-  </w:num>
-  <w:num w:numId="40" w16cid:durableId="196819097">
-    <w:abstractNumId w:val="7"/>
-  </w:num>
-  <w:num w:numId="41" w16cid:durableId="882443025">
-    <w:abstractNumId w:val="25"/>
-  </w:num>
-  <w:num w:numId="42" w16cid:durableId="1959678483">
-    <w:abstractNumId w:val="38"/>
-  </w:num>
-  <w:num w:numId="43" w16cid:durableId="1807358788">
-    <w:abstractNumId w:val="16"/>
+  <w:num w:numId="60" w16cid:durableId="28142870">
+    <w:abstractNumId w:val="13"/>
   </w:num>
 </w:numbering>
 </file>
@@ -7699,6 +14321,92 @@
     <w:uiPriority w:val="99"/>
     <w:rsid w:val="008721D6"/>
   </w:style>
+  <w:style w:type="character" w:styleId="Hyperlink">
+    <w:name w:val="Hyperlink"/>
+    <w:basedOn w:val="Fontepargpadro"/>
+    <w:uiPriority w:val="99"/>
+    <w:unhideWhenUsed/>
+    <w:rsid w:val="00711435"/>
+    <w:rPr>
+      <w:color w:val="0563C1" w:themeColor="hyperlink"/>
+      <w:u w:val="single"/>
+    </w:rPr>
+  </w:style>
+  <w:style w:type="character" w:styleId="MenoPendente">
+    <w:name w:val="Unresolved Mention"/>
+    <w:basedOn w:val="Fontepargpadro"/>
+    <w:uiPriority w:val="99"/>
+    <w:semiHidden/>
+    <w:unhideWhenUsed/>
+    <w:rsid w:val="00711435"/>
+    <w:rPr>
+      <w:color w:val="605E5C"/>
+      <w:shd w:val="clear" w:color="auto" w:fill="E1DFDD"/>
+    </w:rPr>
+  </w:style>
+  <w:style w:type="paragraph" w:styleId="NormalWeb">
+    <w:name w:val="Normal (Web)"/>
+    <w:basedOn w:val="Normal"/>
+    <w:uiPriority w:val="99"/>
+    <w:unhideWhenUsed/>
+    <w:rsid w:val="00A204CB"/>
+    <w:pPr>
+      <w:spacing w:before="100" w:beforeAutospacing="1" w:after="100" w:afterAutospacing="1" w:line="240" w:lineRule="auto"/>
+    </w:pPr>
+    <w:rPr>
+      <w:rFonts w:ascii="Times New Roman" w:eastAsia="Times New Roman" w:hAnsi="Times New Roman" w:cs="Times New Roman"/>
+      <w:kern w:val="0"/>
+      <w:sz w:val="24"/>
+      <w:szCs w:val="24"/>
+      <w:lang w:eastAsia="pt-BR"/>
+      <w14:ligatures w14:val="none"/>
+    </w:rPr>
+  </w:style>
+  <w:style w:type="character" w:styleId="Forte">
+    <w:name w:val="Strong"/>
+    <w:basedOn w:val="Fontepargpadro"/>
+    <w:uiPriority w:val="22"/>
+    <w:qFormat/>
+    <w:rsid w:val="00A204CB"/>
+    <w:rPr>
+      <w:b/>
+      <w:bCs/>
+    </w:rPr>
+  </w:style>
+  <w:style w:type="character" w:styleId="CdigoHTML">
+    <w:name w:val="HTML Code"/>
+    <w:basedOn w:val="Fontepargpadro"/>
+    <w:uiPriority w:val="99"/>
+    <w:semiHidden/>
+    <w:unhideWhenUsed/>
+    <w:rsid w:val="001265DE"/>
+    <w:rPr>
+      <w:rFonts w:ascii="Courier New" w:eastAsia="Times New Roman" w:hAnsi="Courier New" w:cs="Courier New"/>
+      <w:sz w:val="20"/>
+      <w:szCs w:val="20"/>
+    </w:rPr>
+  </w:style>
+  <w:style w:type="character" w:styleId="nfase">
+    <w:name w:val="Emphasis"/>
+    <w:basedOn w:val="Fontepargpadro"/>
+    <w:uiPriority w:val="20"/>
+    <w:qFormat/>
+    <w:rsid w:val="001265DE"/>
+    <w:rPr>
+      <w:i/>
+      <w:iCs/>
+    </w:rPr>
+  </w:style>
+  <w:style w:type="character" w:styleId="TextodoEspaoReservado">
+    <w:name w:val="Placeholder Text"/>
+    <w:basedOn w:val="Fontepargpadro"/>
+    <w:uiPriority w:val="99"/>
+    <w:semiHidden/>
+    <w:rsid w:val="00C27CA5"/>
+    <w:rPr>
+      <w:color w:val="666666"/>
+    </w:rPr>
+  </w:style>
 </w:styles>
 </file>
 
@@ -7995,4 +14703,16 @@
     </a:ext>
   </a:extLst>
 </a:theme>
+</file>
+
+<file path=customXml/item1.xml><?xml version="1.0" encoding="utf-8"?>
+<b:Sources xmlns:b="http://schemas.openxmlformats.org/officeDocument/2006/bibliography" xmlns="http://schemas.openxmlformats.org/officeDocument/2006/bibliography" SelectedStyle="\APASixthEditionOfficeOnline.xsl" StyleName="APA" Version="6"/>
+</file>
+
+<file path=customXml/itemProps1.xml><?xml version="1.0" encoding="utf-8"?>
+<ds:datastoreItem xmlns:ds="http://schemas.openxmlformats.org/officeDocument/2006/customXml" ds:itemID="{14F7C2F8-ABEE-46E0-A546-C6FEF2B5697E}">
+  <ds:schemaRefs>
+    <ds:schemaRef ds:uri="http://schemas.openxmlformats.org/officeDocument/2006/bibliography"/>
+  </ds:schemaRefs>
+</ds:datastoreItem>
 </file>
--- a/Network_Validation/Roteiro de Apresentação.docx
+++ b/Network_Validation/Roteiro de Apresentação.docx
@@ -325,13 +325,8 @@
       <w:r>
         <w:t xml:space="preserve">. </w:t>
       </w:r>
-      <w:proofErr w:type="gramStart"/>
-      <w:r>
-        <w:t>Por</w:t>
-      </w:r>
-      <w:proofErr w:type="gramEnd"/>
-      <w:r>
-        <w:t xml:space="preserve"> ser um formato binário contínuo, </w:t>
+      <w:r>
+        <w:t xml:space="preserve">Por ser um formato binário contínuo, </w:t>
       </w:r>
       <w:proofErr w:type="spellStart"/>
       <w:r>
@@ -2219,6 +2214,7 @@
         <w:rPr>
           <w:b/>
           <w:bCs/>
+          <w:noProof/>
         </w:rPr>
         <w:drawing>
           <wp:inline distT="0" distB="0" distL="0" distR="0" wp14:anchorId="32FD9E62" wp14:editId="13F92B8C">
@@ -2300,6 +2296,7 @@
         <w:rPr>
           <w:b/>
           <w:bCs/>
+          <w:noProof/>
         </w:rPr>
         <w:drawing>
           <wp:inline distT="0" distB="0" distL="0" distR="0" wp14:anchorId="6F611C24" wp14:editId="3511E6B5">
@@ -3148,14 +3145,7 @@
           <w:b/>
           <w:bCs/>
         </w:rPr>
-        <w:t>Pré-processamento</w:t>
-      </w:r>
-      <w:r>
-        <w:rPr>
-          <w:b/>
-          <w:bCs/>
-        </w:rPr>
-        <w:t>:</w:t>
+        <w:t>Pré-processamento:</w:t>
       </w:r>
       <w:r>
         <w:rPr>
@@ -3178,14 +3168,7 @@
           <w:b/>
           <w:bCs/>
         </w:rPr>
-        <w:t>T</w:t>
-      </w:r>
-      <w:r>
-        <w:rPr>
-          <w:b/>
-          <w:bCs/>
-        </w:rPr>
-        <w:t>reino:</w:t>
+        <w:t>Treino:</w:t>
       </w:r>
       <w:r>
         <w:t xml:space="preserve"> </w:t>
@@ -3983,6 +3966,7 @@
       </w:pPr>
       <w:r>
         <w:rPr>
+          <w:noProof/>
           <w:color w:val="EE0000"/>
         </w:rPr>
         <w:drawing>
@@ -4052,6 +4036,7 @@
       </w:pPr>
       <w:r>
         <w:rPr>
+          <w:noProof/>
           <w:color w:val="EE0000"/>
         </w:rPr>
         <w:drawing>
@@ -4748,6 +4733,7 @@
       </w:pPr>
       <w:r>
         <w:rPr>
+          <w:noProof/>
           <w:color w:val="0D0D0D" w:themeColor="text1" w:themeTint="F2"/>
         </w:rPr>
         <w:drawing>
@@ -4895,17 +4881,7 @@
           <w:sz w:val="22"/>
           <w:szCs w:val="22"/>
         </w:rPr>
-        <w:t xml:space="preserve">- </w:t>
-      </w:r>
-      <w:r>
-        <w:rPr>
-          <w:rFonts w:asciiTheme="minorHAnsi" w:hAnsiTheme="minorHAnsi" w:cstheme="minorHAnsi"/>
-          <w:b/>
-          <w:bCs/>
-          <w:sz w:val="22"/>
-          <w:szCs w:val="22"/>
-        </w:rPr>
-        <w:t xml:space="preserve">Resolução de entrada: </w:t>
+        <w:t xml:space="preserve">- Resolução de entrada: </w:t>
       </w:r>
       <w:r>
         <w:rPr>
@@ -4935,17 +4911,7 @@
           <w:sz w:val="22"/>
           <w:szCs w:val="22"/>
         </w:rPr>
-        <w:t xml:space="preserve">- </w:t>
-      </w:r>
-      <w:r>
-        <w:rPr>
-          <w:rFonts w:asciiTheme="minorHAnsi" w:hAnsiTheme="minorHAnsi" w:cstheme="minorHAnsi"/>
-          <w:b/>
-          <w:bCs/>
-          <w:sz w:val="22"/>
-          <w:szCs w:val="22"/>
-        </w:rPr>
-        <w:t>Otimizador:</w:t>
+        <w:t>- Otimizador:</w:t>
       </w:r>
       <w:r>
         <w:rPr>
@@ -5031,17 +4997,7 @@
           <w:sz w:val="22"/>
           <w:szCs w:val="22"/>
         </w:rPr>
-        <w:t xml:space="preserve">- </w:t>
-      </w:r>
-      <w:r>
-        <w:rPr>
-          <w:rFonts w:asciiTheme="minorHAnsi" w:hAnsiTheme="minorHAnsi" w:cstheme="minorHAnsi"/>
-          <w:b/>
-          <w:bCs/>
-          <w:sz w:val="22"/>
-          <w:szCs w:val="22"/>
-        </w:rPr>
-        <w:t xml:space="preserve">Batch </w:t>
+        <w:t xml:space="preserve">- Batch </w:t>
       </w:r>
       <w:proofErr w:type="spellStart"/>
       <w:r>
@@ -5205,17 +5161,7 @@
           <w:sz w:val="22"/>
           <w:szCs w:val="22"/>
         </w:rPr>
-        <w:t xml:space="preserve">- </w:t>
-      </w:r>
-      <w:r>
-        <w:rPr>
-          <w:rFonts w:asciiTheme="minorHAnsi" w:hAnsiTheme="minorHAnsi" w:cstheme="minorHAnsi"/>
-          <w:b/>
-          <w:bCs/>
-          <w:sz w:val="22"/>
-          <w:szCs w:val="22"/>
-        </w:rPr>
-        <w:t>Learning rate:</w:t>
+        <w:t>- Learning rate:</w:t>
       </w:r>
       <w:r>
         <w:rPr>
@@ -5280,17 +5226,7 @@
           <w:sz w:val="22"/>
           <w:szCs w:val="22"/>
         </w:rPr>
-        <w:t xml:space="preserve">- </w:t>
-      </w:r>
-      <w:r>
-        <w:rPr>
-          <w:rFonts w:asciiTheme="minorHAnsi" w:hAnsiTheme="minorHAnsi" w:cstheme="minorHAnsi"/>
-          <w:b/>
-          <w:bCs/>
-          <w:sz w:val="22"/>
-          <w:szCs w:val="22"/>
-        </w:rPr>
-        <w:t>Decaimento:</w:t>
+        <w:t>- Decaimento:</w:t>
       </w:r>
       <w:r>
         <w:rPr>
@@ -5648,17 +5584,7 @@
           <w:sz w:val="22"/>
           <w:szCs w:val="22"/>
         </w:rPr>
-        <w:t xml:space="preserve">- </w:t>
-      </w:r>
-      <w:r>
-        <w:rPr>
-          <w:rFonts w:asciiTheme="minorHAnsi" w:hAnsiTheme="minorHAnsi" w:cstheme="minorHAnsi"/>
-          <w:b/>
-          <w:bCs/>
-          <w:sz w:val="22"/>
-          <w:szCs w:val="22"/>
-        </w:rPr>
-        <w:t>Fine-</w:t>
+        <w:t>- Fine-</w:t>
       </w:r>
       <w:proofErr w:type="spellStart"/>
       <w:r>
@@ -5779,6 +5705,7 @@
       <w:r>
         <w:rPr>
           <w:rFonts w:asciiTheme="minorHAnsi" w:hAnsiTheme="minorHAnsi" w:cstheme="minorHAnsi"/>
+          <w:noProof/>
           <w:sz w:val="22"/>
           <w:szCs w:val="22"/>
         </w:rPr>
@@ -6024,6 +5951,7 @@
         <w:rPr>
           <w:b/>
           <w:bCs/>
+          <w:noProof/>
         </w:rPr>
         <w:drawing>
           <wp:inline distT="0" distB="0" distL="0" distR="0" wp14:anchorId="7FC37BB8" wp14:editId="1B12141C">
@@ -6093,7 +6021,23 @@
           <w:b/>
           <w:bCs/>
         </w:rPr>
-        <w:t xml:space="preserve"> pré-treinados</w:t>
+        <w:t xml:space="preserve"> </w:t>
+      </w:r>
+      <w:proofErr w:type="spellStart"/>
+      <w:r>
+        <w:rPr>
+          <w:b/>
+          <w:bCs/>
+        </w:rPr>
+        <w:t>pré</w:t>
+      </w:r>
+      <w:proofErr w:type="spellEnd"/>
+      <w:r>
+        <w:rPr>
+          <w:b/>
+          <w:bCs/>
+        </w:rPr>
+        <w:t>-treinados</w:t>
       </w:r>
     </w:p>
     <w:p>
@@ -6144,6 +6088,7 @@
         <w:rPr>
           <w:b/>
           <w:bCs/>
+          <w:noProof/>
         </w:rPr>
         <w:drawing>
           <wp:inline distT="0" distB="0" distL="0" distR="0" wp14:anchorId="3306E864" wp14:editId="09CF6819">
@@ -6260,12 +6205,119 @@
     </w:p>
     <w:p>
       <w:pPr>
-        <w:rPr>
-          <w:b/>
-          <w:bCs/>
-          <w:color w:val="C00000"/>
-        </w:rPr>
-      </w:pPr>
+        <w:ind w:left="1776"/>
+        <w:rPr>
+          <w:b/>
+          <w:bCs/>
+        </w:rPr>
+      </w:pPr>
+      <w:r>
+        <w:rPr>
+          <w:b/>
+          <w:bCs/>
+        </w:rPr>
+        <w:t>OBSERVAÇÃO 1:</w:t>
+      </w:r>
+    </w:p>
+    <w:p>
+      <w:pPr>
+        <w:ind w:left="708"/>
+        <w:rPr>
+          <w:b/>
+          <w:bCs/>
+        </w:rPr>
+      </w:pPr>
+      <w:r>
+        <w:rPr>
+          <w:b/>
+          <w:bCs/>
+        </w:rPr>
+        <w:drawing>
+          <wp:inline distT="0" distB="0" distL="0" distR="0" wp14:anchorId="3C150F9E" wp14:editId="782FE7EF">
+            <wp:extent cx="5400040" cy="781685"/>
+            <wp:effectExtent l="0" t="0" r="0" b="0"/>
+            <wp:docPr id="1005225276" name="Imagem 1"/>
+            <wp:cNvGraphicFramePr>
+              <a:graphicFrameLocks xmlns:a="http://schemas.openxmlformats.org/drawingml/2006/main" noChangeAspect="1"/>
+            </wp:cNvGraphicFramePr>
+            <a:graphic xmlns:a="http://schemas.openxmlformats.org/drawingml/2006/main">
+              <a:graphicData uri="http://schemas.openxmlformats.org/drawingml/2006/picture">
+                <pic:pic xmlns:pic="http://schemas.openxmlformats.org/drawingml/2006/picture">
+                  <pic:nvPicPr>
+                    <pic:cNvPr id="1005225276" name=""/>
+                    <pic:cNvPicPr/>
+                  </pic:nvPicPr>
+                  <pic:blipFill>
+                    <a:blip r:embed="rId22"/>
+                    <a:stretch>
+                      <a:fillRect/>
+                    </a:stretch>
+                  </pic:blipFill>
+                  <pic:spPr>
+                    <a:xfrm>
+                      <a:off x="0" y="0"/>
+                      <a:ext cx="5400040" cy="781685"/>
+                    </a:xfrm>
+                    <a:prstGeom prst="rect">
+                      <a:avLst/>
+                    </a:prstGeom>
+                  </pic:spPr>
+                </pic:pic>
+              </a:graphicData>
+            </a:graphic>
+          </wp:inline>
+        </w:drawing>
+      </w:r>
+    </w:p>
+    <w:p>
+      <w:pPr>
+        <w:ind w:left="708"/>
+        <w:rPr>
+          <w:b/>
+          <w:bCs/>
+        </w:rPr>
+      </w:pPr>
+      <w:r>
+        <w:rPr>
+          <w:b/>
+          <w:bCs/>
+        </w:rPr>
+        <w:drawing>
+          <wp:inline distT="0" distB="0" distL="0" distR="0" wp14:anchorId="064BD09C" wp14:editId="18C07C17">
+            <wp:extent cx="5400040" cy="3547745"/>
+            <wp:effectExtent l="0" t="0" r="0" b="0"/>
+            <wp:docPr id="190380662" name="Imagem 1"/>
+            <wp:cNvGraphicFramePr>
+              <a:graphicFrameLocks xmlns:a="http://schemas.openxmlformats.org/drawingml/2006/main" noChangeAspect="1"/>
+            </wp:cNvGraphicFramePr>
+            <a:graphic xmlns:a="http://schemas.openxmlformats.org/drawingml/2006/main">
+              <a:graphicData uri="http://schemas.openxmlformats.org/drawingml/2006/picture">
+                <pic:pic xmlns:pic="http://schemas.openxmlformats.org/drawingml/2006/picture">
+                  <pic:nvPicPr>
+                    <pic:cNvPr id="190380662" name=""/>
+                    <pic:cNvPicPr/>
+                  </pic:nvPicPr>
+                  <pic:blipFill>
+                    <a:blip r:embed="rId23"/>
+                    <a:stretch>
+                      <a:fillRect/>
+                    </a:stretch>
+                  </pic:blipFill>
+                  <pic:spPr>
+                    <a:xfrm>
+                      <a:off x="0" y="0"/>
+                      <a:ext cx="5400040" cy="3547745"/>
+                    </a:xfrm>
+                    <a:prstGeom prst="rect">
+                      <a:avLst/>
+                    </a:prstGeom>
+                  </pic:spPr>
+                </pic:pic>
+              </a:graphicData>
+            </a:graphic>
+          </wp:inline>
+        </w:drawing>
+      </w:r>
     </w:p>
     <w:p>
       <w:pPr>
@@ -13945,6 +13997,7 @@
   <w:style w:type="character" w:default="1" w:styleId="Fontepargpadro">
     <w:name w:val="Default Paragraph Font"/>
     <w:uiPriority w:val="1"/>
+    <w:semiHidden/>
     <w:unhideWhenUsed/>
   </w:style>
   <w:style w:type="table" w:default="1" w:styleId="Tabelanormal">
@@ -14407,6 +14460,18 @@
       <w:color w:val="666666"/>
     </w:rPr>
   </w:style>
+  <w:style w:type="character" w:styleId="HiperlinkVisitado">
+    <w:name w:val="FollowedHyperlink"/>
+    <w:basedOn w:val="Fontepargpadro"/>
+    <w:uiPriority w:val="99"/>
+    <w:semiHidden/>
+    <w:unhideWhenUsed/>
+    <w:rsid w:val="00BC0134"/>
+    <w:rPr>
+      <w:color w:val="954F72" w:themeColor="followedHyperlink"/>
+      <w:u w:val="single"/>
+    </w:rPr>
+  </w:style>
 </w:styles>
 </file>
 
